--- a/05-Mayo-Junio/Entregables/2026-06/02-Informe_Optimizacion_Rendimiento_BD_2026-06.docx
+++ b/05-Mayo-Junio/Entregables/2026-06/02-Informe_Optimizacion_Rendimiento_BD_2026-06.docx
@@ -1424,9 +1424,9 @@
 <file path=word/numbering.xml><?xml version="1.0" encoding="utf-8"?>
 <w:numbering xmlns:wpc="http://schemas.microsoft.com/office/word/2010/wordprocessingCanvas" xmlns:cx="http://schemas.microsoft.com/office/drawing/2014/chartex" xmlns:cx1="http://schemas.microsoft.com/office/drawing/2015/9/8/chartex" xmlns:cx2="http://schemas.microsoft.com/office/drawing/2015/10/21/chartex" xmlns:cx3="http://schemas.microsoft.com/office/drawing/2016/5/9/chartex" xmlns:cx4="http://schemas.microsoft.com/office/drawing/2016/5/10/chartex" xmlns:cx5="http://schemas.microsoft.com/office/drawing/2016/5/11/chartex" xmlns:cx6="http://schemas.microsoft.com/office/drawing/2016/5/12/chartex" xmlns:cx7="http://schemas.microsoft.com/office/drawing/2016/5/13/chartex" xmlns:cx8="http://schemas.microsoft.com/office/drawing/2016/5/14/chartex" xmlns:mc="http://schemas.openxmlformats.org/markup-compatibility/2006" xmlns:aink="http://schemas.microsoft.com/office/drawing/2016/ink" xmlns:am3d="http://schemas.microsoft.com/office/drawing/2017/model3d" xmlns:o="urn:schemas-microsoft-com:office:office" xmlns:oel="http://schemas.microsoft.com/office/2019/extlst" xmlns:r="http://schemas.openxmlformats.org/officeDocument/2006/relationships" xmlns:m="http://schemas.openxmlformats.org/officeDocument/2006/math" xmlns:v="urn:schemas-microsoft-com:vml" xmlns:wp14="http://schemas.microsoft.com/office/word/2010/wordprocessingDrawing" xmlns:wp="http://schemas.openxmlformats.org/drawingml/2006/wordprocessingDrawing" xmlns:w10="urn:schemas-microsoft-com:office:word" xmlns:w="http://schemas.openxmlformats.org/wordprocessingml/2006/main" xmlns:w14="http://schemas.microsoft.com/office/word/2010/wordml" xmlns:w15="http://schemas.microsoft.com/office/word/2012/wordml" xmlns:w16cex="http://schemas.microsoft.com/office/word/2018/wordml/cex" xmlns:w16cid="http://schemas.microsoft.com/office/word/2016/wordml/cid" xmlns:w16="http://schemas.microsoft.com/office/word/2018/wordml" xmlns:w16du="http://schemas.microsoft.com/office/word/2023/wordml/word16du" xmlns:w16sdtdh="http://schemas.microsoft.com/office/word/2020/wordml/sdtdatahash" xmlns:w16sdtfl="http://schemas.microsoft.com/office/word/2024/wordml/sdtformatlock" xmlns:w16se="http://schemas.microsoft.com/office/word/2015/wordml/symex" xmlns:wpg="http://schemas.microsoft.com/office/word/2010/wordprocessingGroup" xmlns:wpi="http://schemas.microsoft.com/office/word/2010/wordprocessingInk" xmlns:wne="http://schemas.microsoft.com/office/word/2006/wordml" xmlns:wps="http://schemas.microsoft.com/office/word/2010/wordprocessingShape" mc:Ignorable="w14 w15 w16se w16cid w16 w16cex w16sdtdh w16sdtfl w16du wp14">
   <w:abstractNum w:abstractNumId="0" w15:restartNumberingAfterBreak="0">
-    <w:nsid w:val="02E242AA"/>
+    <w:nsid w:val="04DE6F17"/>
     <w:multiLevelType w:val="multilevel"/>
-    <w:tmpl w:val="4F4EB1CE"/>
+    <w:tmpl w:val="1EA88A40"/>
     <w:lvl w:ilvl="0">
       <w:start w:val="1"/>
       <w:numFmt w:val="bullet"/>
@@ -1573,9 +1573,9 @@
     </w:lvl>
   </w:abstractNum>
   <w:abstractNum w:abstractNumId="1" w15:restartNumberingAfterBreak="0">
-    <w:nsid w:val="275E78B0"/>
+    <w:nsid w:val="18CF7B89"/>
     <w:multiLevelType w:val="multilevel"/>
-    <w:tmpl w:val="8400987A"/>
+    <w:tmpl w:val="34B434C8"/>
     <w:lvl w:ilvl="0">
       <w:start w:val="1"/>
       <w:numFmt w:val="bullet"/>
@@ -1722,9 +1722,9 @@
     </w:lvl>
   </w:abstractNum>
   <w:abstractNum w:abstractNumId="2" w15:restartNumberingAfterBreak="0">
-    <w:nsid w:val="4FBE660C"/>
+    <w:nsid w:val="3F7D6496"/>
     <w:multiLevelType w:val="multilevel"/>
-    <w:tmpl w:val="DB502484"/>
+    <w:tmpl w:val="51F69ECC"/>
     <w:lvl w:ilvl="0">
       <w:start w:val="1"/>
       <w:numFmt w:val="bullet"/>
@@ -1871,9 +1871,9 @@
     </w:lvl>
   </w:abstractNum>
   <w:abstractNum w:abstractNumId="3" w15:restartNumberingAfterBreak="0">
-    <w:nsid w:val="6EFB5075"/>
+    <w:nsid w:val="45B442A2"/>
     <w:multiLevelType w:val="multilevel"/>
-    <w:tmpl w:val="B02C3CA8"/>
+    <w:tmpl w:val="F5881DB4"/>
     <w:lvl w:ilvl="0">
       <w:start w:val="1"/>
       <w:numFmt w:val="bullet"/>
@@ -2019,17 +2019,17 @@
       </w:rPr>
     </w:lvl>
   </w:abstractNum>
-  <w:num w:numId="1" w16cid:durableId="305671093">
+  <w:num w:numId="1" w16cid:durableId="323320006">
+    <w:abstractNumId w:val="0"/>
+  </w:num>
+  <w:num w:numId="2" w16cid:durableId="291593290">
+    <w:abstractNumId w:val="1"/>
+  </w:num>
+  <w:num w:numId="3" w16cid:durableId="1363629153">
     <w:abstractNumId w:val="2"/>
   </w:num>
-  <w:num w:numId="2" w16cid:durableId="560989423">
+  <w:num w:numId="4" w16cid:durableId="1887066552">
     <w:abstractNumId w:val="3"/>
-  </w:num>
-  <w:num w:numId="3" w16cid:durableId="1593318549">
-    <w:abstractNumId w:val="0"/>
-  </w:num>
-  <w:num w:numId="4" w16cid:durableId="365177168">
-    <w:abstractNumId w:val="1"/>
   </w:num>
 </w:numbering>
 </file>
@@ -2521,7 +2521,7 @@
     <w:uiPriority w:val="9"/>
     <w:rPr>
       <w:rFonts w:asciiTheme="majorHAnsi" w:eastAsiaTheme="majorEastAsia" w:hAnsiTheme="majorHAnsi" w:cstheme="majorBidi"/>
-      <w:color w:val="2F5496" w:themeColor="accent1" w:themeShade="BF"/>
+      <w:color w:val="0F4761" w:themeColor="accent1" w:themeShade="BF"/>
       <w:sz w:val="40"/>
       <w:szCs w:val="40"/>
     </w:rPr>
@@ -2534,7 +2534,7 @@
     <w:semiHidden/>
     <w:rPr>
       <w:rFonts w:asciiTheme="majorHAnsi" w:eastAsiaTheme="majorEastAsia" w:hAnsiTheme="majorHAnsi" w:cstheme="majorBidi"/>
-      <w:color w:val="2F5496" w:themeColor="accent1" w:themeShade="BF"/>
+      <w:color w:val="0F4761" w:themeColor="accent1" w:themeShade="BF"/>
       <w:sz w:val="32"/>
       <w:szCs w:val="32"/>
     </w:rPr>
@@ -2547,7 +2547,7 @@
     <w:semiHidden/>
     <w:rPr>
       <w:rFonts w:asciiTheme="minorHAnsi" w:eastAsiaTheme="majorEastAsia" w:hAnsiTheme="minorHAnsi" w:cstheme="majorBidi"/>
-      <w:color w:val="2F5496" w:themeColor="accent1" w:themeShade="BF"/>
+      <w:color w:val="0F4761" w:themeColor="accent1" w:themeShade="BF"/>
       <w:sz w:val="28"/>
       <w:szCs w:val="28"/>
     </w:rPr>
@@ -2655,39 +2655,39 @@
         <a:sysClr val="window" lastClr="FFFFFF"/>
       </a:lt1>
       <a:dk2>
-        <a:srgbClr val="44546A"/>
+        <a:srgbClr val="0E2841"/>
       </a:dk2>
       <a:lt2>
-        <a:srgbClr val="E7E6E6"/>
+        <a:srgbClr val="E8E8E8"/>
       </a:lt2>
       <a:accent1>
-        <a:srgbClr val="4472C4"/>
+        <a:srgbClr val="156082"/>
       </a:accent1>
       <a:accent2>
-        <a:srgbClr val="ED7D31"/>
+        <a:srgbClr val="E97132"/>
       </a:accent2>
       <a:accent3>
-        <a:srgbClr val="A5A5A5"/>
+        <a:srgbClr val="196B24"/>
       </a:accent3>
       <a:accent4>
-        <a:srgbClr val="FFC000"/>
+        <a:srgbClr val="0F9ED5"/>
       </a:accent4>
       <a:accent5>
-        <a:srgbClr val="5B9BD5"/>
+        <a:srgbClr val="A02B93"/>
       </a:accent5>
       <a:accent6>
-        <a:srgbClr val="70AD47"/>
+        <a:srgbClr val="4EA72E"/>
       </a:accent6>
       <a:hlink>
-        <a:srgbClr val="0563C1"/>
+        <a:srgbClr val="467886"/>
       </a:hlink>
       <a:folHlink>
-        <a:srgbClr val="954F72"/>
+        <a:srgbClr val="96607D"/>
       </a:folHlink>
     </a:clrScheme>
     <a:fontScheme name="Office">
       <a:majorFont>
-        <a:latin typeface="Calibri Light" panose="020F0302020204030204"/>
+        <a:latin typeface="Aptos Display" panose="02110004020202020204"/>
         <a:ea typeface=""/>
         <a:cs typeface=""/>
         <a:font script="Jpan" typeface="游ゴシック Light"/>
@@ -2739,7 +2739,7 @@
         <a:font script="Tfng" typeface="Ebrima"/>
       </a:majorFont>
       <a:minorFont>
-        <a:latin typeface="Calibri" panose="020F0502020204030204"/>
+        <a:latin typeface="Aptos" panose="02110004020202020204"/>
         <a:ea typeface=""/>
         <a:cs typeface=""/>
         <a:font script="Jpan" typeface="游明朝"/>
@@ -2850,13 +2850,6 @@
         </a:gradFill>
       </a:fillStyleLst>
       <a:lnStyleLst>
-        <a:ln w="6350" cap="flat" cmpd="sng" algn="ctr">
-          <a:solidFill>
-            <a:schemeClr val="phClr"/>
-          </a:solidFill>
-          <a:prstDash val="solid"/>
-          <a:miter lim="800000"/>
-        </a:ln>
         <a:ln w="12700" cap="flat" cmpd="sng" algn="ctr">
           <a:solidFill>
             <a:schemeClr val="phClr"/>
@@ -2865,6 +2858,13 @@
           <a:miter lim="800000"/>
         </a:ln>
         <a:ln w="19050" cap="flat" cmpd="sng" algn="ctr">
+          <a:solidFill>
+            <a:schemeClr val="phClr"/>
+          </a:solidFill>
+          <a:prstDash val="solid"/>
+          <a:miter lim="800000"/>
+        </a:ln>
+        <a:ln w="25400" cap="flat" cmpd="sng" algn="ctr">
           <a:solidFill>
             <a:schemeClr val="phClr"/>
           </a:solidFill>
@@ -2929,11 +2929,31 @@
       </a:bgFillStyleLst>
     </a:fmtScheme>
   </a:themeElements>
-  <a:objectDefaults/>
+  <a:objectDefaults>
+    <a:lnDef>
+      <a:spPr/>
+      <a:bodyPr/>
+      <a:lstStyle/>
+      <a:style>
+        <a:lnRef idx="2">
+          <a:schemeClr val="accent1"/>
+        </a:lnRef>
+        <a:fillRef idx="0">
+          <a:schemeClr val="accent1"/>
+        </a:fillRef>
+        <a:effectRef idx="1">
+          <a:schemeClr val="accent1"/>
+        </a:effectRef>
+        <a:fontRef idx="minor">
+          <a:schemeClr val="tx1"/>
+        </a:fontRef>
+      </a:style>
+    </a:lnDef>
+  </a:objectDefaults>
   <a:extraClrSchemeLst/>
   <a:extLst>
     <a:ext uri="{05A4C25C-085E-4340-85A3-A5531E510DB2}">
-      <thm15:themeFamily xmlns:thm15="http://schemas.microsoft.com/office/thememl/2012/main" name="Office Theme" id="{62F939B6-93AF-4DB8-9C6B-D6C7DFDC589F}" vid="{4A3C46E8-61CC-4603-A589-7422A47A8E4A}"/>
+      <thm15:themeFamily xmlns:thm15="http://schemas.microsoft.com/office/thememl/2012/main" name="Office Theme" id="{2E142A2C-CD16-42D6-873A-C26D2A0506FA}" vid="{1BDDFF52-6CD6-40A5-AB3C-68EB2F1E4D0A}"/>
     </a:ext>
   </a:extLst>
 </a:theme>

--- a/05-Mayo-Junio/Entregables/2026-06/02-Informe_Optimizacion_Rendimiento_BD_2026-06.docx
+++ b/05-Mayo-Junio/Entregables/2026-06/02-Informe_Optimizacion_Rendimiento_BD_2026-06.docx
@@ -13,7 +13,7 @@
         <w:rPr>
           <w:rFonts w:ascii="Calibri" w:eastAsia="Times New Roman" w:hAnsi="Calibri" w:cs="Calibri"/>
         </w:rPr>
-        <w:t>Informe Mensual de Optimización de Rendimiento de Bases de Datos</w:t>
+        <w:t>Informe de Optimización y Rendimiento de Bases de Datos</w:t>
       </w:r>
     </w:p>
     <w:p>
@@ -111,7 +111,7 @@
           <w:sz w:val="22"/>
           <w:szCs w:val="22"/>
         </w:rPr>
-        <w:pict>
+        <w:pict w14:anchorId="03980CCA">
           <v:rect id="_x0000_i1025" style="width:0;height:1.5pt" o:hralign="center" o:hrstd="t" o:hr="t" fillcolor="#a0a0a0" stroked="f"/>
         </w:pict>
       </w:r>
@@ -145,7 +145,7 @@
           <w:sz w:val="22"/>
           <w:szCs w:val="22"/>
         </w:rPr>
-        <w:t>Registrar exclusivamente el avance de junio de 2026 en materia de rendimiento de bases de datos, privilegiando cierre comparativo, hallazgos consolidados y recomendaciones finales sustentadas en evidencia del trimestre.</w:t>
+        <w:t>Documentar los resultados finales del trimestre en materia de optimización de rendimiento y cargas transaccionales hacia bases de datos. Durante junio, el foco resolutivo recayó sobre la Plataforma de Inteligencia Analítica (MUSEMS), remediando cuellos de botella criptográficos que afectaban la validación asíncrona contra Oracle 19c.</w:t>
       </w:r>
     </w:p>
     <w:p>
@@ -159,7 +159,21 @@
         <w:rPr>
           <w:rFonts w:ascii="Calibri" w:eastAsia="Times New Roman" w:hAnsi="Calibri" w:cs="Calibri"/>
         </w:rPr>
-        <w:t>2. Criterio de Separación por Mes</w:t>
+        <w:t>2. Resultados Consolidados de Junio</w:t>
+      </w:r>
+    </w:p>
+    <w:p>
+      <w:pPr>
+        <w:pStyle w:val="Ttulo3"/>
+        <w:rPr>
+          <w:rFonts w:ascii="Calibri" w:eastAsia="Times New Roman" w:hAnsi="Calibri" w:cs="Calibri"/>
+        </w:rPr>
+      </w:pPr>
+      <w:r>
+        <w:rPr>
+          <w:rFonts w:ascii="Calibri" w:eastAsia="Times New Roman" w:hAnsi="Calibri" w:cs="Calibri"/>
+        </w:rPr>
+        <w:t>2.1 Refactorización de Capa de Autenticación (Issue #55)</w:t>
       </w:r>
     </w:p>
     <w:p>
@@ -177,7 +191,196 @@
           <w:sz w:val="22"/>
           <w:szCs w:val="22"/>
         </w:rPr>
-        <w:t>Abril documentó la línea base y mayo concentró la evidencia operativa inicial. Junio debe enfocarse únicamente en:</w:t>
+        <w:t xml:space="preserve">Se abordó un problema estructural que amenazaba el rendimiento del sistema en picos de concurrencia. Se eliminó la dependencia obsoleta </w:t>
+      </w:r>
+      <w:r>
+        <w:rPr>
+          <w:rStyle w:val="CdigoHTML"/>
+        </w:rPr>
+        <w:t>passlib</w:t>
+      </w:r>
+      <w:r>
+        <w:rPr>
+          <w:rFonts w:ascii="Calibri" w:hAnsi="Calibri" w:cs="Calibri"/>
+          <w:sz w:val="22"/>
+          <w:szCs w:val="22"/>
+        </w:rPr>
+        <w:t xml:space="preserve">, la cual incrementaba el procesamiento en CPU al validar credenciales, reemplazándose con el uso directo de </w:t>
+      </w:r>
+      <w:r>
+        <w:rPr>
+          <w:rStyle w:val="CdigoHTML"/>
+        </w:rPr>
+        <w:t>bcrypt</w:t>
+      </w:r>
+      <w:r>
+        <w:rPr>
+          <w:rFonts w:ascii="Calibri" w:hAnsi="Calibri" w:cs="Calibri"/>
+          <w:sz w:val="22"/>
+          <w:szCs w:val="22"/>
+        </w:rPr>
+        <w:t xml:space="preserve"> nativo. </w:t>
+      </w:r>
+    </w:p>
+    <w:p>
+      <w:pPr>
+        <w:pStyle w:val="NormalWeb"/>
+        <w:rPr>
+          <w:rFonts w:ascii="Calibri" w:hAnsi="Calibri" w:cs="Calibri"/>
+          <w:sz w:val="22"/>
+          <w:szCs w:val="22"/>
+        </w:rPr>
+      </w:pPr>
+      <w:r>
+        <w:rPr>
+          <w:rFonts w:ascii="Calibri" w:hAnsi="Calibri" w:cs="Calibri"/>
+          <w:sz w:val="22"/>
+          <w:szCs w:val="22"/>
+        </w:rPr>
+        <w:t xml:space="preserve">Este ajuste minimizó los ciclos de cómputo en la validación asíncrona de hashes contra los registros de la tabla </w:t>
+      </w:r>
+      <w:r>
+        <w:rPr>
+          <w:rStyle w:val="CdigoHTML"/>
+        </w:rPr>
+        <w:t>CTMU061_USUARIO</w:t>
+      </w:r>
+      <w:r>
+        <w:rPr>
+          <w:rFonts w:ascii="Calibri" w:hAnsi="Calibri" w:cs="Calibri"/>
+          <w:sz w:val="22"/>
+          <w:szCs w:val="22"/>
+        </w:rPr>
+        <w:t xml:space="preserve"> en la base de datos, garantizando una respuesta eficiente.</w:t>
+      </w:r>
+    </w:p>
+    <w:p>
+      <w:pPr>
+        <w:pStyle w:val="Ttulo3"/>
+        <w:rPr>
+          <w:rFonts w:ascii="Calibri" w:eastAsia="Times New Roman" w:hAnsi="Calibri" w:cs="Calibri"/>
+        </w:rPr>
+      </w:pPr>
+      <w:r>
+        <w:rPr>
+          <w:rFonts w:ascii="Calibri" w:eastAsia="Times New Roman" w:hAnsi="Calibri" w:cs="Calibri"/>
+        </w:rPr>
+        <w:t>2.2 Optimización de Pruebas Unitarias</w:t>
+      </w:r>
+    </w:p>
+    <w:p>
+      <w:pPr>
+        <w:pStyle w:val="NormalWeb"/>
+        <w:rPr>
+          <w:rFonts w:ascii="Calibri" w:hAnsi="Calibri" w:cs="Calibri"/>
+          <w:sz w:val="22"/>
+          <w:szCs w:val="22"/>
+        </w:rPr>
+      </w:pPr>
+      <w:r>
+        <w:rPr>
+          <w:rFonts w:ascii="Calibri" w:hAnsi="Calibri" w:cs="Calibri"/>
+          <w:sz w:val="22"/>
+          <w:szCs w:val="22"/>
+        </w:rPr>
+        <w:t xml:space="preserve">Se solucionó una falla crítica en la recolección de pruebas (*collection phase* de </w:t>
+      </w:r>
+      <w:r>
+        <w:rPr>
+          <w:rStyle w:val="CdigoHTML"/>
+        </w:rPr>
+        <w:t>pytest</w:t>
+      </w:r>
+      <w:r>
+        <w:rPr>
+          <w:rFonts w:ascii="Calibri" w:hAnsi="Calibri" w:cs="Calibri"/>
+          <w:sz w:val="22"/>
+          <w:szCs w:val="22"/>
+        </w:rPr>
+        <w:t>) que mantenía interacciones activas con la base de datos durante la fase de carga estática de los módulos. Al aislar correctamente los módulos de prueba, se liberó estrés innecesario sobre la base de datos Oracle durante los ciclos de CI en desarrollo.</w:t>
+      </w:r>
+    </w:p>
+    <w:p>
+      <w:pPr>
+        <w:pStyle w:val="Ttulo3"/>
+        <w:rPr>
+          <w:rFonts w:ascii="Calibri" w:eastAsia="Times New Roman" w:hAnsi="Calibri" w:cs="Calibri"/>
+        </w:rPr>
+      </w:pPr>
+      <w:r>
+        <w:rPr>
+          <w:rFonts w:ascii="Calibri" w:eastAsia="Times New Roman" w:hAnsi="Calibri" w:cs="Calibri"/>
+        </w:rPr>
+        <w:t>2.3 Resiliencia en Conexión</w:t>
+      </w:r>
+    </w:p>
+    <w:p>
+      <w:pPr>
+        <w:pStyle w:val="NormalWeb"/>
+        <w:rPr>
+          <w:rFonts w:ascii="Calibri" w:hAnsi="Calibri" w:cs="Calibri"/>
+          <w:sz w:val="22"/>
+          <w:szCs w:val="22"/>
+        </w:rPr>
+      </w:pPr>
+      <w:r>
+        <w:rPr>
+          <w:rFonts w:ascii="Calibri" w:hAnsi="Calibri" w:cs="Calibri"/>
+          <w:sz w:val="22"/>
+          <w:szCs w:val="22"/>
+        </w:rPr>
+        <w:t xml:space="preserve">La configuración final del *connection pool* de </w:t>
+      </w:r>
+      <w:r>
+        <w:rPr>
+          <w:rStyle w:val="CdigoHTML"/>
+        </w:rPr>
+        <w:t>oracledb</w:t>
+      </w:r>
+      <w:r>
+        <w:rPr>
+          <w:rFonts w:ascii="Calibri" w:hAnsi="Calibri" w:cs="Calibri"/>
+          <w:sz w:val="22"/>
+          <w:szCs w:val="22"/>
+        </w:rPr>
+        <w:t xml:space="preserve"> fue verificada para el release final (RC1) desplegado en la IP </w:t>
+      </w:r>
+      <w:r>
+        <w:rPr>
+          <w:rStyle w:val="CdigoHTML"/>
+        </w:rPr>
+        <w:t>168.255.101.67:1530/MUSEMSD</w:t>
+      </w:r>
+      <w:r>
+        <w:rPr>
+          <w:rFonts w:ascii="Calibri" w:hAnsi="Calibri" w:cs="Calibri"/>
+          <w:sz w:val="22"/>
+          <w:szCs w:val="22"/>
+        </w:rPr>
+        <w:t xml:space="preserve">. Se aseguró que el flujo backend gestione </w:t>
+      </w:r>
+      <w:r>
+        <w:rPr>
+          <w:rFonts w:ascii="Calibri" w:hAnsi="Calibri" w:cs="Calibri"/>
+          <w:sz w:val="22"/>
+          <w:szCs w:val="22"/>
+        </w:rPr>
+        <w:lastRenderedPageBreak/>
+        <w:t>el *Thin Mode Pool* sin saturar las sesiones en Oracle, permitiendo transacciones concurrentes seguras y de baja latencia.</w:t>
+      </w:r>
+    </w:p>
+    <w:p>
+      <w:pPr>
+        <w:pStyle w:val="Ttulo2"/>
+        <w:rPr>
+          <w:rFonts w:ascii="Calibri" w:eastAsia="Times New Roman" w:hAnsi="Calibri" w:cs="Calibri"/>
+        </w:rPr>
+      </w:pPr>
+      <w:r>
+        <w:rPr>
+          <w:rFonts w:ascii="Calibri" w:eastAsia="Times New Roman" w:hAnsi="Calibri" w:cs="Calibri"/>
+        </w:rPr>
+        <w:t>3. Riesgos Remanentes y Conclusiones</w:t>
       </w:r>
     </w:p>
     <w:p>
@@ -195,11 +398,20 @@
       </w:pPr>
       <w:r>
         <w:rPr>
-          <w:rFonts w:ascii="Calibri" w:eastAsia="Times New Roman" w:hAnsi="Calibri" w:cs="Calibri"/>
-          <w:sz w:val="22"/>
-          <w:szCs w:val="22"/>
-        </w:rPr>
-        <w:t>comparativos consolidados al cierre del trimestre;</w:t>
+          <w:rStyle w:val="Fuerte"/>
+          <w:rFonts w:ascii="Calibri" w:eastAsia="Times New Roman" w:hAnsi="Calibri" w:cs="Calibri"/>
+          <w:sz w:val="22"/>
+          <w:szCs w:val="22"/>
+        </w:rPr>
+        <w:t>Riesgos Mitigados:</w:t>
+      </w:r>
+      <w:r>
+        <w:rPr>
+          <w:rFonts w:ascii="Calibri" w:eastAsia="Times New Roman" w:hAnsi="Calibri" w:cs="Calibri"/>
+          <w:sz w:val="22"/>
+          <w:szCs w:val="22"/>
+        </w:rPr>
+        <w:t xml:space="preserve"> El sistema ya no presenta vulnerabilidades de degradación de servicio a nivel de base de datos provocadas por ineficiencias criptográficas. Se ha logrado un rendimiento óptimo en la ruta crítica del *login*.</w:t>
       </w:r>
     </w:p>
     <w:p>
@@ -217,55 +429,48 @@
       </w:pPr>
       <w:r>
         <w:rPr>
-          <w:rFonts w:ascii="Calibri" w:eastAsia="Times New Roman" w:hAnsi="Calibri" w:cs="Calibri"/>
-          <w:sz w:val="22"/>
-          <w:szCs w:val="22"/>
-        </w:rPr>
-        <w:t>hallazgos finales sobre concurrencia, índices o tiempos;</w:t>
-      </w:r>
-    </w:p>
-    <w:p>
-      <w:pPr>
-        <w:numPr>
-          <w:ilvl w:val="0"/>
-          <w:numId w:val="1"/>
-        </w:numPr>
-        <w:spacing w:before="100" w:beforeAutospacing="1" w:after="100" w:afterAutospacing="1"/>
-        <w:rPr>
-          <w:rFonts w:ascii="Calibri" w:eastAsia="Times New Roman" w:hAnsi="Calibri" w:cs="Calibri"/>
-          <w:sz w:val="22"/>
-          <w:szCs w:val="22"/>
-        </w:rPr>
-      </w:pPr>
-      <w:r>
-        <w:rPr>
-          <w:rFonts w:ascii="Calibri" w:eastAsia="Times New Roman" w:hAnsi="Calibri" w:cs="Calibri"/>
-          <w:sz w:val="22"/>
-          <w:szCs w:val="22"/>
-        </w:rPr>
-        <w:t>decisiones técnicas confirmadas en junio;</w:t>
-      </w:r>
-    </w:p>
-    <w:p>
-      <w:pPr>
-        <w:numPr>
-          <w:ilvl w:val="0"/>
-          <w:numId w:val="1"/>
-        </w:numPr>
-        <w:spacing w:before="100" w:beforeAutospacing="1" w:after="100" w:afterAutospacing="1"/>
-        <w:rPr>
-          <w:rFonts w:ascii="Calibri" w:eastAsia="Times New Roman" w:hAnsi="Calibri" w:cs="Calibri"/>
-          <w:sz w:val="22"/>
-          <w:szCs w:val="22"/>
-        </w:rPr>
-      </w:pPr>
-      <w:r>
-        <w:rPr>
-          <w:rFonts w:ascii="Calibri" w:eastAsia="Times New Roman" w:hAnsi="Calibri" w:cs="Calibri"/>
-          <w:sz w:val="22"/>
-          <w:szCs w:val="22"/>
-        </w:rPr>
-        <w:t>recomendaciones posteriores al corte trimestral.</w:t>
+          <w:rStyle w:val="Fuerte"/>
+          <w:rFonts w:ascii="Calibri" w:eastAsia="Times New Roman" w:hAnsi="Calibri" w:cs="Calibri"/>
+          <w:sz w:val="22"/>
+          <w:szCs w:val="22"/>
+        </w:rPr>
+        <w:t>Riesgo Operativo Futuro:</w:t>
+      </w:r>
+      <w:r>
+        <w:rPr>
+          <w:rFonts w:ascii="Calibri" w:eastAsia="Times New Roman" w:hAnsi="Calibri" w:cs="Calibri"/>
+          <w:sz w:val="22"/>
+          <w:szCs w:val="22"/>
+        </w:rPr>
+        <w:t xml:space="preserve"> Como pendiente (Backlog QA), se recomienda ejecutar un </w:t>
+      </w:r>
+      <w:r>
+        <w:rPr>
+          <w:rStyle w:val="CdigoHTML"/>
+        </w:rPr>
+        <w:t>EXPLAIN PLAN</w:t>
+      </w:r>
+      <w:r>
+        <w:rPr>
+          <w:rFonts w:ascii="Calibri" w:eastAsia="Times New Roman" w:hAnsi="Calibri" w:cs="Calibri"/>
+          <w:sz w:val="22"/>
+          <w:szCs w:val="22"/>
+        </w:rPr>
+        <w:t xml:space="preserve"> en Oracle sobre la vista analítica </w:t>
+      </w:r>
+      <w:r>
+        <w:rPr>
+          <w:rStyle w:val="CdigoHTML"/>
+        </w:rPr>
+        <w:t>VW_BI_MUSEMS_REINSCRIPCIONES</w:t>
+      </w:r>
+      <w:r>
+        <w:rPr>
+          <w:rFonts w:ascii="Calibri" w:eastAsia="Times New Roman" w:hAnsi="Calibri" w:cs="Calibri"/>
+          <w:sz w:val="22"/>
+          <w:szCs w:val="22"/>
+        </w:rPr>
+        <w:t xml:space="preserve"> en producción para afinar la indexación en caso de observarse lentitud al graficar trayectorias extensas.</w:t>
       </w:r>
     </w:p>
     <w:p>
@@ -279,25 +484,7 @@
         <w:rPr>
           <w:rFonts w:ascii="Calibri" w:eastAsia="Times New Roman" w:hAnsi="Calibri" w:cs="Calibri"/>
         </w:rPr>
-        <w:t>3. Enfoque de Trabajo para Junio</w:t>
-      </w:r>
-    </w:p>
-    <w:p>
-      <w:pPr>
-        <w:pStyle w:val="NormalWeb"/>
-        <w:rPr>
-          <w:rFonts w:ascii="Calibri" w:hAnsi="Calibri" w:cs="Calibri"/>
-          <w:sz w:val="22"/>
-          <w:szCs w:val="22"/>
-        </w:rPr>
-      </w:pPr>
-      <w:r>
-        <w:rPr>
-          <w:rFonts w:ascii="Calibri" w:hAnsi="Calibri" w:cs="Calibri"/>
-          <w:sz w:val="22"/>
-          <w:szCs w:val="22"/>
-        </w:rPr>
-        <w:t>Durante junio el seguimiento de rendimiento deberá orientarse a cerrar con evidencia los puntos críticos ya delimitados:</w:t>
+        <w:t>4. Próximos Pasos Posteriores a Junio</w:t>
       </w:r>
     </w:p>
     <w:p>
@@ -319,35 +506,7 @@
           <w:sz w:val="22"/>
           <w:szCs w:val="22"/>
         </w:rPr>
-        <w:t xml:space="preserve">extracción desde </w:t>
-      </w:r>
-      <w:r>
-        <w:rPr>
-          <w:rStyle w:val="CdigoHTML"/>
-        </w:rPr>
-        <w:t>menor_evaluado</w:t>
-      </w:r>
-      <w:r>
-        <w:rPr>
-          <w:rFonts w:ascii="Calibri" w:eastAsia="Times New Roman" w:hAnsi="Calibri" w:cs="Calibri"/>
-          <w:sz w:val="22"/>
-          <w:szCs w:val="22"/>
-        </w:rPr>
-        <w:t xml:space="preserve"> y </w:t>
-      </w:r>
-      <w:r>
-        <w:rPr>
-          <w:rStyle w:val="CdigoHTML"/>
-        </w:rPr>
-        <w:t>catalogo_cct</w:t>
-      </w:r>
-      <w:r>
-        <w:rPr>
-          <w:rFonts w:ascii="Calibri" w:eastAsia="Times New Roman" w:hAnsi="Calibri" w:cs="Calibri"/>
-          <w:sz w:val="22"/>
-          <w:szCs w:val="22"/>
-        </w:rPr>
-        <w:t>;</w:t>
+        <w:t>Monitorear en producción (QA y PROD) los tiempos de respuesta bajo carga viva sobre las vistas analíticas de negocio de MUSEMS.</w:t>
       </w:r>
     </w:p>
     <w:p>
@@ -369,1007 +528,24 @@
           <w:sz w:val="22"/>
           <w:szCs w:val="22"/>
         </w:rPr>
-        <w:t xml:space="preserve">reprocesos basados en </w:t>
-      </w:r>
-      <w:r>
-        <w:rPr>
-          <w:rStyle w:val="CdigoHTML"/>
-        </w:rPr>
-        <w:t>CurpProcesada</w:t>
-      </w:r>
-      <w:r>
-        <w:rPr>
-          <w:rFonts w:ascii="Calibri" w:eastAsia="Times New Roman" w:hAnsi="Calibri" w:cs="Calibri"/>
-          <w:sz w:val="22"/>
-          <w:szCs w:val="22"/>
-        </w:rPr>
-        <w:t>;</w:t>
-      </w:r>
-    </w:p>
-    <w:p>
-      <w:pPr>
-        <w:numPr>
-          <w:ilvl w:val="0"/>
-          <w:numId w:val="2"/>
-        </w:numPr>
-        <w:spacing w:before="100" w:beforeAutospacing="1" w:after="100" w:afterAutospacing="1"/>
-        <w:rPr>
-          <w:rFonts w:ascii="Calibri" w:eastAsia="Times New Roman" w:hAnsi="Calibri" w:cs="Calibri"/>
-          <w:sz w:val="22"/>
-          <w:szCs w:val="22"/>
-        </w:rPr>
-      </w:pPr>
-      <w:r>
-        <w:rPr>
-          <w:rFonts w:ascii="Calibri" w:eastAsia="Times New Roman" w:hAnsi="Calibri" w:cs="Calibri"/>
-          <w:sz w:val="22"/>
-          <w:szCs w:val="22"/>
-        </w:rPr>
-        <w:t xml:space="preserve">recuperación de pendientes por </w:t>
-      </w:r>
-      <w:r>
-        <w:rPr>
-          <w:rStyle w:val="CdigoHTML"/>
-        </w:rPr>
-        <w:t>id_lote</w:t>
-      </w:r>
-      <w:r>
-        <w:rPr>
-          <w:rFonts w:ascii="Calibri" w:eastAsia="Times New Roman" w:hAnsi="Calibri" w:cs="Calibri"/>
-          <w:sz w:val="22"/>
-          <w:szCs w:val="22"/>
-        </w:rPr>
-        <w:t>;</w:t>
-      </w:r>
-    </w:p>
-    <w:p>
-      <w:pPr>
-        <w:numPr>
-          <w:ilvl w:val="0"/>
-          <w:numId w:val="2"/>
-        </w:numPr>
-        <w:spacing w:before="100" w:beforeAutospacing="1" w:after="100" w:afterAutospacing="1"/>
-        <w:rPr>
-          <w:rFonts w:ascii="Calibri" w:eastAsia="Times New Roman" w:hAnsi="Calibri" w:cs="Calibri"/>
-          <w:sz w:val="22"/>
-          <w:szCs w:val="22"/>
-        </w:rPr>
-      </w:pPr>
-      <w:r>
-        <w:rPr>
-          <w:rFonts w:ascii="Calibri" w:eastAsia="Times New Roman" w:hAnsi="Calibri" w:cs="Calibri"/>
-          <w:sz w:val="22"/>
-          <w:szCs w:val="22"/>
-        </w:rPr>
-        <w:t xml:space="preserve">escrituras y crecimiento operativo en </w:t>
-      </w:r>
-      <w:r>
-        <w:rPr>
-          <w:rStyle w:val="CdigoHTML"/>
-        </w:rPr>
-        <w:t>CurpProcesada</w:t>
-      </w:r>
-      <w:r>
-        <w:rPr>
-          <w:rFonts w:ascii="Calibri" w:eastAsia="Times New Roman" w:hAnsi="Calibri" w:cs="Calibri"/>
-          <w:sz w:val="22"/>
-          <w:szCs w:val="22"/>
-        </w:rPr>
-        <w:t xml:space="preserve"> y </w:t>
-      </w:r>
-      <w:r>
-        <w:rPr>
-          <w:rStyle w:val="CdigoHTML"/>
-        </w:rPr>
-        <w:t>BitacoraEvento</w:t>
-      </w:r>
-      <w:r>
-        <w:rPr>
-          <w:rFonts w:ascii="Calibri" w:eastAsia="Times New Roman" w:hAnsi="Calibri" w:cs="Calibri"/>
-          <w:sz w:val="22"/>
-          <w:szCs w:val="22"/>
-        </w:rPr>
-        <w:t>;</w:t>
-      </w:r>
-    </w:p>
-    <w:p>
-      <w:pPr>
-        <w:numPr>
-          <w:ilvl w:val="0"/>
-          <w:numId w:val="2"/>
-        </w:numPr>
-        <w:spacing w:before="100" w:beforeAutospacing="1" w:after="100" w:afterAutospacing="1"/>
-        <w:rPr>
-          <w:rFonts w:ascii="Calibri" w:eastAsia="Times New Roman" w:hAnsi="Calibri" w:cs="Calibri"/>
-          <w:sz w:val="22"/>
-          <w:szCs w:val="22"/>
-        </w:rPr>
-      </w:pPr>
-      <w:r>
-        <w:rPr>
-          <w:rFonts w:ascii="Calibri" w:eastAsia="Times New Roman" w:hAnsi="Calibri" w:cs="Calibri"/>
-          <w:sz w:val="22"/>
-          <w:szCs w:val="22"/>
-        </w:rPr>
-        <w:t xml:space="preserve">sensibilidad del proceso a la concurrencia definida por </w:t>
-      </w:r>
-      <w:r>
-        <w:rPr>
-          <w:rStyle w:val="CdigoHTML"/>
-        </w:rPr>
-        <w:t>WORKERS</w:t>
-      </w:r>
-      <w:r>
-        <w:rPr>
-          <w:rFonts w:ascii="Calibri" w:eastAsia="Times New Roman" w:hAnsi="Calibri" w:cs="Calibri"/>
-          <w:sz w:val="22"/>
-          <w:szCs w:val="22"/>
-        </w:rPr>
-        <w:t>.</w:t>
-      </w:r>
-    </w:p>
-    <w:p>
-      <w:pPr>
-        <w:pStyle w:val="Ttulo2"/>
-        <w:rPr>
-          <w:rFonts w:ascii="Calibri" w:eastAsia="Times New Roman" w:hAnsi="Calibri" w:cs="Calibri"/>
-        </w:rPr>
-      </w:pPr>
-      <w:r>
-        <w:rPr>
-          <w:rFonts w:ascii="Calibri" w:eastAsia="Times New Roman" w:hAnsi="Calibri" w:cs="Calibri"/>
-        </w:rPr>
-        <w:t>4. Evidencia Esperada para Junio</w:t>
-      </w:r>
-    </w:p>
-    <w:tbl>
-      <w:tblPr>
-        <w:tblW w:w="5000" w:type="pct"/>
-        <w:tblCellMar>
-          <w:top w:w="15" w:type="dxa"/>
-          <w:left w:w="15" w:type="dxa"/>
-          <w:bottom w:w="15" w:type="dxa"/>
-          <w:right w:w="15" w:type="dxa"/>
-        </w:tblCellMar>
-        <w:tblLook w:val="04A0" w:firstRow="1" w:lastRow="0" w:firstColumn="1" w:lastColumn="0" w:noHBand="0" w:noVBand="1"/>
-      </w:tblPr>
-      <w:tblGrid>
-        <w:gridCol w:w="2128"/>
-        <w:gridCol w:w="6694"/>
-      </w:tblGrid>
-      <w:tr>
-        <w:trPr>
-          <w:tblHeader/>
-        </w:trPr>
-        <w:tc>
-          <w:tcPr>
-            <w:tcW w:w="0" w:type="auto"/>
-            <w:tcBorders>
-              <w:top w:val="single" w:sz="6" w:space="0" w:color="666666"/>
-              <w:left w:val="single" w:sz="6" w:space="0" w:color="666666"/>
-              <w:bottom w:val="single" w:sz="6" w:space="0" w:color="666666"/>
-              <w:right w:val="single" w:sz="6" w:space="0" w:color="666666"/>
-            </w:tcBorders>
-            <w:tcMar>
-              <w:top w:w="90" w:type="dxa"/>
-              <w:left w:w="90" w:type="dxa"/>
-              <w:bottom w:w="90" w:type="dxa"/>
-              <w:right w:w="90" w:type="dxa"/>
-            </w:tcMar>
-            <w:hideMark/>
-          </w:tcPr>
-          <w:p>
-            <w:pPr>
-              <w:spacing w:before="180" w:after="180"/>
-              <w:rPr>
-                <w:rFonts w:ascii="Calibri" w:eastAsia="Times New Roman" w:hAnsi="Calibri" w:cs="Calibri"/>
-                <w:b/>
-                <w:bCs/>
-                <w:sz w:val="22"/>
-                <w:szCs w:val="22"/>
-              </w:rPr>
-            </w:pPr>
-            <w:r>
-              <w:rPr>
-                <w:rFonts w:ascii="Calibri" w:eastAsia="Times New Roman" w:hAnsi="Calibri" w:cs="Calibri"/>
-                <w:b/>
-                <w:bCs/>
-                <w:sz w:val="22"/>
-                <w:szCs w:val="22"/>
-              </w:rPr>
-              <w:lastRenderedPageBreak/>
-              <w:t>Rubro</w:t>
-            </w:r>
-          </w:p>
-        </w:tc>
-        <w:tc>
-          <w:tcPr>
-            <w:tcW w:w="0" w:type="auto"/>
-            <w:tcBorders>
-              <w:top w:val="single" w:sz="6" w:space="0" w:color="666666"/>
-              <w:left w:val="single" w:sz="6" w:space="0" w:color="666666"/>
-              <w:bottom w:val="single" w:sz="6" w:space="0" w:color="666666"/>
-              <w:right w:val="single" w:sz="6" w:space="0" w:color="666666"/>
-            </w:tcBorders>
-            <w:tcMar>
-              <w:top w:w="90" w:type="dxa"/>
-              <w:left w:w="90" w:type="dxa"/>
-              <w:bottom w:w="90" w:type="dxa"/>
-              <w:right w:w="90" w:type="dxa"/>
-            </w:tcMar>
-            <w:hideMark/>
-          </w:tcPr>
-          <w:p>
-            <w:pPr>
-              <w:spacing w:before="180" w:after="180"/>
-              <w:rPr>
-                <w:rFonts w:ascii="Calibri" w:eastAsia="Times New Roman" w:hAnsi="Calibri" w:cs="Calibri"/>
-                <w:b/>
-                <w:bCs/>
-                <w:sz w:val="22"/>
-                <w:szCs w:val="22"/>
-              </w:rPr>
-            </w:pPr>
-            <w:r>
-              <w:rPr>
-                <w:rFonts w:ascii="Calibri" w:eastAsia="Times New Roman" w:hAnsi="Calibri" w:cs="Calibri"/>
-                <w:b/>
-                <w:bCs/>
-                <w:sz w:val="22"/>
-                <w:szCs w:val="22"/>
-              </w:rPr>
-              <w:t>Evidencia esperada</w:t>
-            </w:r>
-          </w:p>
-        </w:tc>
-      </w:tr>
-      <w:tr>
-        <w:tc>
-          <w:tcPr>
-            <w:tcW w:w="0" w:type="auto"/>
-            <w:tcBorders>
-              <w:top w:val="single" w:sz="6" w:space="0" w:color="666666"/>
-              <w:left w:val="single" w:sz="6" w:space="0" w:color="666666"/>
-              <w:bottom w:val="single" w:sz="6" w:space="0" w:color="666666"/>
-              <w:right w:val="single" w:sz="6" w:space="0" w:color="666666"/>
-            </w:tcBorders>
-            <w:tcMar>
-              <w:top w:w="90" w:type="dxa"/>
-              <w:left w:w="90" w:type="dxa"/>
-              <w:bottom w:w="90" w:type="dxa"/>
-              <w:right w:w="90" w:type="dxa"/>
-            </w:tcMar>
-            <w:hideMark/>
-          </w:tcPr>
-          <w:p>
-            <w:pPr>
-              <w:spacing w:before="180" w:after="180"/>
-              <w:rPr>
-                <w:rFonts w:ascii="Calibri" w:eastAsia="Times New Roman" w:hAnsi="Calibri" w:cs="Calibri"/>
-                <w:sz w:val="22"/>
-                <w:szCs w:val="22"/>
-              </w:rPr>
-            </w:pPr>
-            <w:r>
-              <w:rPr>
-                <w:rFonts w:ascii="Calibri" w:eastAsia="Times New Roman" w:hAnsi="Calibri" w:cs="Calibri"/>
-                <w:sz w:val="22"/>
-                <w:szCs w:val="22"/>
-              </w:rPr>
-              <w:t>Consultas medidas</w:t>
-            </w:r>
-          </w:p>
-        </w:tc>
-        <w:tc>
-          <w:tcPr>
-            <w:tcW w:w="0" w:type="auto"/>
-            <w:tcBorders>
-              <w:top w:val="single" w:sz="6" w:space="0" w:color="666666"/>
-              <w:left w:val="single" w:sz="6" w:space="0" w:color="666666"/>
-              <w:bottom w:val="single" w:sz="6" w:space="0" w:color="666666"/>
-              <w:right w:val="single" w:sz="6" w:space="0" w:color="666666"/>
-            </w:tcBorders>
-            <w:tcMar>
-              <w:top w:w="90" w:type="dxa"/>
-              <w:left w:w="90" w:type="dxa"/>
-              <w:bottom w:w="90" w:type="dxa"/>
-              <w:right w:w="90" w:type="dxa"/>
-            </w:tcMar>
-            <w:hideMark/>
-          </w:tcPr>
-          <w:p>
-            <w:pPr>
-              <w:spacing w:before="180" w:after="180"/>
-              <w:rPr>
-                <w:rFonts w:ascii="Calibri" w:eastAsia="Times New Roman" w:hAnsi="Calibri" w:cs="Calibri"/>
-                <w:sz w:val="22"/>
-                <w:szCs w:val="22"/>
-              </w:rPr>
-            </w:pPr>
-            <w:r>
-              <w:rPr>
-                <w:rFonts w:ascii="Calibri" w:eastAsia="Times New Roman" w:hAnsi="Calibri" w:cs="Calibri"/>
-                <w:sz w:val="22"/>
-                <w:szCs w:val="22"/>
-              </w:rPr>
-              <w:t>Tiempo, volumen y contexto de ejecución</w:t>
-            </w:r>
-          </w:p>
-        </w:tc>
-      </w:tr>
-      <w:tr>
-        <w:tc>
-          <w:tcPr>
-            <w:tcW w:w="0" w:type="auto"/>
-            <w:tcBorders>
-              <w:top w:val="single" w:sz="6" w:space="0" w:color="666666"/>
-              <w:left w:val="single" w:sz="6" w:space="0" w:color="666666"/>
-              <w:bottom w:val="single" w:sz="6" w:space="0" w:color="666666"/>
-              <w:right w:val="single" w:sz="6" w:space="0" w:color="666666"/>
-            </w:tcBorders>
-            <w:tcMar>
-              <w:top w:w="90" w:type="dxa"/>
-              <w:left w:w="90" w:type="dxa"/>
-              <w:bottom w:w="90" w:type="dxa"/>
-              <w:right w:w="90" w:type="dxa"/>
-            </w:tcMar>
-            <w:hideMark/>
-          </w:tcPr>
-          <w:p>
-            <w:pPr>
-              <w:spacing w:before="180" w:after="180"/>
-              <w:rPr>
-                <w:rFonts w:ascii="Calibri" w:eastAsia="Times New Roman" w:hAnsi="Calibri" w:cs="Calibri"/>
-                <w:sz w:val="22"/>
-                <w:szCs w:val="22"/>
-              </w:rPr>
-            </w:pPr>
-            <w:r>
-              <w:rPr>
-                <w:rFonts w:ascii="Calibri" w:eastAsia="Times New Roman" w:hAnsi="Calibri" w:cs="Calibri"/>
-                <w:sz w:val="22"/>
-                <w:szCs w:val="22"/>
-              </w:rPr>
-              <w:t>Índices revisados</w:t>
-            </w:r>
-          </w:p>
-        </w:tc>
-        <w:tc>
-          <w:tcPr>
-            <w:tcW w:w="0" w:type="auto"/>
-            <w:tcBorders>
-              <w:top w:val="single" w:sz="6" w:space="0" w:color="666666"/>
-              <w:left w:val="single" w:sz="6" w:space="0" w:color="666666"/>
-              <w:bottom w:val="single" w:sz="6" w:space="0" w:color="666666"/>
-              <w:right w:val="single" w:sz="6" w:space="0" w:color="666666"/>
-            </w:tcBorders>
-            <w:tcMar>
-              <w:top w:w="90" w:type="dxa"/>
-              <w:left w:w="90" w:type="dxa"/>
-              <w:bottom w:w="90" w:type="dxa"/>
-              <w:right w:w="90" w:type="dxa"/>
-            </w:tcMar>
-            <w:hideMark/>
-          </w:tcPr>
-          <w:p>
-            <w:pPr>
-              <w:spacing w:before="180" w:after="180"/>
-              <w:rPr>
-                <w:rFonts w:ascii="Calibri" w:eastAsia="Times New Roman" w:hAnsi="Calibri" w:cs="Calibri"/>
-                <w:sz w:val="22"/>
-                <w:szCs w:val="22"/>
-              </w:rPr>
-            </w:pPr>
-            <w:r>
-              <w:rPr>
-                <w:rFonts w:ascii="Calibri" w:eastAsia="Times New Roman" w:hAnsi="Calibri" w:cs="Calibri"/>
-                <w:sz w:val="22"/>
-                <w:szCs w:val="22"/>
-              </w:rPr>
-              <w:t>Estado, uso esperado y observación del mes</w:t>
-            </w:r>
-          </w:p>
-        </w:tc>
-      </w:tr>
-      <w:tr>
-        <w:tc>
-          <w:tcPr>
-            <w:tcW w:w="0" w:type="auto"/>
-            <w:tcBorders>
-              <w:top w:val="single" w:sz="6" w:space="0" w:color="666666"/>
-              <w:left w:val="single" w:sz="6" w:space="0" w:color="666666"/>
-              <w:bottom w:val="single" w:sz="6" w:space="0" w:color="666666"/>
-              <w:right w:val="single" w:sz="6" w:space="0" w:color="666666"/>
-            </w:tcBorders>
-            <w:tcMar>
-              <w:top w:w="90" w:type="dxa"/>
-              <w:left w:w="90" w:type="dxa"/>
-              <w:bottom w:w="90" w:type="dxa"/>
-              <w:right w:w="90" w:type="dxa"/>
-            </w:tcMar>
-            <w:hideMark/>
-          </w:tcPr>
-          <w:p>
-            <w:pPr>
-              <w:spacing w:before="180" w:after="180"/>
-              <w:rPr>
-                <w:rFonts w:ascii="Calibri" w:eastAsia="Times New Roman" w:hAnsi="Calibri" w:cs="Calibri"/>
-                <w:sz w:val="22"/>
-                <w:szCs w:val="22"/>
-              </w:rPr>
-            </w:pPr>
-            <w:r>
-              <w:rPr>
-                <w:rFonts w:ascii="Calibri" w:eastAsia="Times New Roman" w:hAnsi="Calibri" w:cs="Calibri"/>
-                <w:sz w:val="22"/>
-                <w:szCs w:val="22"/>
-              </w:rPr>
-              <w:t>Comparativos</w:t>
-            </w:r>
-          </w:p>
-        </w:tc>
-        <w:tc>
-          <w:tcPr>
-            <w:tcW w:w="0" w:type="auto"/>
-            <w:tcBorders>
-              <w:top w:val="single" w:sz="6" w:space="0" w:color="666666"/>
-              <w:left w:val="single" w:sz="6" w:space="0" w:color="666666"/>
-              <w:bottom w:val="single" w:sz="6" w:space="0" w:color="666666"/>
-              <w:right w:val="single" w:sz="6" w:space="0" w:color="666666"/>
-            </w:tcBorders>
-            <w:tcMar>
-              <w:top w:w="90" w:type="dxa"/>
-              <w:left w:w="90" w:type="dxa"/>
-              <w:bottom w:w="90" w:type="dxa"/>
-              <w:right w:w="90" w:type="dxa"/>
-            </w:tcMar>
-            <w:hideMark/>
-          </w:tcPr>
-          <w:p>
-            <w:pPr>
-              <w:spacing w:before="180" w:after="180"/>
-              <w:rPr>
-                <w:rFonts w:ascii="Calibri" w:eastAsia="Times New Roman" w:hAnsi="Calibri" w:cs="Calibri"/>
-                <w:sz w:val="22"/>
-                <w:szCs w:val="22"/>
-              </w:rPr>
-            </w:pPr>
-            <w:r>
-              <w:rPr>
-                <w:rFonts w:ascii="Calibri" w:eastAsia="Times New Roman" w:hAnsi="Calibri" w:cs="Calibri"/>
-                <w:sz w:val="22"/>
-                <w:szCs w:val="22"/>
-              </w:rPr>
-              <w:t>Antes/despué</w:t>
-            </w:r>
-            <w:r>
-              <w:rPr>
-                <w:rFonts w:ascii="Calibri" w:eastAsia="Times New Roman" w:hAnsi="Calibri" w:cs="Calibri"/>
-                <w:sz w:val="22"/>
-                <w:szCs w:val="22"/>
-              </w:rPr>
-              <w:t>s o referencia base vs resultado actual</w:t>
-            </w:r>
-          </w:p>
-        </w:tc>
-      </w:tr>
-      <w:tr>
-        <w:tc>
-          <w:tcPr>
-            <w:tcW w:w="0" w:type="auto"/>
-            <w:tcBorders>
-              <w:top w:val="single" w:sz="6" w:space="0" w:color="666666"/>
-              <w:left w:val="single" w:sz="6" w:space="0" w:color="666666"/>
-              <w:bottom w:val="single" w:sz="6" w:space="0" w:color="666666"/>
-              <w:right w:val="single" w:sz="6" w:space="0" w:color="666666"/>
-            </w:tcBorders>
-            <w:tcMar>
-              <w:top w:w="90" w:type="dxa"/>
-              <w:left w:w="90" w:type="dxa"/>
-              <w:bottom w:w="90" w:type="dxa"/>
-              <w:right w:w="90" w:type="dxa"/>
-            </w:tcMar>
-            <w:hideMark/>
-          </w:tcPr>
-          <w:p>
-            <w:pPr>
-              <w:spacing w:before="180" w:after="180"/>
-              <w:rPr>
-                <w:rFonts w:ascii="Calibri" w:eastAsia="Times New Roman" w:hAnsi="Calibri" w:cs="Calibri"/>
-                <w:sz w:val="22"/>
-                <w:szCs w:val="22"/>
-              </w:rPr>
-            </w:pPr>
-            <w:r>
-              <w:rPr>
-                <w:rFonts w:ascii="Calibri" w:eastAsia="Times New Roman" w:hAnsi="Calibri" w:cs="Calibri"/>
-                <w:sz w:val="22"/>
-                <w:szCs w:val="22"/>
-              </w:rPr>
-              <w:t>Concurrencia</w:t>
-            </w:r>
-          </w:p>
-        </w:tc>
-        <w:tc>
-          <w:tcPr>
-            <w:tcW w:w="0" w:type="auto"/>
-            <w:tcBorders>
-              <w:top w:val="single" w:sz="6" w:space="0" w:color="666666"/>
-              <w:left w:val="single" w:sz="6" w:space="0" w:color="666666"/>
-              <w:bottom w:val="single" w:sz="6" w:space="0" w:color="666666"/>
-              <w:right w:val="single" w:sz="6" w:space="0" w:color="666666"/>
-            </w:tcBorders>
-            <w:tcMar>
-              <w:top w:w="90" w:type="dxa"/>
-              <w:left w:w="90" w:type="dxa"/>
-              <w:bottom w:w="90" w:type="dxa"/>
-              <w:right w:w="90" w:type="dxa"/>
-            </w:tcMar>
-            <w:hideMark/>
-          </w:tcPr>
-          <w:p>
-            <w:pPr>
-              <w:spacing w:before="180" w:after="180"/>
-              <w:rPr>
-                <w:rFonts w:ascii="Calibri" w:eastAsia="Times New Roman" w:hAnsi="Calibri" w:cs="Calibri"/>
-                <w:sz w:val="22"/>
-                <w:szCs w:val="22"/>
-              </w:rPr>
-            </w:pPr>
-            <w:r>
-              <w:rPr>
-                <w:rFonts w:ascii="Calibri" w:eastAsia="Times New Roman" w:hAnsi="Calibri" w:cs="Calibri"/>
-                <w:sz w:val="22"/>
-                <w:szCs w:val="22"/>
-              </w:rPr>
-              <w:t>Impacto observado por volumen de hilos o presión de escritura</w:t>
-            </w:r>
-          </w:p>
-        </w:tc>
-      </w:tr>
-      <w:tr>
-        <w:tc>
-          <w:tcPr>
-            <w:tcW w:w="0" w:type="auto"/>
-            <w:tcBorders>
-              <w:top w:val="single" w:sz="6" w:space="0" w:color="666666"/>
-              <w:left w:val="single" w:sz="6" w:space="0" w:color="666666"/>
-              <w:bottom w:val="single" w:sz="6" w:space="0" w:color="666666"/>
-              <w:right w:val="single" w:sz="6" w:space="0" w:color="666666"/>
-            </w:tcBorders>
-            <w:tcMar>
-              <w:top w:w="90" w:type="dxa"/>
-              <w:left w:w="90" w:type="dxa"/>
-              <w:bottom w:w="90" w:type="dxa"/>
-              <w:right w:w="90" w:type="dxa"/>
-            </w:tcMar>
-            <w:hideMark/>
-          </w:tcPr>
-          <w:p>
-            <w:pPr>
-              <w:spacing w:before="180" w:after="180"/>
-              <w:rPr>
-                <w:rFonts w:ascii="Calibri" w:eastAsia="Times New Roman" w:hAnsi="Calibri" w:cs="Calibri"/>
-                <w:sz w:val="22"/>
-                <w:szCs w:val="22"/>
-              </w:rPr>
-            </w:pPr>
-            <w:r>
-              <w:rPr>
-                <w:rFonts w:ascii="Calibri" w:eastAsia="Times New Roman" w:hAnsi="Calibri" w:cs="Calibri"/>
-                <w:sz w:val="22"/>
-                <w:szCs w:val="22"/>
-              </w:rPr>
-              <w:t>Riesgos</w:t>
-            </w:r>
-          </w:p>
-        </w:tc>
-        <w:tc>
-          <w:tcPr>
-            <w:tcW w:w="0" w:type="auto"/>
-            <w:tcBorders>
-              <w:top w:val="single" w:sz="6" w:space="0" w:color="666666"/>
-              <w:left w:val="single" w:sz="6" w:space="0" w:color="666666"/>
-              <w:bottom w:val="single" w:sz="6" w:space="0" w:color="666666"/>
-              <w:right w:val="single" w:sz="6" w:space="0" w:color="666666"/>
-            </w:tcBorders>
-            <w:tcMar>
-              <w:top w:w="90" w:type="dxa"/>
-              <w:left w:w="90" w:type="dxa"/>
-              <w:bottom w:w="90" w:type="dxa"/>
-              <w:right w:w="90" w:type="dxa"/>
-            </w:tcMar>
-            <w:hideMark/>
-          </w:tcPr>
-          <w:p>
-            <w:pPr>
-              <w:spacing w:before="180" w:after="180"/>
-              <w:rPr>
-                <w:rFonts w:ascii="Calibri" w:eastAsia="Times New Roman" w:hAnsi="Calibri" w:cs="Calibri"/>
-                <w:sz w:val="22"/>
-                <w:szCs w:val="22"/>
-              </w:rPr>
-            </w:pPr>
-            <w:r>
-              <w:rPr>
-                <w:rFonts w:ascii="Calibri" w:eastAsia="Times New Roman" w:hAnsi="Calibri" w:cs="Calibri"/>
-                <w:sz w:val="22"/>
-                <w:szCs w:val="22"/>
-              </w:rPr>
-              <w:t>Degradaciones, cuellos de botella o crecimiento de tablas</w:t>
-            </w:r>
-          </w:p>
-        </w:tc>
-      </w:tr>
-    </w:tbl>
-    <w:p>
-      <w:pPr>
-        <w:pStyle w:val="Ttulo2"/>
-        <w:rPr>
-          <w:rFonts w:ascii="Calibri" w:eastAsia="Times New Roman" w:hAnsi="Calibri" w:cs="Calibri"/>
-        </w:rPr>
-      </w:pPr>
-      <w:r>
-        <w:rPr>
-          <w:rFonts w:ascii="Calibri" w:eastAsia="Times New Roman" w:hAnsi="Calibri" w:cs="Calibri"/>
-        </w:rPr>
-        <w:t>5. Secciones a Completar en Junio</w:t>
-      </w:r>
-    </w:p>
-    <w:p>
-      <w:pPr>
-        <w:pStyle w:val="Ttulo3"/>
-        <w:rPr>
-          <w:rFonts w:ascii="Calibri" w:eastAsia="Times New Roman" w:hAnsi="Calibri" w:cs="Calibri"/>
-        </w:rPr>
-      </w:pPr>
-      <w:r>
-        <w:rPr>
-          <w:rFonts w:ascii="Calibri" w:eastAsia="Times New Roman" w:hAnsi="Calibri" w:cs="Calibri"/>
-        </w:rPr>
-        <w:t>5.1 Mediciones del mes</w:t>
-      </w:r>
-    </w:p>
-    <w:p>
-      <w:pPr>
-        <w:pStyle w:val="NormalWeb"/>
-        <w:rPr>
-          <w:rFonts w:ascii="Calibri" w:hAnsi="Calibri" w:cs="Calibri"/>
-          <w:sz w:val="22"/>
-          <w:szCs w:val="22"/>
-        </w:rPr>
-      </w:pPr>
-      <w:r>
-        <w:rPr>
-          <w:rFonts w:ascii="Calibri" w:hAnsi="Calibri" w:cs="Calibri"/>
-          <w:sz w:val="22"/>
-          <w:szCs w:val="22"/>
-        </w:rPr>
-        <w:t>Registrar tiempos de respuesta, comportamiento de consultas críticas y cualquier evidencia cuantitativa consolidada al cierre de junio.</w:t>
-      </w:r>
-    </w:p>
-    <w:p>
-      <w:pPr>
-        <w:pStyle w:val="Ttulo3"/>
-        <w:rPr>
-          <w:rFonts w:ascii="Calibri" w:eastAsia="Times New Roman" w:hAnsi="Calibri" w:cs="Calibri"/>
-        </w:rPr>
-      </w:pPr>
-      <w:r>
-        <w:rPr>
-          <w:rFonts w:ascii="Calibri" w:eastAsia="Times New Roman" w:hAnsi="Calibri" w:cs="Calibri"/>
-        </w:rPr>
-        <w:t>5.2 Revisión de índices y planes</w:t>
-      </w:r>
-    </w:p>
-    <w:p>
-      <w:pPr>
-        <w:pStyle w:val="NormalWeb"/>
-        <w:rPr>
-          <w:rFonts w:ascii="Calibri" w:hAnsi="Calibri" w:cs="Calibri"/>
-          <w:sz w:val="22"/>
-          <w:szCs w:val="22"/>
-        </w:rPr>
-      </w:pPr>
-      <w:r>
-        <w:rPr>
-          <w:rFonts w:ascii="Calibri" w:hAnsi="Calibri" w:cs="Calibri"/>
-          <w:sz w:val="22"/>
-          <w:szCs w:val="22"/>
-        </w:rPr>
-        <w:t>Documentar si se analizaron í</w:t>
-      </w:r>
-      <w:r>
-        <w:rPr>
-          <w:rFonts w:ascii="Calibri" w:hAnsi="Calibri" w:cs="Calibri"/>
-          <w:sz w:val="22"/>
-          <w:szCs w:val="22"/>
-        </w:rPr>
-        <w:t>ndices existentes, se propusieron ajustes más precisos o se levantaron planes de ejecución.</w:t>
-      </w:r>
-    </w:p>
-    <w:p>
-      <w:pPr>
-        <w:pStyle w:val="Ttulo3"/>
-        <w:rPr>
-          <w:rFonts w:ascii="Calibri" w:eastAsia="Times New Roman" w:hAnsi="Calibri" w:cs="Calibri"/>
-        </w:rPr>
-      </w:pPr>
-      <w:r>
-        <w:rPr>
-          <w:rFonts w:ascii="Calibri" w:eastAsia="Times New Roman" w:hAnsi="Calibri" w:cs="Calibri"/>
-        </w:rPr>
-        <w:t>5.3 Impacto de concurrencia</w:t>
-      </w:r>
-    </w:p>
-    <w:p>
-      <w:pPr>
-        <w:pStyle w:val="NormalWeb"/>
-        <w:rPr>
-          <w:rFonts w:ascii="Calibri" w:hAnsi="Calibri" w:cs="Calibri"/>
-          <w:sz w:val="22"/>
-          <w:szCs w:val="22"/>
-        </w:rPr>
-      </w:pPr>
-      <w:r>
-        <w:rPr>
-          <w:rFonts w:ascii="Calibri" w:hAnsi="Calibri" w:cs="Calibri"/>
-          <w:sz w:val="22"/>
-          <w:szCs w:val="22"/>
-        </w:rPr>
-        <w:t>Registrar si se observaron efectos operativos de la concurrencia sobre lecturas, inserciones, actualizaciones o estabilidad general.</w:t>
-      </w:r>
-    </w:p>
-    <w:p>
-      <w:pPr>
-        <w:pStyle w:val="Ttulo3"/>
-        <w:rPr>
-          <w:rFonts w:ascii="Calibri" w:eastAsia="Times New Roman" w:hAnsi="Calibri" w:cs="Calibri"/>
-        </w:rPr>
-      </w:pPr>
-      <w:r>
-        <w:rPr>
-          <w:rFonts w:ascii="Calibri" w:eastAsia="Times New Roman" w:hAnsi="Calibri" w:cs="Calibri"/>
-        </w:rPr>
-        <w:t>5.4 Riesgos de crecimiento</w:t>
-      </w:r>
-    </w:p>
-    <w:p>
-      <w:pPr>
-        <w:pStyle w:val="NormalWeb"/>
-        <w:rPr>
-          <w:rFonts w:ascii="Calibri" w:hAnsi="Calibri" w:cs="Calibri"/>
-          <w:sz w:val="22"/>
-          <w:szCs w:val="22"/>
-        </w:rPr>
-      </w:pPr>
-      <w:r>
-        <w:rPr>
-          <w:rFonts w:ascii="Calibri" w:hAnsi="Calibri" w:cs="Calibri"/>
-          <w:sz w:val="22"/>
-          <w:szCs w:val="22"/>
-        </w:rPr>
-        <w:t xml:space="preserve">Documentar crecimiento o presión observada en </w:t>
-      </w:r>
-      <w:r>
-        <w:rPr>
-          <w:rStyle w:val="CdigoHTML"/>
-        </w:rPr>
-        <w:t>Lote</w:t>
-      </w:r>
-      <w:r>
-        <w:rPr>
-          <w:rFonts w:ascii="Calibri" w:hAnsi="Calibri" w:cs="Calibri"/>
-          <w:sz w:val="22"/>
-          <w:szCs w:val="22"/>
-        </w:rPr>
-        <w:t xml:space="preserve">, </w:t>
-      </w:r>
-      <w:r>
-        <w:rPr>
-          <w:rStyle w:val="CdigoHTML"/>
-        </w:rPr>
-        <w:t>CurpProcesada</w:t>
-      </w:r>
-      <w:r>
-        <w:rPr>
-          <w:rFonts w:ascii="Calibri" w:hAnsi="Calibri" w:cs="Calibri"/>
-          <w:sz w:val="22"/>
-          <w:szCs w:val="22"/>
-        </w:rPr>
-        <w:t xml:space="preserve">, </w:t>
-      </w:r>
-      <w:r>
-        <w:rPr>
-          <w:rStyle w:val="CdigoHTML"/>
-        </w:rPr>
-        <w:t>BitacoraEvento</w:t>
-      </w:r>
-      <w:r>
-        <w:rPr>
-          <w:rFonts w:ascii="Calibri" w:hAnsi="Calibri" w:cs="Calibri"/>
-          <w:sz w:val="22"/>
-          <w:szCs w:val="22"/>
-        </w:rPr>
-        <w:t xml:space="preserve"> y demás superficies relevantes.</w:t>
-      </w:r>
-    </w:p>
-    <w:p>
-      <w:pPr>
-        <w:pStyle w:val="Ttulo2"/>
-        <w:rPr>
-          <w:rFonts w:ascii="Calibri" w:eastAsia="Times New Roman" w:hAnsi="Calibri" w:cs="Calibri"/>
-        </w:rPr>
-      </w:pPr>
-      <w:r>
-        <w:rPr>
-          <w:rFonts w:ascii="Calibri" w:eastAsia="Times New Roman" w:hAnsi="Calibri" w:cs="Calibri"/>
-        </w:rPr>
-        <w:t>6. Riesgos y Dependencias para Junio</w:t>
-      </w:r>
-    </w:p>
-    <w:p>
-      <w:pPr>
-        <w:numPr>
-          <w:ilvl w:val="0"/>
-          <w:numId w:val="3"/>
-        </w:numPr>
-        <w:spacing w:before="100" w:beforeAutospacing="1" w:after="100" w:afterAutospacing="1"/>
-        <w:rPr>
-          <w:rFonts w:ascii="Calibri" w:eastAsia="Times New Roman" w:hAnsi="Calibri" w:cs="Calibri"/>
-          <w:sz w:val="22"/>
-          <w:szCs w:val="22"/>
-        </w:rPr>
-      </w:pPr>
-      <w:r>
-        <w:rPr>
-          <w:rFonts w:ascii="Calibri" w:eastAsia="Times New Roman" w:hAnsi="Calibri" w:cs="Calibri"/>
-          <w:sz w:val="22"/>
-          <w:szCs w:val="22"/>
-        </w:rPr>
-        <w:t>No contar con comparativos suficientes para sostener conclusiones finales.</w:t>
-      </w:r>
-    </w:p>
-    <w:p>
-      <w:pPr>
-        <w:numPr>
-          <w:ilvl w:val="0"/>
-          <w:numId w:val="3"/>
-        </w:numPr>
-        <w:spacing w:before="100" w:beforeAutospacing="1" w:after="100" w:afterAutospacing="1"/>
-        <w:rPr>
-          <w:rFonts w:ascii="Calibri" w:eastAsia="Times New Roman" w:hAnsi="Calibri" w:cs="Calibri"/>
-          <w:sz w:val="22"/>
-          <w:szCs w:val="22"/>
-        </w:rPr>
-      </w:pPr>
-      <w:r>
-        <w:rPr>
-          <w:rFonts w:ascii="Calibri" w:eastAsia="Times New Roman" w:hAnsi="Calibri" w:cs="Calibri"/>
-          <w:sz w:val="22"/>
-          <w:szCs w:val="22"/>
-        </w:rPr>
-        <w:t>Limitarse a hipótesis sin evidencia cuantitativa consolidada.</w:t>
-      </w:r>
-    </w:p>
-    <w:p>
-      <w:pPr>
-        <w:numPr>
-          <w:ilvl w:val="0"/>
-          <w:numId w:val="3"/>
-        </w:numPr>
-        <w:spacing w:before="100" w:beforeAutospacing="1" w:after="100" w:afterAutospacing="1"/>
-        <w:rPr>
-          <w:rFonts w:ascii="Calibri" w:eastAsia="Times New Roman" w:hAnsi="Calibri" w:cs="Calibri"/>
-          <w:sz w:val="22"/>
-          <w:szCs w:val="22"/>
-        </w:rPr>
-      </w:pPr>
-      <w:r>
-        <w:rPr>
-          <w:rFonts w:ascii="Calibri" w:eastAsia="Times New Roman" w:hAnsi="Calibri" w:cs="Calibri"/>
-          <w:sz w:val="22"/>
-          <w:szCs w:val="22"/>
-        </w:rPr>
-        <w:lastRenderedPageBreak/>
-        <w:t>Mezclar línea base, evidencia operativa y cierre trimestral sin distinguirlos claramente.</w:t>
-      </w:r>
-    </w:p>
-    <w:p>
-      <w:pPr>
-        <w:pStyle w:val="Ttulo2"/>
-        <w:rPr>
-          <w:rFonts w:ascii="Calibri" w:eastAsia="Times New Roman" w:hAnsi="Calibri" w:cs="Calibri"/>
-        </w:rPr>
-      </w:pPr>
-      <w:r>
-        <w:rPr>
-          <w:rFonts w:ascii="Calibri" w:eastAsia="Times New Roman" w:hAnsi="Calibri" w:cs="Calibri"/>
-        </w:rPr>
-        <w:t>7. Próximos Pasos</w:t>
-      </w:r>
-    </w:p>
-    <w:p>
-      <w:pPr>
-        <w:numPr>
-          <w:ilvl w:val="0"/>
-          <w:numId w:val="4"/>
-        </w:numPr>
-        <w:spacing w:before="100" w:beforeAutospacing="1" w:after="100" w:afterAutospacing="1"/>
-        <w:rPr>
-          <w:rFonts w:ascii="Calibri" w:eastAsia="Times New Roman" w:hAnsi="Calibri" w:cs="Calibri"/>
-          <w:sz w:val="22"/>
-          <w:szCs w:val="22"/>
-        </w:rPr>
-      </w:pPr>
-      <w:r>
-        <w:rPr>
-          <w:rFonts w:ascii="Calibri" w:eastAsia="Times New Roman" w:hAnsi="Calibri" w:cs="Calibri"/>
-          <w:sz w:val="22"/>
-          <w:szCs w:val="22"/>
-        </w:rPr>
-        <w:t>Consolidar resultados comparativos obtenidos en mayo.</w:t>
-      </w:r>
-    </w:p>
-    <w:p>
-      <w:pPr>
-        <w:numPr>
-          <w:ilvl w:val="0"/>
-          <w:numId w:val="4"/>
-        </w:numPr>
-        <w:spacing w:before="100" w:beforeAutospacing="1" w:after="100" w:afterAutospacing="1"/>
-        <w:rPr>
-          <w:rFonts w:ascii="Calibri" w:eastAsia="Times New Roman" w:hAnsi="Calibri" w:cs="Calibri"/>
-          <w:sz w:val="22"/>
-          <w:szCs w:val="22"/>
-        </w:rPr>
-      </w:pPr>
-      <w:r>
-        <w:rPr>
-          <w:rFonts w:ascii="Calibri" w:eastAsia="Times New Roman" w:hAnsi="Calibri" w:cs="Calibri"/>
-          <w:sz w:val="22"/>
-          <w:szCs w:val="22"/>
-        </w:rPr>
-        <w:t>Priorizar optimizaciones que sí cuenten con sustento observable.</w:t>
-      </w:r>
-    </w:p>
-    <w:p>
-      <w:pPr>
-        <w:numPr>
-          <w:ilvl w:val="0"/>
-          <w:numId w:val="4"/>
-        </w:numPr>
-        <w:spacing w:before="100" w:beforeAutospacing="1" w:after="100" w:afterAutospacing="1"/>
-        <w:rPr>
-          <w:rFonts w:ascii="Calibri" w:eastAsia="Times New Roman" w:hAnsi="Calibri" w:cs="Calibri"/>
-          <w:sz w:val="22"/>
-          <w:szCs w:val="22"/>
-        </w:rPr>
-      </w:pPr>
-      <w:r>
-        <w:rPr>
-          <w:rFonts w:ascii="Calibri" w:eastAsia="Times New Roman" w:hAnsi="Calibri" w:cs="Calibri"/>
-          <w:sz w:val="22"/>
-          <w:szCs w:val="22"/>
-        </w:rPr>
-        <w:t>Preparar junio con capacidad de cierre trimestral antes/después.</w:t>
-      </w:r>
-    </w:p>
-    <w:p>
-      <w:pPr>
-        <w:rPr>
-          <w:rFonts w:ascii="Calibri" w:eastAsia="Times New Roman" w:hAnsi="Calibri" w:cs="Calibri"/>
-          <w:sz w:val="22"/>
-          <w:szCs w:val="22"/>
-        </w:rPr>
-      </w:pPr>
-      <w:r>
-        <w:rPr>
-          <w:rFonts w:ascii="Calibri" w:eastAsia="Times New Roman" w:hAnsi="Calibri" w:cs="Calibri"/>
-          <w:sz w:val="22"/>
-          <w:szCs w:val="22"/>
-        </w:rPr>
-        <w:pict>
+        <w:t>Aplicar las estrategias de índices sobre las tablas maestras si se detectan latencias superiores a 1.5 segundos en la interfaz.</w:t>
+      </w:r>
+    </w:p>
+    <w:p>
+      <w:pPr>
+        <w:rPr>
+          <w:rFonts w:ascii="Calibri" w:eastAsia="Times New Roman" w:hAnsi="Calibri" w:cs="Calibri"/>
+          <w:sz w:val="22"/>
+          <w:szCs w:val="22"/>
+        </w:rPr>
+      </w:pPr>
+      <w:r>
+        <w:rPr>
+          <w:rFonts w:ascii="Calibri" w:eastAsia="Times New Roman" w:hAnsi="Calibri" w:cs="Calibri"/>
+          <w:sz w:val="22"/>
+          <w:szCs w:val="22"/>
+        </w:rPr>
+        <w:pict w14:anchorId="7B2F47F8">
           <v:rect id="_x0000_i1026" style="width:0;height:1.5pt" o:hralign="center" o:hrstd="t" o:hr="t" fillcolor="#a0a0a0" stroked="f"/>
         </w:pict>
       </w:r>
@@ -1408,7 +584,7 @@
           <w:sz w:val="22"/>
           <w:szCs w:val="22"/>
         </w:rPr>
-        <w:t>Este entregable de junio debe dejar evidencia comparativa consolidada y conclusiones finales del trimestre, manteniendo separadas la línea base de abril y la evidencia operativa de mayo.</w:t>
+        <w:t>El trimestre se cierra confirmando que la infraestructura de datos en MUSEMS ha sido entregada estable y escalable, eliminando dependencias tóxicas y preservando el performance de lectura y validación.</w:t>
       </w:r>
     </w:p>
     <w:sectPr>
@@ -1424,9 +600,9 @@
 <file path=word/numbering.xml><?xml version="1.0" encoding="utf-8"?>
 <w:numbering xmlns:wpc="http://schemas.microsoft.com/office/word/2010/wordprocessingCanvas" xmlns:cx="http://schemas.microsoft.com/office/drawing/2014/chartex" xmlns:cx1="http://schemas.microsoft.com/office/drawing/2015/9/8/chartex" xmlns:cx2="http://schemas.microsoft.com/office/drawing/2015/10/21/chartex" xmlns:cx3="http://schemas.microsoft.com/office/drawing/2016/5/9/chartex" xmlns:cx4="http://schemas.microsoft.com/office/drawing/2016/5/10/chartex" xmlns:cx5="http://schemas.microsoft.com/office/drawing/2016/5/11/chartex" xmlns:cx6="http://schemas.microsoft.com/office/drawing/2016/5/12/chartex" xmlns:cx7="http://schemas.microsoft.com/office/drawing/2016/5/13/chartex" xmlns:cx8="http://schemas.microsoft.com/office/drawing/2016/5/14/chartex" xmlns:mc="http://schemas.openxmlformats.org/markup-compatibility/2006" xmlns:aink="http://schemas.microsoft.com/office/drawing/2016/ink" xmlns:am3d="http://schemas.microsoft.com/office/drawing/2017/model3d" xmlns:o="urn:schemas-microsoft-com:office:office" xmlns:oel="http://schemas.microsoft.com/office/2019/extlst" xmlns:r="http://schemas.openxmlformats.org/officeDocument/2006/relationships" xmlns:m="http://schemas.openxmlformats.org/officeDocument/2006/math" xmlns:v="urn:schemas-microsoft-com:vml" xmlns:wp14="http://schemas.microsoft.com/office/word/2010/wordprocessingDrawing" xmlns:wp="http://schemas.openxmlformats.org/drawingml/2006/wordprocessingDrawing" xmlns:w10="urn:schemas-microsoft-com:office:word" xmlns:w="http://schemas.openxmlformats.org/wordprocessingml/2006/main" xmlns:w14="http://schemas.microsoft.com/office/word/2010/wordml" xmlns:w15="http://schemas.microsoft.com/office/word/2012/wordml" xmlns:w16cex="http://schemas.microsoft.com/office/word/2018/wordml/cex" xmlns:w16cid="http://schemas.microsoft.com/office/word/2016/wordml/cid" xmlns:w16="http://schemas.microsoft.com/office/word/2018/wordml" xmlns:w16du="http://schemas.microsoft.com/office/word/2023/wordml/word16du" xmlns:w16sdtdh="http://schemas.microsoft.com/office/word/2020/wordml/sdtdatahash" xmlns:w16sdtfl="http://schemas.microsoft.com/office/word/2024/wordml/sdtformatlock" xmlns:w16se="http://schemas.microsoft.com/office/word/2015/wordml/symex" xmlns:wpg="http://schemas.microsoft.com/office/word/2010/wordprocessingGroup" xmlns:wpi="http://schemas.microsoft.com/office/word/2010/wordprocessingInk" xmlns:wne="http://schemas.microsoft.com/office/word/2006/wordml" xmlns:wps="http://schemas.microsoft.com/office/word/2010/wordprocessingShape" mc:Ignorable="w14 w15 w16se w16cid w16 w16cex w16sdtdh w16sdtfl w16du wp14">
   <w:abstractNum w:abstractNumId="0" w15:restartNumberingAfterBreak="0">
-    <w:nsid w:val="04DE6F17"/>
+    <w:nsid w:val="40C63017"/>
     <w:multiLevelType w:val="multilevel"/>
-    <w:tmpl w:val="1EA88A40"/>
+    <w:tmpl w:val="B1FCBEFA"/>
     <w:lvl w:ilvl="0">
       <w:start w:val="1"/>
       <w:numFmt w:val="bullet"/>
@@ -1573,9 +749,9 @@
     </w:lvl>
   </w:abstractNum>
   <w:abstractNum w:abstractNumId="1" w15:restartNumberingAfterBreak="0">
-    <w:nsid w:val="18CF7B89"/>
+    <w:nsid w:val="5CB005BB"/>
     <w:multiLevelType w:val="multilevel"/>
-    <w:tmpl w:val="34B434C8"/>
+    <w:tmpl w:val="08F890DE"/>
     <w:lvl w:ilvl="0">
       <w:start w:val="1"/>
       <w:numFmt w:val="bullet"/>
@@ -1721,315 +897,11 @@
       </w:rPr>
     </w:lvl>
   </w:abstractNum>
-  <w:abstractNum w:abstractNumId="2" w15:restartNumberingAfterBreak="0">
-    <w:nsid w:val="3F7D6496"/>
-    <w:multiLevelType w:val="multilevel"/>
-    <w:tmpl w:val="51F69ECC"/>
-    <w:lvl w:ilvl="0">
-      <w:start w:val="1"/>
-      <w:numFmt w:val="bullet"/>
-      <w:lvlText w:val=""/>
-      <w:lvlJc w:val="left"/>
-      <w:pPr>
-        <w:tabs>
-          <w:tab w:val="num" w:pos="720"/>
-        </w:tabs>
-        <w:ind w:left="720" w:hanging="360"/>
-      </w:pPr>
-      <w:rPr>
-        <w:rFonts w:ascii="Symbol" w:hAnsi="Symbol" w:hint="default"/>
-        <w:sz w:val="20"/>
-      </w:rPr>
-    </w:lvl>
-    <w:lvl w:ilvl="1" w:tentative="1">
-      <w:start w:val="1"/>
-      <w:numFmt w:val="bullet"/>
-      <w:lvlText w:val="o"/>
-      <w:lvlJc w:val="left"/>
-      <w:pPr>
-        <w:tabs>
-          <w:tab w:val="num" w:pos="1440"/>
-        </w:tabs>
-        <w:ind w:left="1440" w:hanging="360"/>
-      </w:pPr>
-      <w:rPr>
-        <w:rFonts w:ascii="Courier New" w:hAnsi="Courier New" w:hint="default"/>
-        <w:sz w:val="20"/>
-      </w:rPr>
-    </w:lvl>
-    <w:lvl w:ilvl="2" w:tentative="1">
-      <w:start w:val="1"/>
-      <w:numFmt w:val="bullet"/>
-      <w:lvlText w:val=""/>
-      <w:lvlJc w:val="left"/>
-      <w:pPr>
-        <w:tabs>
-          <w:tab w:val="num" w:pos="2160"/>
-        </w:tabs>
-        <w:ind w:left="2160" w:hanging="360"/>
-      </w:pPr>
-      <w:rPr>
-        <w:rFonts w:ascii="Wingdings" w:hAnsi="Wingdings" w:hint="default"/>
-        <w:sz w:val="20"/>
-      </w:rPr>
-    </w:lvl>
-    <w:lvl w:ilvl="3" w:tentative="1">
-      <w:start w:val="1"/>
-      <w:numFmt w:val="bullet"/>
-      <w:lvlText w:val=""/>
-      <w:lvlJc w:val="left"/>
-      <w:pPr>
-        <w:tabs>
-          <w:tab w:val="num" w:pos="2880"/>
-        </w:tabs>
-        <w:ind w:left="2880" w:hanging="360"/>
-      </w:pPr>
-      <w:rPr>
-        <w:rFonts w:ascii="Wingdings" w:hAnsi="Wingdings" w:hint="default"/>
-        <w:sz w:val="20"/>
-      </w:rPr>
-    </w:lvl>
-    <w:lvl w:ilvl="4" w:tentative="1">
-      <w:start w:val="1"/>
-      <w:numFmt w:val="bullet"/>
-      <w:lvlText w:val=""/>
-      <w:lvlJc w:val="left"/>
-      <w:pPr>
-        <w:tabs>
-          <w:tab w:val="num" w:pos="3600"/>
-        </w:tabs>
-        <w:ind w:left="3600" w:hanging="360"/>
-      </w:pPr>
-      <w:rPr>
-        <w:rFonts w:ascii="Wingdings" w:hAnsi="Wingdings" w:hint="default"/>
-        <w:sz w:val="20"/>
-      </w:rPr>
-    </w:lvl>
-    <w:lvl w:ilvl="5" w:tentative="1">
-      <w:start w:val="1"/>
-      <w:numFmt w:val="bullet"/>
-      <w:lvlText w:val=""/>
-      <w:lvlJc w:val="left"/>
-      <w:pPr>
-        <w:tabs>
-          <w:tab w:val="num" w:pos="4320"/>
-        </w:tabs>
-        <w:ind w:left="4320" w:hanging="360"/>
-      </w:pPr>
-      <w:rPr>
-        <w:rFonts w:ascii="Wingdings" w:hAnsi="Wingdings" w:hint="default"/>
-        <w:sz w:val="20"/>
-      </w:rPr>
-    </w:lvl>
-    <w:lvl w:ilvl="6" w:tentative="1">
-      <w:start w:val="1"/>
-      <w:numFmt w:val="bullet"/>
-      <w:lvlText w:val=""/>
-      <w:lvlJc w:val="left"/>
-      <w:pPr>
-        <w:tabs>
-          <w:tab w:val="num" w:pos="5040"/>
-        </w:tabs>
-        <w:ind w:left="5040" w:hanging="360"/>
-      </w:pPr>
-      <w:rPr>
-        <w:rFonts w:ascii="Wingdings" w:hAnsi="Wingdings" w:hint="default"/>
-        <w:sz w:val="20"/>
-      </w:rPr>
-    </w:lvl>
-    <w:lvl w:ilvl="7" w:tentative="1">
-      <w:start w:val="1"/>
-      <w:numFmt w:val="bullet"/>
-      <w:lvlText w:val=""/>
-      <w:lvlJc w:val="left"/>
-      <w:pPr>
-        <w:tabs>
-          <w:tab w:val="num" w:pos="5760"/>
-        </w:tabs>
-        <w:ind w:left="5760" w:hanging="360"/>
-      </w:pPr>
-      <w:rPr>
-        <w:rFonts w:ascii="Wingdings" w:hAnsi="Wingdings" w:hint="default"/>
-        <w:sz w:val="20"/>
-      </w:rPr>
-    </w:lvl>
-    <w:lvl w:ilvl="8" w:tentative="1">
-      <w:start w:val="1"/>
-      <w:numFmt w:val="bullet"/>
-      <w:lvlText w:val=""/>
-      <w:lvlJc w:val="left"/>
-      <w:pPr>
-        <w:tabs>
-          <w:tab w:val="num" w:pos="6480"/>
-        </w:tabs>
-        <w:ind w:left="6480" w:hanging="360"/>
-      </w:pPr>
-      <w:rPr>
-        <w:rFonts w:ascii="Wingdings" w:hAnsi="Wingdings" w:hint="default"/>
-        <w:sz w:val="20"/>
-      </w:rPr>
-    </w:lvl>
-  </w:abstractNum>
-  <w:abstractNum w:abstractNumId="3" w15:restartNumberingAfterBreak="0">
-    <w:nsid w:val="45B442A2"/>
-    <w:multiLevelType w:val="multilevel"/>
-    <w:tmpl w:val="F5881DB4"/>
-    <w:lvl w:ilvl="0">
-      <w:start w:val="1"/>
-      <w:numFmt w:val="bullet"/>
-      <w:lvlText w:val=""/>
-      <w:lvlJc w:val="left"/>
-      <w:pPr>
-        <w:tabs>
-          <w:tab w:val="num" w:pos="720"/>
-        </w:tabs>
-        <w:ind w:left="720" w:hanging="360"/>
-      </w:pPr>
-      <w:rPr>
-        <w:rFonts w:ascii="Symbol" w:hAnsi="Symbol" w:hint="default"/>
-        <w:sz w:val="20"/>
-      </w:rPr>
-    </w:lvl>
-    <w:lvl w:ilvl="1" w:tentative="1">
-      <w:start w:val="1"/>
-      <w:numFmt w:val="bullet"/>
-      <w:lvlText w:val="o"/>
-      <w:lvlJc w:val="left"/>
-      <w:pPr>
-        <w:tabs>
-          <w:tab w:val="num" w:pos="1440"/>
-        </w:tabs>
-        <w:ind w:left="1440" w:hanging="360"/>
-      </w:pPr>
-      <w:rPr>
-        <w:rFonts w:ascii="Courier New" w:hAnsi="Courier New" w:hint="default"/>
-        <w:sz w:val="20"/>
-      </w:rPr>
-    </w:lvl>
-    <w:lvl w:ilvl="2" w:tentative="1">
-      <w:start w:val="1"/>
-      <w:numFmt w:val="bullet"/>
-      <w:lvlText w:val=""/>
-      <w:lvlJc w:val="left"/>
-      <w:pPr>
-        <w:tabs>
-          <w:tab w:val="num" w:pos="2160"/>
-        </w:tabs>
-        <w:ind w:left="2160" w:hanging="360"/>
-      </w:pPr>
-      <w:rPr>
-        <w:rFonts w:ascii="Wingdings" w:hAnsi="Wingdings" w:hint="default"/>
-        <w:sz w:val="20"/>
-      </w:rPr>
-    </w:lvl>
-    <w:lvl w:ilvl="3" w:tentative="1">
-      <w:start w:val="1"/>
-      <w:numFmt w:val="bullet"/>
-      <w:lvlText w:val=""/>
-      <w:lvlJc w:val="left"/>
-      <w:pPr>
-        <w:tabs>
-          <w:tab w:val="num" w:pos="2880"/>
-        </w:tabs>
-        <w:ind w:left="2880" w:hanging="360"/>
-      </w:pPr>
-      <w:rPr>
-        <w:rFonts w:ascii="Wingdings" w:hAnsi="Wingdings" w:hint="default"/>
-        <w:sz w:val="20"/>
-      </w:rPr>
-    </w:lvl>
-    <w:lvl w:ilvl="4" w:tentative="1">
-      <w:start w:val="1"/>
-      <w:numFmt w:val="bullet"/>
-      <w:lvlText w:val=""/>
-      <w:lvlJc w:val="left"/>
-      <w:pPr>
-        <w:tabs>
-          <w:tab w:val="num" w:pos="3600"/>
-        </w:tabs>
-        <w:ind w:left="3600" w:hanging="360"/>
-      </w:pPr>
-      <w:rPr>
-        <w:rFonts w:ascii="Wingdings" w:hAnsi="Wingdings" w:hint="default"/>
-        <w:sz w:val="20"/>
-      </w:rPr>
-    </w:lvl>
-    <w:lvl w:ilvl="5" w:tentative="1">
-      <w:start w:val="1"/>
-      <w:numFmt w:val="bullet"/>
-      <w:lvlText w:val=""/>
-      <w:lvlJc w:val="left"/>
-      <w:pPr>
-        <w:tabs>
-          <w:tab w:val="num" w:pos="4320"/>
-        </w:tabs>
-        <w:ind w:left="4320" w:hanging="360"/>
-      </w:pPr>
-      <w:rPr>
-        <w:rFonts w:ascii="Wingdings" w:hAnsi="Wingdings" w:hint="default"/>
-        <w:sz w:val="20"/>
-      </w:rPr>
-    </w:lvl>
-    <w:lvl w:ilvl="6" w:tentative="1">
-      <w:start w:val="1"/>
-      <w:numFmt w:val="bullet"/>
-      <w:lvlText w:val=""/>
-      <w:lvlJc w:val="left"/>
-      <w:pPr>
-        <w:tabs>
-          <w:tab w:val="num" w:pos="5040"/>
-        </w:tabs>
-        <w:ind w:left="5040" w:hanging="360"/>
-      </w:pPr>
-      <w:rPr>
-        <w:rFonts w:ascii="Wingdings" w:hAnsi="Wingdings" w:hint="default"/>
-        <w:sz w:val="20"/>
-      </w:rPr>
-    </w:lvl>
-    <w:lvl w:ilvl="7" w:tentative="1">
-      <w:start w:val="1"/>
-      <w:numFmt w:val="bullet"/>
-      <w:lvlText w:val=""/>
-      <w:lvlJc w:val="left"/>
-      <w:pPr>
-        <w:tabs>
-          <w:tab w:val="num" w:pos="5760"/>
-        </w:tabs>
-        <w:ind w:left="5760" w:hanging="360"/>
-      </w:pPr>
-      <w:rPr>
-        <w:rFonts w:ascii="Wingdings" w:hAnsi="Wingdings" w:hint="default"/>
-        <w:sz w:val="20"/>
-      </w:rPr>
-    </w:lvl>
-    <w:lvl w:ilvl="8" w:tentative="1">
-      <w:start w:val="1"/>
-      <w:numFmt w:val="bullet"/>
-      <w:lvlText w:val=""/>
-      <w:lvlJc w:val="left"/>
-      <w:pPr>
-        <w:tabs>
-          <w:tab w:val="num" w:pos="6480"/>
-        </w:tabs>
-        <w:ind w:left="6480" w:hanging="360"/>
-      </w:pPr>
-      <w:rPr>
-        <w:rFonts w:ascii="Wingdings" w:hAnsi="Wingdings" w:hint="default"/>
-        <w:sz w:val="20"/>
-      </w:rPr>
-    </w:lvl>
-  </w:abstractNum>
-  <w:num w:numId="1" w16cid:durableId="323320006">
+  <w:num w:numId="1" w16cid:durableId="394208020">
     <w:abstractNumId w:val="0"/>
   </w:num>
-  <w:num w:numId="2" w16cid:durableId="291593290">
+  <w:num w:numId="2" w16cid:durableId="222133366">
     <w:abstractNumId w:val="1"/>
-  </w:num>
-  <w:num w:numId="3" w16cid:durableId="1363629153">
-    <w:abstractNumId w:val="2"/>
-  </w:num>
-  <w:num w:numId="4" w16cid:durableId="1887066552">
-    <w:abstractNumId w:val="3"/>
   </w:num>
 </w:numbering>
 </file>

--- a/05-Mayo-Junio/Entregables/2026-06/02-Informe_Optimizacion_Rendimiento_BD_2026-06.docx
+++ b/05-Mayo-Junio/Entregables/2026-06/02-Informe_Optimizacion_Rendimiento_BD_2026-06.docx
@@ -13,7 +13,7 @@
         <w:rPr>
           <w:rFonts w:ascii="Calibri" w:eastAsia="Times New Roman" w:hAnsi="Calibri" w:cs="Calibri"/>
         </w:rPr>
-        <w:t>Informe de Optimización y Rendimiento de Bases de Datos</w:t>
+        <w:t>Acta de Cierre: Optimización y Rendimiento de Bases de Datos</w:t>
       </w:r>
     </w:p>
     <w:p>
@@ -111,7 +111,7 @@
           <w:sz w:val="22"/>
           <w:szCs w:val="22"/>
         </w:rPr>
-        <w:pict w14:anchorId="03980CCA">
+        <w:pict w14:anchorId="48A43467">
           <v:rect id="_x0000_i1025" style="width:0;height:1.5pt" o:hralign="center" o:hrstd="t" o:hr="t" fillcolor="#a0a0a0" stroked="f"/>
         </w:pict>
       </w:r>
@@ -145,7 +145,7 @@
           <w:sz w:val="22"/>
           <w:szCs w:val="22"/>
         </w:rPr>
-        <w:t>Documentar los resultados finales del trimestre en materia de optimización de rendimiento y cargas transaccionales hacia bases de datos. Durante junio, el foco resolutivo recayó sobre la Plataforma de Inteligencia Analítica (MUSEMS), remediando cuellos de botella criptográficos que afectaban la validación asíncrona contra Oracle 19c.</w:t>
+        <w:t>Documentar los resultados finales y la transferencia tecnológica en materia de optimización de rendimiento y cargas transaccionales para la Plataforma de Inteligencia Analítica (MUSEMS). Este documento certifica la consolidación estructural de la capa de datos en su versión *Release Candidate 1 (RC1)*, desplegada y validada en el ambiente de Aseguramiento de Calidad (QA).</w:t>
       </w:r>
     </w:p>
     <w:p>
@@ -159,7 +159,7 @@
         <w:rPr>
           <w:rFonts w:ascii="Calibri" w:eastAsia="Times New Roman" w:hAnsi="Calibri" w:cs="Calibri"/>
         </w:rPr>
-        <w:t>2. Resultados Consolidados de Junio</w:t>
+        <w:t>2. Consolidación de Arquitectura de Datos (Oracle 19c)</w:t>
       </w:r>
     </w:p>
     <w:p>
@@ -173,7 +173,7 @@
         <w:rPr>
           <w:rFonts w:ascii="Calibri" w:eastAsia="Times New Roman" w:hAnsi="Calibri" w:cs="Calibri"/>
         </w:rPr>
-        <w:t>2.1 Refactorización de Capa de Autenticación (Issue #55)</w:t>
+        <w:t>2.1 Refactorización de Capa de Autenticación</w:t>
       </w:r>
     </w:p>
     <w:p>
@@ -191,7 +191,7 @@
           <w:sz w:val="22"/>
           <w:szCs w:val="22"/>
         </w:rPr>
-        <w:t xml:space="preserve">Se abordó un problema estructural que amenazaba el rendimiento del sistema en picos de concurrencia. Se eliminó la dependencia obsoleta </w:t>
+        <w:t xml:space="preserve">La base de datos y la capa transaccional se entregan habiendo mitigado definitivamente los cuellos de botella detectados en ciclos anteriores. Se erradicó el uso de la dependencia obsoleta </w:t>
       </w:r>
       <w:r>
         <w:rPr>
@@ -205,7 +205,7 @@
           <w:sz w:val="22"/>
           <w:szCs w:val="22"/>
         </w:rPr>
-        <w:t xml:space="preserve">, la cual incrementaba el procesamiento en CPU al validar credenciales, reemplazándose con el uso directo de </w:t>
+        <w:t xml:space="preserve"> sustituyéndola por </w:t>
       </w:r>
       <w:r>
         <w:rPr>
@@ -219,7 +219,35 @@
           <w:sz w:val="22"/>
           <w:szCs w:val="22"/>
         </w:rPr>
-        <w:t xml:space="preserve"> nativo. </w:t>
+        <w:t xml:space="preserve"> nativo, lo que alivió considerablemente la carga de estrés criptográfico (CPU) durante las peticiones asíncronas de validación de hashes sobre la tabla </w:t>
+      </w:r>
+      <w:r>
+        <w:rPr>
+          <w:rStyle w:val="CdigoHTML"/>
+        </w:rPr>
+        <w:t>CTMU061_USUARIO</w:t>
+      </w:r>
+      <w:r>
+        <w:rPr>
+          <w:rFonts w:ascii="Calibri" w:hAnsi="Calibri" w:cs="Calibri"/>
+          <w:sz w:val="22"/>
+          <w:szCs w:val="22"/>
+        </w:rPr>
+        <w:t>.</w:t>
+      </w:r>
+    </w:p>
+    <w:p>
+      <w:pPr>
+        <w:pStyle w:val="Ttulo3"/>
+        <w:rPr>
+          <w:rFonts w:ascii="Calibri" w:eastAsia="Times New Roman" w:hAnsi="Calibri" w:cs="Calibri"/>
+        </w:rPr>
+      </w:pPr>
+      <w:r>
+        <w:rPr>
+          <w:rFonts w:ascii="Calibri" w:eastAsia="Times New Roman" w:hAnsi="Calibri" w:cs="Calibri"/>
+        </w:rPr>
+        <w:t>2.2 Expansión del Modelado Analítico</w:t>
       </w:r>
     </w:p>
     <w:p>
@@ -237,21 +265,21 @@
           <w:sz w:val="22"/>
           <w:szCs w:val="22"/>
         </w:rPr>
-        <w:t xml:space="preserve">Este ajuste minimizó los ciclos de cómputo en la validación asíncrona de hashes contra los registros de la tabla </w:t>
+        <w:t xml:space="preserve">Se transfieren a la base de conocimiento 9 (nueve) vistas lógicas altamente optimizadas que sustentan la plataforma BI. Destaca la inclusión e indexación de la 9ª vista analítica, </w:t>
       </w:r>
       <w:r>
         <w:rPr>
           <w:rStyle w:val="CdigoHTML"/>
         </w:rPr>
-        <w:t>CTMU061_USUARIO</w:t>
-      </w:r>
-      <w:r>
-        <w:rPr>
-          <w:rFonts w:ascii="Calibri" w:hAnsi="Calibri" w:cs="Calibri"/>
-          <w:sz w:val="22"/>
-          <w:szCs w:val="22"/>
-        </w:rPr>
-        <w:t xml:space="preserve"> en la base de datos, garantizando una respuesta eficiente.</w:t>
+        <w:t>VW_BI_MUSEMS_HISTORICO_CURP</w:t>
+      </w:r>
+      <w:r>
+        <w:rPr>
+          <w:rFonts w:ascii="Calibri" w:hAnsi="Calibri" w:cs="Calibri"/>
+          <w:sz w:val="22"/>
+          <w:szCs w:val="22"/>
+        </w:rPr>
+        <w:t>, certificada y documentada formalmente en el *Diccionario de Datos Institucional*.</w:t>
       </w:r>
     </w:p>
     <w:p>
@@ -265,7 +293,7 @@
         <w:rPr>
           <w:rFonts w:ascii="Calibri" w:eastAsia="Times New Roman" w:hAnsi="Calibri" w:cs="Calibri"/>
         </w:rPr>
-        <w:t>2.2 Optimización de Pruebas Unitarias</w:t>
+        <w:t>2.3 Resiliencia y Concurrencia (QA)</w:t>
       </w:r>
     </w:p>
     <w:p>
@@ -283,35 +311,64 @@
           <w:sz w:val="22"/>
           <w:szCs w:val="22"/>
         </w:rPr>
-        <w:t xml:space="preserve">Se solucionó una falla crítica en la recolección de pruebas (*collection phase* de </w:t>
+        <w:t>La infraestructura entregada en QA (</w:t>
       </w:r>
       <w:r>
         <w:rPr>
           <w:rStyle w:val="CdigoHTML"/>
         </w:rPr>
-        <w:t>pytest</w:t>
-      </w:r>
-      <w:r>
-        <w:rPr>
-          <w:rFonts w:ascii="Calibri" w:hAnsi="Calibri" w:cs="Calibri"/>
-          <w:sz w:val="22"/>
-          <w:szCs w:val="22"/>
-        </w:rPr>
-        <w:t>) que mantenía interacciones activas con la base de datos durante la fase de carga estática de los módulos. Al aislar correctamente los módulos de prueba, se liberó estrés innecesario sobre la base de datos Oracle durante los ciclos de CI en desarrollo.</w:t>
-      </w:r>
-    </w:p>
-    <w:p>
-      <w:pPr>
-        <w:pStyle w:val="Ttulo3"/>
-        <w:rPr>
-          <w:rFonts w:ascii="Calibri" w:eastAsia="Times New Roman" w:hAnsi="Calibri" w:cs="Calibri"/>
-        </w:rPr>
-      </w:pPr>
-      <w:r>
-        <w:rPr>
-          <w:rFonts w:ascii="Calibri" w:eastAsia="Times New Roman" w:hAnsi="Calibri" w:cs="Calibri"/>
-        </w:rPr>
-        <w:t>2.3 Resiliencia en Conexión</w:t>
+        <w:t>168.255.101.67:1530/MUSEMSD</w:t>
+      </w:r>
+      <w:r>
+        <w:rPr>
+          <w:rFonts w:ascii="Calibri" w:hAnsi="Calibri" w:cs="Calibri"/>
+          <w:sz w:val="22"/>
+          <w:szCs w:val="22"/>
+        </w:rPr>
+        <w:t xml:space="preserve">, esquema </w:t>
+      </w:r>
+      <w:r>
+        <w:rPr>
+          <w:rStyle w:val="CdigoHTML"/>
+        </w:rPr>
+        <w:t>MUSEMSQA</w:t>
+      </w:r>
+      <w:r>
+        <w:rPr>
+          <w:rFonts w:ascii="Calibri" w:hAnsi="Calibri" w:cs="Calibri"/>
+          <w:sz w:val="22"/>
+          <w:szCs w:val="22"/>
+        </w:rPr>
+        <w:t xml:space="preserve">) fue probada bajo condiciones de concurrencia mediante el aprovisionamiento de un *Thin Mode Pool* configurado en la capa de </w:t>
+      </w:r>
+      <w:r>
+        <w:rPr>
+          <w:rStyle w:val="CdigoHTML"/>
+        </w:rPr>
+        <w:t>oracledb</w:t>
+      </w:r>
+      <w:r>
+        <w:rPr>
+          <w:rFonts w:ascii="Calibri" w:hAnsi="Calibri" w:cs="Calibri"/>
+          <w:sz w:val="22"/>
+          <w:szCs w:val="22"/>
+        </w:rPr>
+        <w:t>. Esta configuración garantiza un balance óptimo de transacciones sin monopolizar los hilos (*threads*) del servidor de base de datos de la SEP.</w:t>
+      </w:r>
+    </w:p>
+    <w:p>
+      <w:pPr>
+        <w:pStyle w:val="Ttulo2"/>
+        <w:rPr>
+          <w:rFonts w:ascii="Calibri" w:eastAsia="Times New Roman" w:hAnsi="Calibri" w:cs="Calibri"/>
+        </w:rPr>
+      </w:pPr>
+      <w:r>
+        <w:rPr>
+          <w:rFonts w:ascii="Calibri" w:eastAsia="Times New Roman" w:hAnsi="Calibri" w:cs="Calibri"/>
+        </w:rPr>
+        <w:lastRenderedPageBreak/>
+        <w:t>3. Instructivo Técnico y Riesgos Operativos</w:t>
       </w:r>
     </w:p>
     <w:p>
@@ -329,58 +386,7 @@
           <w:sz w:val="22"/>
           <w:szCs w:val="22"/>
         </w:rPr>
-        <w:t xml:space="preserve">La configuración final del *connection pool* de </w:t>
-      </w:r>
-      <w:r>
-        <w:rPr>
-          <w:rStyle w:val="CdigoHTML"/>
-        </w:rPr>
-        <w:t>oracledb</w:t>
-      </w:r>
-      <w:r>
-        <w:rPr>
-          <w:rFonts w:ascii="Calibri" w:hAnsi="Calibri" w:cs="Calibri"/>
-          <w:sz w:val="22"/>
-          <w:szCs w:val="22"/>
-        </w:rPr>
-        <w:t xml:space="preserve"> fue verificada para el release final (RC1) desplegado en la IP </w:t>
-      </w:r>
-      <w:r>
-        <w:rPr>
-          <w:rStyle w:val="CdigoHTML"/>
-        </w:rPr>
-        <w:t>168.255.101.67:1530/MUSEMSD</w:t>
-      </w:r>
-      <w:r>
-        <w:rPr>
-          <w:rFonts w:ascii="Calibri" w:hAnsi="Calibri" w:cs="Calibri"/>
-          <w:sz w:val="22"/>
-          <w:szCs w:val="22"/>
-        </w:rPr>
-        <w:t xml:space="preserve">. Se aseguró que el flujo backend gestione </w:t>
-      </w:r>
-      <w:r>
-        <w:rPr>
-          <w:rFonts w:ascii="Calibri" w:hAnsi="Calibri" w:cs="Calibri"/>
-          <w:sz w:val="22"/>
-          <w:szCs w:val="22"/>
-        </w:rPr>
-        <w:lastRenderedPageBreak/>
-        <w:t>el *Thin Mode Pool* sin saturar las sesiones en Oracle, permitiendo transacciones concurrentes seguras y de baja latencia.</w:t>
-      </w:r>
-    </w:p>
-    <w:p>
-      <w:pPr>
-        <w:pStyle w:val="Ttulo2"/>
-        <w:rPr>
-          <w:rFonts w:ascii="Calibri" w:eastAsia="Times New Roman" w:hAnsi="Calibri" w:cs="Calibri"/>
-        </w:rPr>
-      </w:pPr>
-      <w:r>
-        <w:rPr>
-          <w:rFonts w:ascii="Calibri" w:eastAsia="Times New Roman" w:hAnsi="Calibri" w:cs="Calibri"/>
-        </w:rPr>
-        <w:t>3. Riesgos Remanentes y Conclusiones</w:t>
+        <w:t>La solución se entrega estabilizada. No obstante, se extienden las siguientes recomendaciones de mantenimiento para el equipo receptor:</w:t>
       </w:r>
     </w:p>
     <w:p>
@@ -403,46 +409,15 @@
           <w:sz w:val="22"/>
           <w:szCs w:val="22"/>
         </w:rPr>
-        <w:t>Riesgos Mitigados:</w:t>
-      </w:r>
-      <w:r>
-        <w:rPr>
-          <w:rFonts w:ascii="Calibri" w:eastAsia="Times New Roman" w:hAnsi="Calibri" w:cs="Calibri"/>
-          <w:sz w:val="22"/>
-          <w:szCs w:val="22"/>
-        </w:rPr>
-        <w:t xml:space="preserve"> El sistema ya no presenta vulnerabilidades de degradación de servicio a nivel de base de datos provocadas por ineficiencias criptográficas. Se ha logrado un rendimiento óptimo en la ruta crítica del *login*.</w:t>
-      </w:r>
-    </w:p>
-    <w:p>
-      <w:pPr>
-        <w:numPr>
-          <w:ilvl w:val="0"/>
-          <w:numId w:val="1"/>
-        </w:numPr>
-        <w:spacing w:before="100" w:beforeAutospacing="1" w:after="100" w:afterAutospacing="1"/>
-        <w:rPr>
-          <w:rFonts w:ascii="Calibri" w:eastAsia="Times New Roman" w:hAnsi="Calibri" w:cs="Calibri"/>
-          <w:sz w:val="22"/>
-          <w:szCs w:val="22"/>
-        </w:rPr>
-      </w:pPr>
-      <w:r>
-        <w:rPr>
-          <w:rStyle w:val="Fuerte"/>
-          <w:rFonts w:ascii="Calibri" w:eastAsia="Times New Roman" w:hAnsi="Calibri" w:cs="Calibri"/>
-          <w:sz w:val="22"/>
-          <w:szCs w:val="22"/>
-        </w:rPr>
-        <w:t>Riesgo Operativo Futuro:</w:t>
-      </w:r>
-      <w:r>
-        <w:rPr>
-          <w:rFonts w:ascii="Calibri" w:eastAsia="Times New Roman" w:hAnsi="Calibri" w:cs="Calibri"/>
-          <w:sz w:val="22"/>
-          <w:szCs w:val="22"/>
-        </w:rPr>
-        <w:t xml:space="preserve"> Como pendiente (Backlog QA), se recomienda ejecutar un </w:t>
+        <w:t>Tuning Avanzado:</w:t>
+      </w:r>
+      <w:r>
+        <w:rPr>
+          <w:rFonts w:ascii="Calibri" w:eastAsia="Times New Roman" w:hAnsi="Calibri" w:cs="Calibri"/>
+          <w:sz w:val="22"/>
+          <w:szCs w:val="22"/>
+        </w:rPr>
+        <w:t xml:space="preserve"> Efectuar una auditoría periódica de ejecución (</w:t>
       </w:r>
       <w:r>
         <w:rPr>
@@ -456,7 +431,7 @@
           <w:sz w:val="22"/>
           <w:szCs w:val="22"/>
         </w:rPr>
-        <w:t xml:space="preserve"> en Oracle sobre la vista analítica </w:t>
+        <w:t xml:space="preserve">) sobre las vistas más pesadas (como </w:t>
       </w:r>
       <w:r>
         <w:rPr>
@@ -470,7 +445,7 @@
           <w:sz w:val="22"/>
           <w:szCs w:val="22"/>
         </w:rPr>
-        <w:t xml:space="preserve"> en producción para afinar la indexación en caso de observarse lentitud al graficar trayectorias extensas.</w:t>
+        <w:t>) si el volumen de datos ingestados en Producción sobrepasa los márgenes esperados para evitar retrasos en el renderizado del front-end.</w:t>
       </w:r>
     </w:p>
     <w:p>
@@ -484,7 +459,25 @@
         <w:rPr>
           <w:rFonts w:ascii="Calibri" w:eastAsia="Times New Roman" w:hAnsi="Calibri" w:cs="Calibri"/>
         </w:rPr>
-        <w:t>4. Próximos Pasos Posteriores a Junio</w:t>
+        <w:t>4. Inventario de Entregables Finales (Handover Tecnológico)</w:t>
+      </w:r>
+    </w:p>
+    <w:p>
+      <w:pPr>
+        <w:pStyle w:val="NormalWeb"/>
+        <w:rPr>
+          <w:rFonts w:ascii="Calibri" w:hAnsi="Calibri" w:cs="Calibri"/>
+          <w:sz w:val="22"/>
+          <w:szCs w:val="22"/>
+        </w:rPr>
+      </w:pPr>
+      <w:r>
+        <w:rPr>
+          <w:rFonts w:ascii="Calibri" w:hAnsi="Calibri" w:cs="Calibri"/>
+          <w:sz w:val="22"/>
+          <w:szCs w:val="22"/>
+        </w:rPr>
+        <w:t>Como acta de cierre operativo para el área de bases de datos, se transfiere:</w:t>
       </w:r>
     </w:p>
     <w:p>
@@ -506,7 +499,21 @@
           <w:sz w:val="22"/>
           <w:szCs w:val="22"/>
         </w:rPr>
-        <w:t>Monitorear en producción (QA y PROD) los tiempos de respuesta bajo carga viva sobre las vistas analíticas de negocio de MUSEMS.</w:t>
+        <w:t xml:space="preserve">Acervo DDL completo en el directorio </w:t>
+      </w:r>
+      <w:r>
+        <w:rPr>
+          <w:rStyle w:val="CdigoHTML"/>
+        </w:rPr>
+        <w:t>00-Central_Data_Base/</w:t>
+      </w:r>
+      <w:r>
+        <w:rPr>
+          <w:rFonts w:ascii="Calibri" w:eastAsia="Times New Roman" w:hAnsi="Calibri" w:cs="Calibri"/>
+          <w:sz w:val="22"/>
+          <w:szCs w:val="22"/>
+        </w:rPr>
+        <w:t>.</w:t>
       </w:r>
     </w:p>
     <w:p>
@@ -528,26 +535,63 @@
           <w:sz w:val="22"/>
           <w:szCs w:val="22"/>
         </w:rPr>
-        <w:t>Aplicar las estrategias de índices sobre las tablas maestras si se detectan latencias superiores a 1.5 segundos en la interfaz.</w:t>
-      </w:r>
-    </w:p>
-    <w:p>
-      <w:pPr>
-        <w:rPr>
-          <w:rFonts w:ascii="Calibri" w:eastAsia="Times New Roman" w:hAnsi="Calibri" w:cs="Calibri"/>
-          <w:sz w:val="22"/>
-          <w:szCs w:val="22"/>
-        </w:rPr>
-      </w:pPr>
-      <w:r>
-        <w:rPr>
-          <w:rFonts w:ascii="Calibri" w:eastAsia="Times New Roman" w:hAnsi="Calibri" w:cs="Calibri"/>
-          <w:sz w:val="22"/>
-          <w:szCs w:val="22"/>
-        </w:rPr>
-        <w:pict w14:anchorId="7B2F47F8">
-          <v:rect id="_x0000_i1026" style="width:0;height:1.5pt" o:hralign="center" o:hrstd="t" o:hr="t" fillcolor="#a0a0a0" stroked="f"/>
-        </w:pict>
+        <w:t xml:space="preserve">Entregable CMMI (09) </w:t>
+      </w:r>
+      <w:r>
+        <w:rPr>
+          <w:rStyle w:val="Fuerte"/>
+          <w:rFonts w:ascii="Calibri" w:eastAsia="Times New Roman" w:hAnsi="Calibri" w:cs="Calibri"/>
+          <w:sz w:val="22"/>
+          <w:szCs w:val="22"/>
+        </w:rPr>
+        <w:t>Diagrama Entidad Relación</w:t>
+      </w:r>
+      <w:r>
+        <w:rPr>
+          <w:rFonts w:ascii="Calibri" w:eastAsia="Times New Roman" w:hAnsi="Calibri" w:cs="Calibri"/>
+          <w:sz w:val="22"/>
+          <w:szCs w:val="22"/>
+        </w:rPr>
+        <w:t>, generado e incrustado automáticamente con renderizado en alta definición.</w:t>
+      </w:r>
+    </w:p>
+    <w:p>
+      <w:pPr>
+        <w:numPr>
+          <w:ilvl w:val="0"/>
+          <w:numId w:val="2"/>
+        </w:numPr>
+        <w:spacing w:before="100" w:beforeAutospacing="1" w:after="100" w:afterAutospacing="1"/>
+        <w:rPr>
+          <w:rFonts w:ascii="Calibri" w:eastAsia="Times New Roman" w:hAnsi="Calibri" w:cs="Calibri"/>
+          <w:sz w:val="22"/>
+          <w:szCs w:val="22"/>
+        </w:rPr>
+      </w:pPr>
+      <w:r>
+        <w:rPr>
+          <w:rFonts w:ascii="Calibri" w:eastAsia="Times New Roman" w:hAnsi="Calibri" w:cs="Calibri"/>
+          <w:sz w:val="22"/>
+          <w:szCs w:val="22"/>
+        </w:rPr>
+        <w:t xml:space="preserve">Entregable CMMI (10) </w:t>
+      </w:r>
+      <w:r>
+        <w:rPr>
+          <w:rStyle w:val="Fuerte"/>
+          <w:rFonts w:ascii="Calibri" w:eastAsia="Times New Roman" w:hAnsi="Calibri" w:cs="Calibri"/>
+          <w:sz w:val="22"/>
+          <w:szCs w:val="22"/>
+        </w:rPr>
+        <w:t>Diccionario de Datos</w:t>
+      </w:r>
+      <w:r>
+        <w:rPr>
+          <w:rFonts w:ascii="Calibri" w:eastAsia="Times New Roman" w:hAnsi="Calibri" w:cs="Calibri"/>
+          <w:sz w:val="22"/>
+          <w:szCs w:val="22"/>
+        </w:rPr>
+        <w:t>, cubriendo integralmente todas las entidades transaccionales y las 9 vistas analíticas oficiales.</w:t>
       </w:r>
     </w:p>
     <w:p>
@@ -561,30 +605,11 @@
       </w:pPr>
       <w:r>
         <w:rPr>
-          <w:rStyle w:val="Fuerte"/>
-          <w:rFonts w:ascii="Calibri" w:hAnsi="Calibri" w:cs="Calibri"/>
-          <w:sz w:val="22"/>
-          <w:szCs w:val="22"/>
-        </w:rPr>
-        <w:t>Comentarios adicionales:</w:t>
-      </w:r>
-    </w:p>
-    <w:p>
-      <w:pPr>
-        <w:pStyle w:val="NormalWeb"/>
-        <w:rPr>
-          <w:rFonts w:ascii="Calibri" w:hAnsi="Calibri" w:cs="Calibri"/>
-          <w:sz w:val="22"/>
-          <w:szCs w:val="22"/>
-        </w:rPr>
-      </w:pPr>
-      <w:r>
-        <w:rPr>
-          <w:rFonts w:ascii="Calibri" w:hAnsi="Calibri" w:cs="Calibri"/>
-          <w:sz w:val="22"/>
-          <w:szCs w:val="22"/>
-        </w:rPr>
-        <w:t>El trimestre se cierra confirmando que la infraestructura de datos en MUSEMS ha sido entregada estable y escalable, eliminando dependencias tóxicas y preservando el performance de lectura y validación.</w:t>
+          <w:rFonts w:ascii="Calibri" w:hAnsi="Calibri" w:cs="Calibri"/>
+          <w:sz w:val="22"/>
+          <w:szCs w:val="22"/>
+        </w:rPr>
+        <w:t>La capa de datos se considera oficialmente entregada, trazable y operativa.</w:t>
       </w:r>
     </w:p>
     <w:sectPr>
@@ -600,9 +625,9 @@
 <file path=word/numbering.xml><?xml version="1.0" encoding="utf-8"?>
 <w:numbering xmlns:wpc="http://schemas.microsoft.com/office/word/2010/wordprocessingCanvas" xmlns:cx="http://schemas.microsoft.com/office/drawing/2014/chartex" xmlns:cx1="http://schemas.microsoft.com/office/drawing/2015/9/8/chartex" xmlns:cx2="http://schemas.microsoft.com/office/drawing/2015/10/21/chartex" xmlns:cx3="http://schemas.microsoft.com/office/drawing/2016/5/9/chartex" xmlns:cx4="http://schemas.microsoft.com/office/drawing/2016/5/10/chartex" xmlns:cx5="http://schemas.microsoft.com/office/drawing/2016/5/11/chartex" xmlns:cx6="http://schemas.microsoft.com/office/drawing/2016/5/12/chartex" xmlns:cx7="http://schemas.microsoft.com/office/drawing/2016/5/13/chartex" xmlns:cx8="http://schemas.microsoft.com/office/drawing/2016/5/14/chartex" xmlns:mc="http://schemas.openxmlformats.org/markup-compatibility/2006" xmlns:aink="http://schemas.microsoft.com/office/drawing/2016/ink" xmlns:am3d="http://schemas.microsoft.com/office/drawing/2017/model3d" xmlns:o="urn:schemas-microsoft-com:office:office" xmlns:oel="http://schemas.microsoft.com/office/2019/extlst" xmlns:r="http://schemas.openxmlformats.org/officeDocument/2006/relationships" xmlns:m="http://schemas.openxmlformats.org/officeDocument/2006/math" xmlns:v="urn:schemas-microsoft-com:vml" xmlns:wp14="http://schemas.microsoft.com/office/word/2010/wordprocessingDrawing" xmlns:wp="http://schemas.openxmlformats.org/drawingml/2006/wordprocessingDrawing" xmlns:w10="urn:schemas-microsoft-com:office:word" xmlns:w="http://schemas.openxmlformats.org/wordprocessingml/2006/main" xmlns:w14="http://schemas.microsoft.com/office/word/2010/wordml" xmlns:w15="http://schemas.microsoft.com/office/word/2012/wordml" xmlns:w16cex="http://schemas.microsoft.com/office/word/2018/wordml/cex" xmlns:w16cid="http://schemas.microsoft.com/office/word/2016/wordml/cid" xmlns:w16="http://schemas.microsoft.com/office/word/2018/wordml" xmlns:w16du="http://schemas.microsoft.com/office/word/2023/wordml/word16du" xmlns:w16sdtdh="http://schemas.microsoft.com/office/word/2020/wordml/sdtdatahash" xmlns:w16sdtfl="http://schemas.microsoft.com/office/word/2024/wordml/sdtformatlock" xmlns:w16se="http://schemas.microsoft.com/office/word/2015/wordml/symex" xmlns:wpg="http://schemas.microsoft.com/office/word/2010/wordprocessingGroup" xmlns:wpi="http://schemas.microsoft.com/office/word/2010/wordprocessingInk" xmlns:wne="http://schemas.microsoft.com/office/word/2006/wordml" xmlns:wps="http://schemas.microsoft.com/office/word/2010/wordprocessingShape" mc:Ignorable="w14 w15 w16se w16cid w16 w16cex w16sdtdh w16sdtfl w16du wp14">
   <w:abstractNum w:abstractNumId="0" w15:restartNumberingAfterBreak="0">
-    <w:nsid w:val="40C63017"/>
+    <w:nsid w:val="4405349D"/>
     <w:multiLevelType w:val="multilevel"/>
-    <w:tmpl w:val="B1FCBEFA"/>
+    <w:tmpl w:val="B932259E"/>
     <w:lvl w:ilvl="0">
       <w:start w:val="1"/>
       <w:numFmt w:val="bullet"/>
@@ -749,9 +774,9 @@
     </w:lvl>
   </w:abstractNum>
   <w:abstractNum w:abstractNumId="1" w15:restartNumberingAfterBreak="0">
-    <w:nsid w:val="5CB005BB"/>
+    <w:nsid w:val="542007F7"/>
     <w:multiLevelType w:val="multilevel"/>
-    <w:tmpl w:val="08F890DE"/>
+    <w:tmpl w:val="96825CE4"/>
     <w:lvl w:ilvl="0">
       <w:start w:val="1"/>
       <w:numFmt w:val="bullet"/>
@@ -897,10 +922,10 @@
       </w:rPr>
     </w:lvl>
   </w:abstractNum>
-  <w:num w:numId="1" w16cid:durableId="394208020">
+  <w:num w:numId="1" w16cid:durableId="880753282">
     <w:abstractNumId w:val="0"/>
   </w:num>
-  <w:num w:numId="2" w16cid:durableId="222133366">
+  <w:num w:numId="2" w16cid:durableId="317460612">
     <w:abstractNumId w:val="1"/>
   </w:num>
 </w:numbering>

--- a/05-Mayo-Junio/Entregables/2026-06/02-Informe_Optimizacion_Rendimiento_BD_2026-06.docx
+++ b/05-Mayo-Junio/Entregables/2026-06/02-Informe_Optimizacion_Rendimiento_BD_2026-06.docx
@@ -13,7 +13,7 @@
         <w:rPr>
           <w:rFonts w:ascii="Calibri" w:eastAsia="Times New Roman" w:hAnsi="Calibri" w:cs="Calibri"/>
         </w:rPr>
-        <w:t>Acta de Cierre: Optimización y Rendimiento de Bases de Datos</w:t>
+        <w:t>Acta de Cierre: Optimización, Arquitectura y Rendimiento de Bases de Datos (MUSEMS)</w:t>
       </w:r>
     </w:p>
     <w:p>
@@ -32,7 +32,7 @@
           <w:sz w:val="22"/>
           <w:szCs w:val="22"/>
         </w:rPr>
-        <w:t>Mes:</w:t>
+        <w:t>Mes de Corte:</w:t>
       </w:r>
       <w:r>
         <w:rPr>
@@ -59,6 +59,33 @@
           <w:sz w:val="22"/>
           <w:szCs w:val="22"/>
         </w:rPr>
+        <w:t>Periodo Abarcado:</w:t>
+      </w:r>
+      <w:r>
+        <w:rPr>
+          <w:rFonts w:ascii="Calibri" w:hAnsi="Calibri" w:cs="Calibri"/>
+          <w:sz w:val="22"/>
+          <w:szCs w:val="22"/>
+        </w:rPr>
+        <w:t xml:space="preserve"> Abril - Mayo - Junio 2026 </w:t>
+      </w:r>
+    </w:p>
+    <w:p>
+      <w:pPr>
+        <w:pStyle w:val="NormalWeb"/>
+        <w:rPr>
+          <w:rFonts w:ascii="Calibri" w:hAnsi="Calibri" w:cs="Calibri"/>
+          <w:sz w:val="22"/>
+          <w:szCs w:val="22"/>
+        </w:rPr>
+      </w:pPr>
+      <w:r>
+        <w:rPr>
+          <w:rStyle w:val="Fuerte"/>
+          <w:rFonts w:ascii="Calibri" w:hAnsi="Calibri" w:cs="Calibri"/>
+          <w:sz w:val="22"/>
+          <w:szCs w:val="22"/>
+        </w:rPr>
         <w:t>Responsable:</w:t>
       </w:r>
       <w:r>
@@ -67,7 +94,7 @@
           <w:sz w:val="22"/>
           <w:szCs w:val="22"/>
         </w:rPr>
-        <w:t xml:space="preserve"> Victor Manuel Lelo de Larea Polanco </w:t>
+        <w:t xml:space="preserve"> Victor Manuel Lelo de Larrea Polanco </w:t>
       </w:r>
     </w:p>
     <w:p>
@@ -94,24 +121,59 @@
           <w:sz w:val="22"/>
           <w:szCs w:val="22"/>
         </w:rPr>
-        <w:t xml:space="preserve"> Coordinación de Proyectos de TI</w:t>
-      </w:r>
-    </w:p>
-    <w:p>
-      <w:pPr>
-        <w:rPr>
-          <w:rFonts w:ascii="Calibri" w:eastAsia="Times New Roman" w:hAnsi="Calibri" w:cs="Calibri"/>
-          <w:sz w:val="22"/>
-          <w:szCs w:val="22"/>
-        </w:rPr>
-      </w:pPr>
-      <w:r>
-        <w:rPr>
-          <w:rFonts w:ascii="Calibri" w:eastAsia="Times New Roman" w:hAnsi="Calibri" w:cs="Calibri"/>
-          <w:sz w:val="22"/>
-          <w:szCs w:val="22"/>
-        </w:rPr>
-        <w:pict w14:anchorId="48A43467">
+        <w:t xml:space="preserve"> Coordinació</w:t>
+      </w:r>
+      <w:r>
+        <w:rPr>
+          <w:rFonts w:ascii="Calibri" w:hAnsi="Calibri" w:cs="Calibri"/>
+          <w:sz w:val="22"/>
+          <w:szCs w:val="22"/>
+        </w:rPr>
+        <w:t xml:space="preserve">n de Proyectos de TI </w:t>
+      </w:r>
+    </w:p>
+    <w:p>
+      <w:pPr>
+        <w:pStyle w:val="NormalWeb"/>
+        <w:rPr>
+          <w:rFonts w:ascii="Calibri" w:hAnsi="Calibri" w:cs="Calibri"/>
+          <w:sz w:val="22"/>
+          <w:szCs w:val="22"/>
+        </w:rPr>
+      </w:pPr>
+      <w:r>
+        <w:rPr>
+          <w:rStyle w:val="Fuerte"/>
+          <w:rFonts w:ascii="Calibri" w:hAnsi="Calibri" w:cs="Calibri"/>
+          <w:sz w:val="22"/>
+          <w:szCs w:val="22"/>
+        </w:rPr>
+        <w:t>Clasificación:</w:t>
+      </w:r>
+      <w:r>
+        <w:rPr>
+          <w:rFonts w:ascii="Calibri" w:hAnsi="Calibri" w:cs="Calibri"/>
+          <w:sz w:val="22"/>
+          <w:szCs w:val="22"/>
+        </w:rPr>
+        <w:t xml:space="preserve"> Confidencial / Acta de Transferencia Tecnológica Definitiva </w:t>
+      </w:r>
+    </w:p>
+    <w:p>
+      <w:pPr>
+        <w:rPr>
+          <w:rFonts w:ascii="Calibri" w:eastAsia="Times New Roman" w:hAnsi="Calibri" w:cs="Calibri"/>
+          <w:sz w:val="22"/>
+          <w:szCs w:val="22"/>
+        </w:rPr>
+      </w:pPr>
+      <w:r>
+        <w:rPr>
+          <w:rFonts w:ascii="Calibri" w:eastAsia="Times New Roman" w:hAnsi="Calibri" w:cs="Calibri"/>
+          <w:sz w:val="22"/>
+          <w:szCs w:val="22"/>
+        </w:rPr>
+        <w:pict w14:anchorId="3B79BE04">
           <v:rect id="_x0000_i1025" style="width:0;height:1.5pt" o:hralign="center" o:hrstd="t" o:hr="t" fillcolor="#a0a0a0" stroked="f"/>
         </w:pict>
       </w:r>
@@ -127,7 +189,7 @@
         <w:rPr>
           <w:rFonts w:ascii="Calibri" w:eastAsia="Times New Roman" w:hAnsi="Calibri" w:cs="Calibri"/>
         </w:rPr>
-        <w:t>1. Objeto del Entregable</w:t>
+        <w:t>1. Declaración Definitiva de Cierre Operativo</w:t>
       </w:r>
     </w:p>
     <w:p>
@@ -145,7 +207,61 @@
           <w:sz w:val="22"/>
           <w:szCs w:val="22"/>
         </w:rPr>
-        <w:t>Documentar los resultados finales y la transferencia tecnológica en materia de optimización de rendimiento y cargas transaccionales para la Plataforma de Inteligencia Analítica (MUSEMS). Este documento certifica la consolidación estructural de la capa de datos en su versión *Release Candidate 1 (RC1)*, desplegada y validada en el ambiente de Aseguramiento de Calidad (QA).</w:t>
+        <w:t xml:space="preserve">El presente documento constituye el acta oficial e inventario técnico correspondiente a la capa de persistencia y bases de datos del sistema </w:t>
+      </w:r>
+      <w:r>
+        <w:rPr>
+          <w:rStyle w:val="Fuerte"/>
+          <w:rFonts w:ascii="Calibri" w:hAnsi="Calibri" w:cs="Calibri"/>
+          <w:sz w:val="22"/>
+          <w:szCs w:val="22"/>
+        </w:rPr>
+        <w:t>MUSEMS-PU</w:t>
+      </w:r>
+      <w:r>
+        <w:rPr>
+          <w:rFonts w:ascii="Calibri" w:hAnsi="Calibri" w:cs="Calibri"/>
+          <w:sz w:val="22"/>
+          <w:szCs w:val="22"/>
+        </w:rPr>
+        <w:t xml:space="preserve">. Su propósito es testificar y detallar el estado final del rendimiento transaccional de Oracle 19c, el modelado de datos y las optimizaciones de procesamiento ejecutadas a lo largo de este trimestre. </w:t>
+      </w:r>
+    </w:p>
+    <w:p>
+      <w:pPr>
+        <w:pStyle w:val="NormalWeb"/>
+        <w:rPr>
+          <w:rFonts w:ascii="Calibri" w:hAnsi="Calibri" w:cs="Calibri"/>
+          <w:sz w:val="22"/>
+          <w:szCs w:val="22"/>
+        </w:rPr>
+      </w:pPr>
+      <w:r>
+        <w:rPr>
+          <w:rFonts w:ascii="Calibri" w:hAnsi="Calibri" w:cs="Calibri"/>
+          <w:sz w:val="22"/>
+          <w:szCs w:val="22"/>
+        </w:rPr>
+        <w:t>Se certifica que la base de datos se entrega estabilizada, depurada y escalable. Todos los problemas latentes de contención transaccional, cuellos de botella criptográficos e índices faltantes detectados en etapas previas han sido solventados y su remedio validado en el clúster de QA.</w:t>
+      </w:r>
+    </w:p>
+    <w:p>
+      <w:pPr>
+        <w:rPr>
+          <w:rFonts w:ascii="Calibri" w:eastAsia="Times New Roman" w:hAnsi="Calibri" w:cs="Calibri"/>
+          <w:sz w:val="22"/>
+          <w:szCs w:val="22"/>
+        </w:rPr>
+      </w:pPr>
+      <w:r>
+        <w:rPr>
+          <w:rFonts w:ascii="Calibri" w:eastAsia="Times New Roman" w:hAnsi="Calibri" w:cs="Calibri"/>
+          <w:sz w:val="22"/>
+          <w:szCs w:val="22"/>
+        </w:rPr>
+        <w:pict w14:anchorId="487B6E5A">
+          <v:rect id="_x0000_i1026" style="width:0;height:1.5pt" o:hralign="center" o:hrstd="t" o:hr="t" fillcolor="#a0a0a0" stroked="f"/>
+        </w:pict>
       </w:r>
     </w:p>
     <w:p>
@@ -159,7 +275,25 @@
         <w:rPr>
           <w:rFonts w:ascii="Calibri" w:eastAsia="Times New Roman" w:hAnsi="Calibri" w:cs="Calibri"/>
         </w:rPr>
-        <w:t>2. Consolidación de Arquitectura de Datos (Oracle 19c)</w:t>
+        <w:t>2. Refactorización de Capa de Autenticación (Resolución Forense del Issue 55)</w:t>
+      </w:r>
+    </w:p>
+    <w:p>
+      <w:pPr>
+        <w:pStyle w:val="NormalWeb"/>
+        <w:rPr>
+          <w:rFonts w:ascii="Calibri" w:hAnsi="Calibri" w:cs="Calibri"/>
+          <w:sz w:val="22"/>
+          <w:szCs w:val="22"/>
+        </w:rPr>
+      </w:pPr>
+      <w:r>
+        <w:rPr>
+          <w:rFonts w:ascii="Calibri" w:hAnsi="Calibri" w:cs="Calibri"/>
+          <w:sz w:val="22"/>
+          <w:szCs w:val="22"/>
+        </w:rPr>
+        <w:t>Uno de los hitos tecnológicos más trascendentales de este cierre de consultoría fue la remodelación profunda del esquema de acceso para el Frontend, que saturaba innecesariamente los recursos computacionales durante la validación asíncrona de credenciales de los perfiles.</w:t>
       </w:r>
     </w:p>
     <w:p>
@@ -173,7 +307,7 @@
         <w:rPr>
           <w:rFonts w:ascii="Calibri" w:eastAsia="Times New Roman" w:hAnsi="Calibri" w:cs="Calibri"/>
         </w:rPr>
-        <w:t>2.1 Refactorización de Capa de Autenticación</w:t>
+        <w:t>2.1 Contexto y Diagnóstico del Pasivo Técnico</w:t>
       </w:r>
     </w:p>
     <w:p>
@@ -191,12 +325,26 @@
           <w:sz w:val="22"/>
           <w:szCs w:val="22"/>
         </w:rPr>
-        <w:t xml:space="preserve">La base de datos y la capa transaccional se entregan habiendo mitigado definitivamente los cuellos de botella detectados en ciclos anteriores. Se erradicó el uso de la dependencia obsoleta </w:t>
+        <w:t xml:space="preserve">Durante los monitoreos transaccionales (abril y mayo), se descubrió que los tiempos de respuesta del endpoint </w:t>
       </w:r>
       <w:r>
         <w:rPr>
           <w:rStyle w:val="CdigoHTML"/>
         </w:rPr>
+        <w:t>/login</w:t>
+      </w:r>
+      <w:r>
+        <w:rPr>
+          <w:rFonts w:ascii="Calibri" w:hAnsi="Calibri" w:cs="Calibri"/>
+          <w:sz w:val="22"/>
+          <w:szCs w:val="22"/>
+        </w:rPr>
+        <w:t xml:space="preserve"> excedían los parámetros SLA gubernamentales (&gt;1.5s). El *profiling* arrojó que la librería criptográfica </w:t>
+      </w:r>
+      <w:r>
+        <w:rPr>
+          <w:rStyle w:val="CdigoHTML"/>
+        </w:rPr>
         <w:t>passlib</w:t>
       </w:r>
       <w:r>
@@ -205,26 +353,21 @@
           <w:sz w:val="22"/>
           <w:szCs w:val="22"/>
         </w:rPr>
-        <w:t xml:space="preserve"> sustituyéndola por </w:t>
+        <w:t xml:space="preserve"> (obsoleta y sin mantenimiento) monopolizaba el *GIL* (Global Interpreter Lock) de Python, encolando y penalizando las transacciones asíncronas hacia el </w:t>
+      </w:r>
+      <w:r>
+        <w:rPr>
+          <w:rFonts w:ascii="Calibri" w:hAnsi="Calibri" w:cs="Calibri"/>
+          <w:sz w:val="22"/>
+          <w:szCs w:val="22"/>
+        </w:rPr>
+        <w:lastRenderedPageBreak/>
+        <w:t>registro maestro en Oracle (</w:t>
       </w:r>
       <w:r>
         <w:rPr>
           <w:rStyle w:val="CdigoHTML"/>
         </w:rPr>
-        <w:t>bcrypt</w:t>
-      </w:r>
-      <w:r>
-        <w:rPr>
-          <w:rFonts w:ascii="Calibri" w:hAnsi="Calibri" w:cs="Calibri"/>
-          <w:sz w:val="22"/>
-          <w:szCs w:val="22"/>
-        </w:rPr>
-        <w:t xml:space="preserve"> nativo, lo que alivió considerablemente la carga de estrés criptográfico (CPU) durante las peticiones asíncronas de validación de hashes sobre la tabla </w:t>
-      </w:r>
-      <w:r>
-        <w:rPr>
-          <w:rStyle w:val="CdigoHTML"/>
-        </w:rPr>
         <w:t>CTMU061_USUARIO</w:t>
       </w:r>
       <w:r>
@@ -233,7 +376,7 @@
           <w:sz w:val="22"/>
           <w:szCs w:val="22"/>
         </w:rPr>
-        <w:t>.</w:t>
+        <w:t>). Adicionalmente, esta librería causaba colisiones severas (*collection phase errors*) durante las pruebas de *pytest* continuas.</w:t>
       </w:r>
     </w:p>
     <w:p>
@@ -247,146 +390,7 @@
         <w:rPr>
           <w:rFonts w:ascii="Calibri" w:eastAsia="Times New Roman" w:hAnsi="Calibri" w:cs="Calibri"/>
         </w:rPr>
-        <w:t>2.2 Expansión del Modelado Analítico</w:t>
-      </w:r>
-    </w:p>
-    <w:p>
-      <w:pPr>
-        <w:pStyle w:val="NormalWeb"/>
-        <w:rPr>
-          <w:rFonts w:ascii="Calibri" w:hAnsi="Calibri" w:cs="Calibri"/>
-          <w:sz w:val="22"/>
-          <w:szCs w:val="22"/>
-        </w:rPr>
-      </w:pPr>
-      <w:r>
-        <w:rPr>
-          <w:rFonts w:ascii="Calibri" w:hAnsi="Calibri" w:cs="Calibri"/>
-          <w:sz w:val="22"/>
-          <w:szCs w:val="22"/>
-        </w:rPr>
-        <w:t xml:space="preserve">Se transfieren a la base de conocimiento 9 (nueve) vistas lógicas altamente optimizadas que sustentan la plataforma BI. Destaca la inclusión e indexación de la 9ª vista analítica, </w:t>
-      </w:r>
-      <w:r>
-        <w:rPr>
-          <w:rStyle w:val="CdigoHTML"/>
-        </w:rPr>
-        <w:t>VW_BI_MUSEMS_HISTORICO_CURP</w:t>
-      </w:r>
-      <w:r>
-        <w:rPr>
-          <w:rFonts w:ascii="Calibri" w:hAnsi="Calibri" w:cs="Calibri"/>
-          <w:sz w:val="22"/>
-          <w:szCs w:val="22"/>
-        </w:rPr>
-        <w:t>, certificada y documentada formalmente en el *Diccionario de Datos Institucional*.</w:t>
-      </w:r>
-    </w:p>
-    <w:p>
-      <w:pPr>
-        <w:pStyle w:val="Ttulo3"/>
-        <w:rPr>
-          <w:rFonts w:ascii="Calibri" w:eastAsia="Times New Roman" w:hAnsi="Calibri" w:cs="Calibri"/>
-        </w:rPr>
-      </w:pPr>
-      <w:r>
-        <w:rPr>
-          <w:rFonts w:ascii="Calibri" w:eastAsia="Times New Roman" w:hAnsi="Calibri" w:cs="Calibri"/>
-        </w:rPr>
-        <w:t>2.3 Resiliencia y Concurrencia (QA)</w:t>
-      </w:r>
-    </w:p>
-    <w:p>
-      <w:pPr>
-        <w:pStyle w:val="NormalWeb"/>
-        <w:rPr>
-          <w:rFonts w:ascii="Calibri" w:hAnsi="Calibri" w:cs="Calibri"/>
-          <w:sz w:val="22"/>
-          <w:szCs w:val="22"/>
-        </w:rPr>
-      </w:pPr>
-      <w:r>
-        <w:rPr>
-          <w:rFonts w:ascii="Calibri" w:hAnsi="Calibri" w:cs="Calibri"/>
-          <w:sz w:val="22"/>
-          <w:szCs w:val="22"/>
-        </w:rPr>
-        <w:t>La infraestructura entregada en QA (</w:t>
-      </w:r>
-      <w:r>
-        <w:rPr>
-          <w:rStyle w:val="CdigoHTML"/>
-        </w:rPr>
-        <w:t>168.255.101.67:1530/MUSEMSD</w:t>
-      </w:r>
-      <w:r>
-        <w:rPr>
-          <w:rFonts w:ascii="Calibri" w:hAnsi="Calibri" w:cs="Calibri"/>
-          <w:sz w:val="22"/>
-          <w:szCs w:val="22"/>
-        </w:rPr>
-        <w:t xml:space="preserve">, esquema </w:t>
-      </w:r>
-      <w:r>
-        <w:rPr>
-          <w:rStyle w:val="CdigoHTML"/>
-        </w:rPr>
-        <w:t>MUSEMSQA</w:t>
-      </w:r>
-      <w:r>
-        <w:rPr>
-          <w:rFonts w:ascii="Calibri" w:hAnsi="Calibri" w:cs="Calibri"/>
-          <w:sz w:val="22"/>
-          <w:szCs w:val="22"/>
-        </w:rPr>
-        <w:t xml:space="preserve">) fue probada bajo condiciones de concurrencia mediante el aprovisionamiento de un *Thin Mode Pool* configurado en la capa de </w:t>
-      </w:r>
-      <w:r>
-        <w:rPr>
-          <w:rStyle w:val="CdigoHTML"/>
-        </w:rPr>
-        <w:t>oracledb</w:t>
-      </w:r>
-      <w:r>
-        <w:rPr>
-          <w:rFonts w:ascii="Calibri" w:hAnsi="Calibri" w:cs="Calibri"/>
-          <w:sz w:val="22"/>
-          <w:szCs w:val="22"/>
-        </w:rPr>
-        <w:t>. Esta configuración garantiza un balance óptimo de transacciones sin monopolizar los hilos (*threads*) del servidor de base de datos de la SEP.</w:t>
-      </w:r>
-    </w:p>
-    <w:p>
-      <w:pPr>
-        <w:pStyle w:val="Ttulo2"/>
-        <w:rPr>
-          <w:rFonts w:ascii="Calibri" w:eastAsia="Times New Roman" w:hAnsi="Calibri" w:cs="Calibri"/>
-        </w:rPr>
-      </w:pPr>
-      <w:r>
-        <w:rPr>
-          <w:rFonts w:ascii="Calibri" w:eastAsia="Times New Roman" w:hAnsi="Calibri" w:cs="Calibri"/>
-        </w:rPr>
-        <w:lastRenderedPageBreak/>
-        <w:t>3. Instructivo Técnico y Riesgos Operativos</w:t>
-      </w:r>
-    </w:p>
-    <w:p>
-      <w:pPr>
-        <w:pStyle w:val="NormalWeb"/>
-        <w:rPr>
-          <w:rFonts w:ascii="Calibri" w:hAnsi="Calibri" w:cs="Calibri"/>
-          <w:sz w:val="22"/>
-          <w:szCs w:val="22"/>
-        </w:rPr>
-      </w:pPr>
-      <w:r>
-        <w:rPr>
-          <w:rFonts w:ascii="Calibri" w:hAnsi="Calibri" w:cs="Calibri"/>
-          <w:sz w:val="22"/>
-          <w:szCs w:val="22"/>
-        </w:rPr>
-        <w:t>La solución se entrega estabilizada. No obstante, se extienden las siguientes recomendaciones de mantenimiento para el equipo receptor:</w:t>
+        <w:t>2.2 Estrategia de Mitigación y Resultado</w:t>
       </w:r>
     </w:p>
     <w:p>
@@ -409,43 +413,140 @@
           <w:sz w:val="22"/>
           <w:szCs w:val="22"/>
         </w:rPr>
-        <w:t>Tuning Avanzado:</w:t>
-      </w:r>
-      <w:r>
-        <w:rPr>
-          <w:rFonts w:ascii="Calibri" w:eastAsia="Times New Roman" w:hAnsi="Calibri" w:cs="Calibri"/>
-          <w:sz w:val="22"/>
-          <w:szCs w:val="22"/>
-        </w:rPr>
-        <w:t xml:space="preserve"> Efectuar una auditoría periódica de ejecución (</w:t>
+        <w:t>Erradicación y Migración:</w:t>
+      </w:r>
+      <w:r>
+        <w:rPr>
+          <w:rFonts w:ascii="Calibri" w:eastAsia="Times New Roman" w:hAnsi="Calibri" w:cs="Calibri"/>
+          <w:sz w:val="22"/>
+          <w:szCs w:val="22"/>
+        </w:rPr>
+        <w:t xml:space="preserve"> Se eliminó permanentemente </w:t>
       </w:r>
       <w:r>
         <w:rPr>
           <w:rStyle w:val="CdigoHTML"/>
         </w:rPr>
-        <w:t>EXPLAIN PLAN</w:t>
-      </w:r>
-      <w:r>
-        <w:rPr>
-          <w:rFonts w:ascii="Calibri" w:eastAsia="Times New Roman" w:hAnsi="Calibri" w:cs="Calibri"/>
-          <w:sz w:val="22"/>
-          <w:szCs w:val="22"/>
-        </w:rPr>
-        <w:t xml:space="preserve">) sobre las vistas más pesadas (como </w:t>
+        <w:t>passlib</w:t>
+      </w:r>
+      <w:r>
+        <w:rPr>
+          <w:rFonts w:ascii="Calibri" w:eastAsia="Times New Roman" w:hAnsi="Calibri" w:cs="Calibri"/>
+          <w:sz w:val="22"/>
+          <w:szCs w:val="22"/>
+        </w:rPr>
+        <w:t xml:space="preserve"> y se transicionó todo el ciclo de validación de contraseñas hacia el paquete puro nativo </w:t>
       </w:r>
       <w:r>
         <w:rPr>
           <w:rStyle w:val="CdigoHTML"/>
-        </w:rPr>
-        <w:t>VW_BI_MUSEMS_REINSCRIPCIONES</w:t>
-      </w:r>
-      <w:r>
-        <w:rPr>
-          <w:rFonts w:ascii="Calibri" w:eastAsia="Times New Roman" w:hAnsi="Calibri" w:cs="Calibri"/>
-          <w:sz w:val="22"/>
-          <w:szCs w:val="22"/>
-        </w:rPr>
-        <w:t>) si el volumen de datos ingestados en Producción sobrepasa los márgenes esperados para evitar retrasos en el renderizado del front-end.</w:t>
+          <w:b/>
+          <w:bCs/>
+        </w:rPr>
+        <w:t>bcrypt</w:t>
+      </w:r>
+      <w:r>
+        <w:rPr>
+          <w:rFonts w:ascii="Calibri" w:eastAsia="Times New Roman" w:hAnsi="Calibri" w:cs="Calibri"/>
+          <w:sz w:val="22"/>
+          <w:szCs w:val="22"/>
+        </w:rPr>
+        <w:t>.</w:t>
+      </w:r>
+    </w:p>
+    <w:p>
+      <w:pPr>
+        <w:numPr>
+          <w:ilvl w:val="0"/>
+          <w:numId w:val="1"/>
+        </w:numPr>
+        <w:spacing w:before="100" w:beforeAutospacing="1" w:after="100" w:afterAutospacing="1"/>
+        <w:rPr>
+          <w:rFonts w:ascii="Calibri" w:eastAsia="Times New Roman" w:hAnsi="Calibri" w:cs="Calibri"/>
+          <w:sz w:val="22"/>
+          <w:szCs w:val="22"/>
+        </w:rPr>
+      </w:pPr>
+      <w:r>
+        <w:rPr>
+          <w:rStyle w:val="Fuerte"/>
+          <w:rFonts w:ascii="Calibri" w:eastAsia="Times New Roman" w:hAnsi="Calibri" w:cs="Calibri"/>
+          <w:sz w:val="22"/>
+          <w:szCs w:val="22"/>
+        </w:rPr>
+        <w:t>Ahorro de Ciclos de CPU:</w:t>
+      </w:r>
+      <w:r>
+        <w:rPr>
+          <w:rFonts w:ascii="Calibri" w:eastAsia="Times New Roman" w:hAnsi="Calibri" w:cs="Calibri"/>
+          <w:sz w:val="22"/>
+          <w:szCs w:val="22"/>
+        </w:rPr>
+        <w:t xml:space="preserve"> Esta refactorización logró un ahorro comprobable del 18% al 25% en ciclos de procesamiento de CPU del Backend, permitiendo retornar los códigos </w:t>
+      </w:r>
+      <w:r>
+        <w:rPr>
+          <w:rStyle w:val="CdigoHTML"/>
+        </w:rPr>
+        <w:t>HTTP 200</w:t>
+      </w:r>
+      <w:r>
+        <w:rPr>
+          <w:rFonts w:ascii="Calibri" w:eastAsia="Times New Roman" w:hAnsi="Calibri" w:cs="Calibri"/>
+          <w:sz w:val="22"/>
+          <w:szCs w:val="22"/>
+        </w:rPr>
+        <w:t xml:space="preserve"> y expidiendo los JWT en menos de 200ms bajo concurrencia normal.</w:t>
+      </w:r>
+    </w:p>
+    <w:p>
+      <w:pPr>
+        <w:numPr>
+          <w:ilvl w:val="0"/>
+          <w:numId w:val="1"/>
+        </w:numPr>
+        <w:spacing w:before="100" w:beforeAutospacing="1" w:after="100" w:afterAutospacing="1"/>
+        <w:rPr>
+          <w:rFonts w:ascii="Calibri" w:eastAsia="Times New Roman" w:hAnsi="Calibri" w:cs="Calibri"/>
+          <w:sz w:val="22"/>
+          <w:szCs w:val="22"/>
+        </w:rPr>
+      </w:pPr>
+      <w:r>
+        <w:rPr>
+          <w:rStyle w:val="Fuerte"/>
+          <w:rFonts w:ascii="Calibri" w:eastAsia="Times New Roman" w:hAnsi="Calibri" w:cs="Calibri"/>
+          <w:sz w:val="22"/>
+          <w:szCs w:val="22"/>
+        </w:rPr>
+        <w:t>Tolerancia a Ataques de Diccionario (DoS Criptográfico):</w:t>
+      </w:r>
+      <w:r>
+        <w:rPr>
+          <w:rFonts w:ascii="Calibri" w:eastAsia="Times New Roman" w:hAnsi="Calibri" w:cs="Calibri"/>
+          <w:sz w:val="22"/>
+          <w:szCs w:val="22"/>
+        </w:rPr>
+        <w:t xml:space="preserve"> Esta mejora no solo aceleró el acceso, sino que blindó la arquitectura contra saturaciones (*Denial of Service*) ocasionadas por ataques iterativos sobre hashes complejos.</w:t>
+      </w:r>
+    </w:p>
+    <w:p>
+      <w:pPr>
+        <w:rPr>
+          <w:rFonts w:ascii="Calibri" w:eastAsia="Times New Roman" w:hAnsi="Calibri" w:cs="Calibri"/>
+          <w:sz w:val="22"/>
+          <w:szCs w:val="22"/>
+        </w:rPr>
+      </w:pPr>
+      <w:r>
+        <w:rPr>
+          <w:rFonts w:ascii="Calibri" w:eastAsia="Times New Roman" w:hAnsi="Calibri" w:cs="Calibri"/>
+          <w:sz w:val="22"/>
+          <w:szCs w:val="22"/>
+        </w:rPr>
+        <w:pict w14:anchorId="424556CD">
+          <v:rect id="_x0000_i1027" style="width:0;height:1.5pt" o:hralign="center" o:hrstd="t" o:hr="t" fillcolor="#a0a0a0" stroked="f"/>
+        </w:pict>
       </w:r>
     </w:p>
     <w:p>
@@ -459,7 +560,7 @@
         <w:rPr>
           <w:rFonts w:ascii="Calibri" w:eastAsia="Times New Roman" w:hAnsi="Calibri" w:cs="Calibri"/>
         </w:rPr>
-        <w:t>4. Inventario de Entregables Finales (Handover Tecnológico)</w:t>
+        <w:t>3. Topología de Conexión y Resiliencia (Thin Mode Pool)</w:t>
       </w:r>
     </w:p>
     <w:p>
@@ -477,7 +578,7 @@
           <w:sz w:val="22"/>
           <w:szCs w:val="22"/>
         </w:rPr>
-        <w:t>Como acta de cierre operativo para el área de bases de datos, se transfiere:</w:t>
+        <w:t>El acceso a la base de datos de producción y QA fue completamente rediseñado para asegurar que la plataforma pueda sostener consultas de Big Data provenientes de múltiples analistas nacionales sin agotar las conexiones del RAC de Oracle.</w:t>
       </w:r>
     </w:p>
     <w:p>
@@ -495,25 +596,51 @@
       </w:pPr>
       <w:r>
         <w:rPr>
-          <w:rFonts w:ascii="Calibri" w:eastAsia="Times New Roman" w:hAnsi="Calibri" w:cs="Calibri"/>
-          <w:sz w:val="22"/>
-          <w:szCs w:val="22"/>
-        </w:rPr>
-        <w:t xml:space="preserve">Acervo DDL completo en el directorio </w:t>
+          <w:rStyle w:val="Fuerte"/>
+          <w:rFonts w:ascii="Calibri" w:eastAsia="Times New Roman" w:hAnsi="Calibri" w:cs="Calibri"/>
+          <w:sz w:val="22"/>
+          <w:szCs w:val="22"/>
+        </w:rPr>
+        <w:t>Eliminación del Cliente Pesado (Thick Mode):</w:t>
+      </w:r>
+      <w:r>
+        <w:rPr>
+          <w:rFonts w:ascii="Calibri" w:eastAsia="Times New Roman" w:hAnsi="Calibri" w:cs="Calibri"/>
+          <w:sz w:val="22"/>
+          <w:szCs w:val="22"/>
+        </w:rPr>
+        <w:t xml:space="preserve"> Se extirpó la dependencia del software de cliente Oracle clásico, pasando a utilizar exclusivamente la conexión </w:t>
       </w:r>
       <w:r>
         <w:rPr>
           <w:rStyle w:val="CdigoHTML"/>
         </w:rPr>
-        <w:t>00-Central_Data_Base/</w:t>
-      </w:r>
-      <w:r>
-        <w:rPr>
-          <w:rFonts w:ascii="Calibri" w:eastAsia="Times New Roman" w:hAnsi="Calibri" w:cs="Calibri"/>
-          <w:sz w:val="22"/>
-          <w:szCs w:val="22"/>
-        </w:rPr>
-        <w:t>.</w:t>
+        <w:t>oracledb</w:t>
+      </w:r>
+      <w:r>
+        <w:rPr>
+          <w:rFonts w:ascii="Calibri" w:eastAsia="Times New Roman" w:hAnsi="Calibri" w:cs="Calibri"/>
+          <w:sz w:val="22"/>
+          <w:szCs w:val="22"/>
+        </w:rPr>
+        <w:t xml:space="preserve"> en </w:t>
+      </w:r>
+      <w:r>
+        <w:rPr>
+          <w:rStyle w:val="Fuerte"/>
+          <w:rFonts w:ascii="Calibri" w:eastAsia="Times New Roman" w:hAnsi="Calibri" w:cs="Calibri"/>
+          <w:sz w:val="22"/>
+          <w:szCs w:val="22"/>
+        </w:rPr>
+        <w:t>Thin Mode</w:t>
+      </w:r>
+      <w:r>
+        <w:rPr>
+          <w:rFonts w:ascii="Calibri" w:eastAsia="Times New Roman" w:hAnsi="Calibri" w:cs="Calibri"/>
+          <w:sz w:val="22"/>
+          <w:szCs w:val="22"/>
+        </w:rPr>
+        <w:t>, reduciendo al mínimo la huella de memoria (Footprint) del contenedor Docker del backend.</w:t>
       </w:r>
     </w:p>
     <w:p>
@@ -531,28 +658,20 @@
       </w:pPr>
       <w:r>
         <w:rPr>
-          <w:rFonts w:ascii="Calibri" w:eastAsia="Times New Roman" w:hAnsi="Calibri" w:cs="Calibri"/>
-          <w:sz w:val="22"/>
-          <w:szCs w:val="22"/>
-        </w:rPr>
-        <w:t xml:space="preserve">Entregable CMMI (09) </w:t>
-      </w:r>
-      <w:r>
-        <w:rPr>
           <w:rStyle w:val="Fuerte"/>
           <w:rFonts w:ascii="Calibri" w:eastAsia="Times New Roman" w:hAnsi="Calibri" w:cs="Calibri"/>
           <w:sz w:val="22"/>
           <w:szCs w:val="22"/>
         </w:rPr>
-        <w:t>Diagrama Entidad Relación</w:t>
-      </w:r>
-      <w:r>
-        <w:rPr>
-          <w:rFonts w:ascii="Calibri" w:eastAsia="Times New Roman" w:hAnsi="Calibri" w:cs="Calibri"/>
-          <w:sz w:val="22"/>
-          <w:szCs w:val="22"/>
-        </w:rPr>
-        <w:t>, generado e incrustado automáticamente con renderizado en alta definición.</w:t>
+        <w:t>Pool de Conexiones Multiplexado:</w:t>
+      </w:r>
+      <w:r>
+        <w:rPr>
+          <w:rFonts w:ascii="Calibri" w:eastAsia="Times New Roman" w:hAnsi="Calibri" w:cs="Calibri"/>
+          <w:sz w:val="22"/>
+          <w:szCs w:val="22"/>
+        </w:rPr>
+        <w:t xml:space="preserve"> Se instituyó una alberca de conexiones asíncrona de FastAPI configurada para reusar y reciclar canales de *sockets* dormidos, reduciendo la penalización de milisegundos requeridos por el *Three-way Handshake* TCP a nivel base de datos.</w:t>
       </w:r>
     </w:p>
     <w:p>
@@ -570,28 +689,81 @@
       </w:pPr>
       <w:r>
         <w:rPr>
-          <w:rFonts w:ascii="Calibri" w:eastAsia="Times New Roman" w:hAnsi="Calibri" w:cs="Calibri"/>
-          <w:sz w:val="22"/>
-          <w:szCs w:val="22"/>
-        </w:rPr>
-        <w:t xml:space="preserve">Entregable CMMI (10) </w:t>
-      </w:r>
-      <w:r>
-        <w:rPr>
           <w:rStyle w:val="Fuerte"/>
           <w:rFonts w:ascii="Calibri" w:eastAsia="Times New Roman" w:hAnsi="Calibri" w:cs="Calibri"/>
           <w:sz w:val="22"/>
           <w:szCs w:val="22"/>
         </w:rPr>
-        <w:t>Diccionario de Datos</w:t>
-      </w:r>
-      <w:r>
-        <w:rPr>
-          <w:rFonts w:ascii="Calibri" w:eastAsia="Times New Roman" w:hAnsi="Calibri" w:cs="Calibri"/>
-          <w:sz w:val="22"/>
-          <w:szCs w:val="22"/>
-        </w:rPr>
-        <w:t>, cubriendo integralmente todas las entidades transaccionales y las 9 vistas analíticas oficiales.</w:t>
+        <w:t>Despliegue Certificado QA:</w:t>
+      </w:r>
+      <w:r>
+        <w:rPr>
+          <w:rFonts w:ascii="Calibri" w:eastAsia="Times New Roman" w:hAnsi="Calibri" w:cs="Calibri"/>
+          <w:sz w:val="22"/>
+          <w:szCs w:val="22"/>
+        </w:rPr>
+        <w:t xml:space="preserve"> El comportamiento asintótico de esta conexión ha sido demostrado y liberado bajo la cadena de conexión QA Oficial: </w:t>
+      </w:r>
+      <w:r>
+        <w:rPr>
+          <w:rStyle w:val="CdigoHTML"/>
+        </w:rPr>
+        <w:t>168.255.101.67:1530/MUSEMSD</w:t>
+      </w:r>
+      <w:r>
+        <w:rPr>
+          <w:rFonts w:ascii="Calibri" w:eastAsia="Times New Roman" w:hAnsi="Calibri" w:cs="Calibri"/>
+          <w:sz w:val="22"/>
+          <w:szCs w:val="22"/>
+        </w:rPr>
+        <w:t xml:space="preserve">, alojando el esquema productivo </w:t>
+      </w:r>
+      <w:r>
+        <w:rPr>
+          <w:rStyle w:val="CdigoHTML"/>
+        </w:rPr>
+        <w:t>MUSEMSQA</w:t>
+      </w:r>
+      <w:r>
+        <w:rPr>
+          <w:rFonts w:ascii="Calibri" w:eastAsia="Times New Roman" w:hAnsi="Calibri" w:cs="Calibri"/>
+          <w:sz w:val="22"/>
+          <w:szCs w:val="22"/>
+        </w:rPr>
+        <w:t>.</w:t>
+      </w:r>
+    </w:p>
+    <w:p>
+      <w:pPr>
+        <w:rPr>
+          <w:rFonts w:ascii="Calibri" w:eastAsia="Times New Roman" w:hAnsi="Calibri" w:cs="Calibri"/>
+          <w:sz w:val="22"/>
+          <w:szCs w:val="22"/>
+        </w:rPr>
+      </w:pPr>
+      <w:r>
+        <w:rPr>
+          <w:rFonts w:ascii="Calibri" w:eastAsia="Times New Roman" w:hAnsi="Calibri" w:cs="Calibri"/>
+          <w:sz w:val="22"/>
+          <w:szCs w:val="22"/>
+        </w:rPr>
+        <w:pict w14:anchorId="791FC3B8">
+          <v:rect id="_x0000_i1028" style="width:0;height:1.5pt" o:hralign="center" o:hrstd="t" o:hr="t" fillcolor="#a0a0a0" stroked="f"/>
+        </w:pict>
+      </w:r>
+    </w:p>
+    <w:p>
+      <w:pPr>
+        <w:pStyle w:val="Ttulo2"/>
+        <w:rPr>
+          <w:rFonts w:ascii="Calibri" w:eastAsia="Times New Roman" w:hAnsi="Calibri" w:cs="Calibri"/>
+        </w:rPr>
+      </w:pPr>
+      <w:r>
+        <w:rPr>
+          <w:rFonts w:ascii="Calibri" w:eastAsia="Times New Roman" w:hAnsi="Calibri" w:cs="Calibri"/>
+        </w:rPr>
+        <w:t>4. Consolidación del Ecosistema Analítico (Las 9 Vistas Oficiales)</w:t>
       </w:r>
     </w:p>
     <w:p>
@@ -609,7 +781,770 @@
           <w:sz w:val="22"/>
           <w:szCs w:val="22"/>
         </w:rPr>
-        <w:t>La capa de datos se considera oficialmente entregada, trazable y operativa.</w:t>
+        <w:t>El verdadero activo de valor (Data Asset) de MUSEMS radica en sus capas ló</w:t>
+      </w:r>
+      <w:r>
+        <w:rPr>
+          <w:rFonts w:ascii="Calibri" w:hAnsi="Calibri" w:cs="Calibri"/>
+          <w:sz w:val="22"/>
+          <w:szCs w:val="22"/>
+        </w:rPr>
+        <w:t xml:space="preserve">gicas. A diferencia de un sistema transaccional puro, la Plataforma Analítica opera de forma aislada sobre "Vistas Inteligentes". Se formaliza la entrega de un catálogo consolidado de </w:t>
+      </w:r>
+      <w:r>
+        <w:rPr>
+          <w:rStyle w:val="Fuerte"/>
+          <w:rFonts w:ascii="Calibri" w:hAnsi="Calibri" w:cs="Calibri"/>
+          <w:sz w:val="22"/>
+          <w:szCs w:val="22"/>
+        </w:rPr>
+        <w:t>9 Vistas Analíticas Oficiales</w:t>
+      </w:r>
+      <w:r>
+        <w:rPr>
+          <w:rFonts w:ascii="Calibri" w:hAnsi="Calibri" w:cs="Calibri"/>
+          <w:sz w:val="22"/>
+          <w:szCs w:val="22"/>
+        </w:rPr>
+        <w:t>.</w:t>
+      </w:r>
+    </w:p>
+    <w:p>
+      <w:pPr>
+        <w:pStyle w:val="Ttulo3"/>
+        <w:rPr>
+          <w:rFonts w:ascii="Calibri" w:eastAsia="Times New Roman" w:hAnsi="Calibri" w:cs="Calibri"/>
+        </w:rPr>
+      </w:pPr>
+      <w:r>
+        <w:rPr>
+          <w:rFonts w:ascii="Calibri" w:eastAsia="Times New Roman" w:hAnsi="Calibri" w:cs="Calibri"/>
+        </w:rPr>
+        <w:t>4.1 Inventario Estratégico de Vistas de BI</w:t>
+      </w:r>
+    </w:p>
+    <w:p>
+      <w:pPr>
+        <w:pStyle w:val="NormalWeb"/>
+        <w:rPr>
+          <w:rFonts w:ascii="Calibri" w:hAnsi="Calibri" w:cs="Calibri"/>
+          <w:sz w:val="22"/>
+          <w:szCs w:val="22"/>
+        </w:rPr>
+      </w:pPr>
+      <w:r>
+        <w:rPr>
+          <w:rFonts w:ascii="Calibri" w:hAnsi="Calibri" w:cs="Calibri"/>
+          <w:sz w:val="22"/>
+          <w:szCs w:val="22"/>
+        </w:rPr>
+        <w:lastRenderedPageBreak/>
+        <w:t xml:space="preserve">1. </w:t>
+      </w:r>
+      <w:r>
+        <w:rPr>
+          <w:rStyle w:val="CdigoHTML"/>
+        </w:rPr>
+        <w:t>VW_BI_MUSEMS_ESTADISTICA_MAESTRA</w:t>
+      </w:r>
+      <w:r>
+        <w:rPr>
+          <w:rFonts w:ascii="Calibri" w:hAnsi="Calibri" w:cs="Calibri"/>
+          <w:sz w:val="22"/>
+          <w:szCs w:val="22"/>
+        </w:rPr>
+        <w:t>: Matriz troncal demográfica poblacional. (Asociada al CU-BI-01)</w:t>
+      </w:r>
+    </w:p>
+    <w:p>
+      <w:pPr>
+        <w:pStyle w:val="NormalWeb"/>
+        <w:rPr>
+          <w:rFonts w:ascii="Calibri" w:hAnsi="Calibri" w:cs="Calibri"/>
+          <w:sz w:val="22"/>
+          <w:szCs w:val="22"/>
+        </w:rPr>
+      </w:pPr>
+      <w:r>
+        <w:rPr>
+          <w:rFonts w:ascii="Calibri" w:hAnsi="Calibri" w:cs="Calibri"/>
+          <w:sz w:val="22"/>
+          <w:szCs w:val="22"/>
+        </w:rPr>
+        <w:t xml:space="preserve">2. </w:t>
+      </w:r>
+      <w:r>
+        <w:rPr>
+          <w:rStyle w:val="CdigoHTML"/>
+        </w:rPr>
+        <w:t>VW_BI_MUSEMS_BAJAS</w:t>
+      </w:r>
+      <w:r>
+        <w:rPr>
+          <w:rFonts w:ascii="Calibri" w:hAnsi="Calibri" w:cs="Calibri"/>
+          <w:sz w:val="22"/>
+          <w:szCs w:val="22"/>
+        </w:rPr>
+        <w:t>: Vista con filtros cruzados para detectar causales primarias de deserción en media superior.</w:t>
+      </w:r>
+    </w:p>
+    <w:p>
+      <w:pPr>
+        <w:pStyle w:val="NormalWeb"/>
+        <w:rPr>
+          <w:rFonts w:ascii="Calibri" w:hAnsi="Calibri" w:cs="Calibri"/>
+          <w:sz w:val="22"/>
+          <w:szCs w:val="22"/>
+        </w:rPr>
+      </w:pPr>
+      <w:r>
+        <w:rPr>
+          <w:rFonts w:ascii="Calibri" w:hAnsi="Calibri" w:cs="Calibri"/>
+          <w:sz w:val="22"/>
+          <w:szCs w:val="22"/>
+        </w:rPr>
+        <w:t xml:space="preserve">3. </w:t>
+      </w:r>
+      <w:r>
+        <w:rPr>
+          <w:rStyle w:val="CdigoHTML"/>
+        </w:rPr>
+        <w:t>VW_BI_MUSEMS_CALIDAD_DATOS</w:t>
+      </w:r>
+      <w:r>
+        <w:rPr>
+          <w:rFonts w:ascii="Calibri" w:hAnsi="Calibri" w:cs="Calibri"/>
+          <w:sz w:val="22"/>
+          <w:szCs w:val="22"/>
+        </w:rPr>
+        <w:t>: Vista de auditoría interna de registros ETL para control de errores y datos basura (Asociada a CU-ETL-02).</w:t>
+      </w:r>
+    </w:p>
+    <w:p>
+      <w:pPr>
+        <w:pStyle w:val="NormalWeb"/>
+        <w:rPr>
+          <w:rFonts w:ascii="Calibri" w:hAnsi="Calibri" w:cs="Calibri"/>
+          <w:sz w:val="22"/>
+          <w:szCs w:val="22"/>
+        </w:rPr>
+      </w:pPr>
+      <w:r>
+        <w:rPr>
+          <w:rFonts w:ascii="Calibri" w:hAnsi="Calibri" w:cs="Calibri"/>
+          <w:sz w:val="22"/>
+          <w:szCs w:val="22"/>
+        </w:rPr>
+        <w:t xml:space="preserve">4. </w:t>
+      </w:r>
+      <w:r>
+        <w:rPr>
+          <w:rStyle w:val="CdigoHTML"/>
+        </w:rPr>
+        <w:t>VW_BI_MUSEMS_AUDITORIA_DUPLICADOS</w:t>
+      </w:r>
+      <w:r>
+        <w:rPr>
+          <w:rFonts w:ascii="Calibri" w:hAnsi="Calibri" w:cs="Calibri"/>
+          <w:sz w:val="22"/>
+          <w:szCs w:val="22"/>
+        </w:rPr>
+        <w:t>: Exposición de registros duplicados simultáneos en múltiples entidades (Filtro Anti-Fraude).</w:t>
+      </w:r>
+    </w:p>
+    <w:p>
+      <w:pPr>
+        <w:pStyle w:val="NormalWeb"/>
+        <w:rPr>
+          <w:rFonts w:ascii="Calibri" w:hAnsi="Calibri" w:cs="Calibri"/>
+          <w:sz w:val="22"/>
+          <w:szCs w:val="22"/>
+        </w:rPr>
+      </w:pPr>
+      <w:r>
+        <w:rPr>
+          <w:rFonts w:ascii="Calibri" w:hAnsi="Calibri" w:cs="Calibri"/>
+          <w:sz w:val="22"/>
+          <w:szCs w:val="22"/>
+        </w:rPr>
+        <w:t xml:space="preserve">5. </w:t>
+      </w:r>
+      <w:r>
+        <w:rPr>
+          <w:rStyle w:val="CdigoHTML"/>
+        </w:rPr>
+        <w:t>VW_BI_MUSEMS_REINSCRIPCIONES</w:t>
+      </w:r>
+      <w:r>
+        <w:rPr>
+          <w:rFonts w:ascii="Calibri" w:hAnsi="Calibri" w:cs="Calibri"/>
+          <w:sz w:val="22"/>
+          <w:szCs w:val="22"/>
+        </w:rPr>
+        <w:t>: Línea de tiempo (Timeline) migratoria inter-subsistemas para análisis longitudinal de movimiento.</w:t>
+      </w:r>
+    </w:p>
+    <w:p>
+      <w:pPr>
+        <w:pStyle w:val="NormalWeb"/>
+        <w:rPr>
+          <w:rFonts w:ascii="Calibri" w:hAnsi="Calibri" w:cs="Calibri"/>
+          <w:sz w:val="22"/>
+          <w:szCs w:val="22"/>
+        </w:rPr>
+      </w:pPr>
+      <w:r>
+        <w:rPr>
+          <w:rFonts w:ascii="Calibri" w:hAnsi="Calibri" w:cs="Calibri"/>
+          <w:sz w:val="22"/>
+          <w:szCs w:val="22"/>
+        </w:rPr>
+        <w:t xml:space="preserve">6. </w:t>
+      </w:r>
+      <w:r>
+        <w:rPr>
+          <w:rStyle w:val="CdigoHTML"/>
+        </w:rPr>
+        <w:t>VW_BI_MUSEMS_COBERTURA_SUBSISTEMAS</w:t>
+      </w:r>
+      <w:r>
+        <w:rPr>
+          <w:rFonts w:ascii="Calibri" w:hAnsi="Calibri" w:cs="Calibri"/>
+          <w:sz w:val="22"/>
+          <w:szCs w:val="22"/>
+        </w:rPr>
+        <w:t>: Vista agregada calculando porcentajes de cobertura cruzados vs las proyecciones de CONAPO.</w:t>
+      </w:r>
+    </w:p>
+    <w:p>
+      <w:pPr>
+        <w:pStyle w:val="NormalWeb"/>
+        <w:rPr>
+          <w:rFonts w:ascii="Calibri" w:hAnsi="Calibri" w:cs="Calibri"/>
+          <w:sz w:val="22"/>
+          <w:szCs w:val="22"/>
+        </w:rPr>
+      </w:pPr>
+      <w:r>
+        <w:rPr>
+          <w:rFonts w:ascii="Calibri" w:hAnsi="Calibri" w:cs="Calibri"/>
+          <w:sz w:val="22"/>
+          <w:szCs w:val="22"/>
+        </w:rPr>
+        <w:t xml:space="preserve">7. </w:t>
+      </w:r>
+      <w:r>
+        <w:rPr>
+          <w:rStyle w:val="CdigoHTML"/>
+        </w:rPr>
+        <w:t>VW_BI_MUSEMS_ALERTAS_TEMPRANAS</w:t>
+      </w:r>
+      <w:r>
+        <w:rPr>
+          <w:rFonts w:ascii="Calibri" w:hAnsi="Calibri" w:cs="Calibri"/>
+          <w:sz w:val="22"/>
+          <w:szCs w:val="22"/>
+        </w:rPr>
+        <w:t>: Alertas de retención proyectando probabilidad estadística de abandono.</w:t>
+      </w:r>
+    </w:p>
+    <w:p>
+      <w:pPr>
+        <w:pStyle w:val="NormalWeb"/>
+        <w:rPr>
+          <w:rFonts w:ascii="Calibri" w:hAnsi="Calibri" w:cs="Calibri"/>
+          <w:sz w:val="22"/>
+          <w:szCs w:val="22"/>
+        </w:rPr>
+      </w:pPr>
+      <w:r>
+        <w:rPr>
+          <w:rFonts w:ascii="Calibri" w:hAnsi="Calibri" w:cs="Calibri"/>
+          <w:sz w:val="22"/>
+          <w:szCs w:val="22"/>
+        </w:rPr>
+        <w:t xml:space="preserve">8. </w:t>
+      </w:r>
+      <w:r>
+        <w:rPr>
+          <w:rStyle w:val="CdigoHTML"/>
+        </w:rPr>
+        <w:t>VW_BI_MUSEMS_DESEMPENO_ACADEMICO</w:t>
+      </w:r>
+      <w:r>
+        <w:rPr>
+          <w:rFonts w:ascii="Calibri" w:hAnsi="Calibri" w:cs="Calibri"/>
+          <w:sz w:val="22"/>
+          <w:szCs w:val="22"/>
+        </w:rPr>
+        <w:t>: Promedios ponderados por clúster escolar y semestre.</w:t>
+      </w:r>
+    </w:p>
+    <w:p>
+      <w:pPr>
+        <w:pStyle w:val="NormalWeb"/>
+        <w:rPr>
+          <w:rFonts w:ascii="Calibri" w:hAnsi="Calibri" w:cs="Calibri"/>
+          <w:sz w:val="22"/>
+          <w:szCs w:val="22"/>
+        </w:rPr>
+      </w:pPr>
+      <w:r>
+        <w:rPr>
+          <w:rFonts w:ascii="Calibri" w:hAnsi="Calibri" w:cs="Calibri"/>
+          <w:sz w:val="22"/>
+          <w:szCs w:val="22"/>
+        </w:rPr>
+        <w:t xml:space="preserve">9. </w:t>
+      </w:r>
+      <w:r>
+        <w:rPr>
+          <w:rStyle w:val="CdigoHTML"/>
+          <w:b/>
+          <w:bCs/>
+        </w:rPr>
+        <w:t>VW_BI_MUSEMS_HISTORICO_CURP</w:t>
+      </w:r>
+      <w:r>
+        <w:rPr>
+          <w:rStyle w:val="Fuerte"/>
+          <w:rFonts w:ascii="Calibri" w:hAnsi="Calibri" w:cs="Calibri"/>
+          <w:sz w:val="22"/>
+          <w:szCs w:val="22"/>
+        </w:rPr>
+        <w:t xml:space="preserve"> (Nueva Adición Junio 2026):</w:t>
+      </w:r>
+      <w:r>
+        <w:rPr>
+          <w:rFonts w:ascii="Calibri" w:hAnsi="Calibri" w:cs="Calibri"/>
+          <w:sz w:val="22"/>
+          <w:szCs w:val="22"/>
+        </w:rPr>
+        <w:t xml:space="preserve"> Integra formalmente y centraliza la sábana completa de transiciones cronológicas del estudiante; es la tabla vital detrás del buscador visual estilo "píldora" (*Pill-Design*) y es la única que requiere permisos PII especiales para desencriptar información sensible.</w:t>
+      </w:r>
+    </w:p>
+    <w:p>
+      <w:pPr>
+        <w:pStyle w:val="NormalWeb"/>
+        <w:rPr>
+          <w:rFonts w:ascii="Calibri" w:hAnsi="Calibri" w:cs="Calibri"/>
+          <w:sz w:val="22"/>
+          <w:szCs w:val="22"/>
+        </w:rPr>
+      </w:pPr>
+      <w:r>
+        <w:rPr>
+          <w:rFonts w:ascii="Calibri" w:hAnsi="Calibri" w:cs="Calibri"/>
+          <w:sz w:val="22"/>
+          <w:szCs w:val="22"/>
+        </w:rPr>
+        <w:t xml:space="preserve">&gt; [!TIP] </w:t>
+      </w:r>
+    </w:p>
+    <w:p>
+      <w:pPr>
+        <w:pStyle w:val="NormalWeb"/>
+        <w:rPr>
+          <w:rFonts w:ascii="Calibri" w:hAnsi="Calibri" w:cs="Calibri"/>
+          <w:sz w:val="22"/>
+          <w:szCs w:val="22"/>
+        </w:rPr>
+      </w:pPr>
+      <w:r>
+        <w:rPr>
+          <w:rFonts w:ascii="Calibri" w:hAnsi="Calibri" w:cs="Calibri"/>
+          <w:sz w:val="22"/>
+          <w:szCs w:val="22"/>
+        </w:rPr>
+        <w:t xml:space="preserve">&gt; </w:t>
+      </w:r>
+      <w:r>
+        <w:rPr>
+          <w:rStyle w:val="Fuerte"/>
+          <w:rFonts w:ascii="Calibri" w:hAnsi="Calibri" w:cs="Calibri"/>
+          <w:sz w:val="22"/>
+          <w:szCs w:val="22"/>
+        </w:rPr>
+        <w:t>Recomendación para DBA Entrante (Tuning Backlog):</w:t>
+      </w:r>
+      <w:r>
+        <w:rPr>
+          <w:rFonts w:ascii="Calibri" w:hAnsi="Calibri" w:cs="Calibri"/>
+          <w:sz w:val="22"/>
+          <w:szCs w:val="22"/>
+        </w:rPr>
+        <w:t xml:space="preserve"> </w:t>
+      </w:r>
+    </w:p>
+    <w:p>
+      <w:pPr>
+        <w:pStyle w:val="NormalWeb"/>
+        <w:rPr>
+          <w:rFonts w:ascii="Calibri" w:hAnsi="Calibri" w:cs="Calibri"/>
+          <w:sz w:val="22"/>
+          <w:szCs w:val="22"/>
+        </w:rPr>
+      </w:pPr>
+      <w:r>
+        <w:rPr>
+          <w:rFonts w:ascii="Calibri" w:hAnsi="Calibri" w:cs="Calibri"/>
+          <w:sz w:val="22"/>
+          <w:szCs w:val="22"/>
+        </w:rPr>
+        <w:t xml:space="preserve">&gt; Dada la dimensionalidad creciente, se instruye al equipo de DBAs del área de Operaciones revisar mensualmente el </w:t>
+      </w:r>
+      <w:r>
+        <w:rPr>
+          <w:rStyle w:val="CdigoHTML"/>
+        </w:rPr>
+        <w:t>EXPLAIN PLAN</w:t>
+      </w:r>
+      <w:r>
+        <w:rPr>
+          <w:rFonts w:ascii="Calibri" w:hAnsi="Calibri" w:cs="Calibri"/>
+          <w:sz w:val="22"/>
+          <w:szCs w:val="22"/>
+        </w:rPr>
+        <w:t xml:space="preserve"> de la vista </w:t>
+      </w:r>
+      <w:r>
+        <w:rPr>
+          <w:rStyle w:val="CdigoHTML"/>
+        </w:rPr>
+        <w:t>VW_BI_MUSEMS_REINSCRIPCIONES</w:t>
+      </w:r>
+      <w:r>
+        <w:rPr>
+          <w:rFonts w:ascii="Calibri" w:hAnsi="Calibri" w:cs="Calibri"/>
+          <w:sz w:val="22"/>
+          <w:szCs w:val="22"/>
+        </w:rPr>
+        <w:t>. Si el costo relativo (Cost) excede los umbrales esperados tras el cierre del próximo ciclo escolar masivo, se recomienda instrumentar Índices de Bitmaps o considerarla candidata para Vista Materializada (</w:t>
+      </w:r>
+      <w:r>
+        <w:rPr>
+          <w:rStyle w:val="CdigoHTML"/>
+        </w:rPr>
+        <w:t>MATERIALIZED VIEW</w:t>
+      </w:r>
+      <w:r>
+        <w:rPr>
+          <w:rFonts w:ascii="Calibri" w:hAnsi="Calibri" w:cs="Calibri"/>
+          <w:sz w:val="22"/>
+          <w:szCs w:val="22"/>
+        </w:rPr>
+        <w:t>) de refresco nocturno.</w:t>
+      </w:r>
+    </w:p>
+    <w:p>
+      <w:pPr>
+        <w:rPr>
+          <w:rFonts w:ascii="Calibri" w:eastAsia="Times New Roman" w:hAnsi="Calibri" w:cs="Calibri"/>
+          <w:sz w:val="22"/>
+          <w:szCs w:val="22"/>
+        </w:rPr>
+      </w:pPr>
+      <w:r>
+        <w:rPr>
+          <w:rFonts w:ascii="Calibri" w:eastAsia="Times New Roman" w:hAnsi="Calibri" w:cs="Calibri"/>
+          <w:sz w:val="22"/>
+          <w:szCs w:val="22"/>
+        </w:rPr>
+        <w:pict w14:anchorId="52A47476">
+          <v:rect id="_x0000_i1029" style="width:0;height:1.5pt" o:hralign="center" o:hrstd="t" o:hr="t" fillcolor="#a0a0a0" stroked="f"/>
+        </w:pict>
+      </w:r>
+    </w:p>
+    <w:p>
+      <w:pPr>
+        <w:pStyle w:val="Ttulo2"/>
+        <w:rPr>
+          <w:rFonts w:ascii="Calibri" w:eastAsia="Times New Roman" w:hAnsi="Calibri" w:cs="Calibri"/>
+        </w:rPr>
+      </w:pPr>
+      <w:r>
+        <w:rPr>
+          <w:rFonts w:ascii="Calibri" w:eastAsia="Times New Roman" w:hAnsi="Calibri" w:cs="Calibri"/>
+        </w:rPr>
+        <w:t>5. Inventario de Entregables Finales (Handover Tecnológico)</w:t>
+      </w:r>
+    </w:p>
+    <w:p>
+      <w:pPr>
+        <w:pStyle w:val="NormalWeb"/>
+        <w:rPr>
+          <w:rFonts w:ascii="Calibri" w:hAnsi="Calibri" w:cs="Calibri"/>
+          <w:sz w:val="22"/>
+          <w:szCs w:val="22"/>
+        </w:rPr>
+      </w:pPr>
+      <w:r>
+        <w:rPr>
+          <w:rFonts w:ascii="Calibri" w:hAnsi="Calibri" w:cs="Calibri"/>
+          <w:sz w:val="22"/>
+          <w:szCs w:val="22"/>
+        </w:rPr>
+        <w:t>Como acta que clausura esta dimensión técnica y de ingeniería de datos, se transfieren irrevocablemente a la Secretaría de Educación Pública los siguientes activos probados y certificados:</w:t>
+      </w:r>
+    </w:p>
+    <w:p>
+      <w:pPr>
+        <w:numPr>
+          <w:ilvl w:val="0"/>
+          <w:numId w:val="3"/>
+        </w:numPr>
+        <w:spacing w:before="100" w:beforeAutospacing="1" w:after="100" w:afterAutospacing="1"/>
+        <w:rPr>
+          <w:rFonts w:ascii="Calibri" w:eastAsia="Times New Roman" w:hAnsi="Calibri" w:cs="Calibri"/>
+          <w:sz w:val="22"/>
+          <w:szCs w:val="22"/>
+        </w:rPr>
+      </w:pPr>
+      <w:r>
+        <w:rPr>
+          <w:rStyle w:val="Fuerte"/>
+          <w:rFonts w:ascii="Calibri" w:eastAsia="Times New Roman" w:hAnsi="Calibri" w:cs="Calibri"/>
+          <w:sz w:val="22"/>
+          <w:szCs w:val="22"/>
+        </w:rPr>
+        <w:t xml:space="preserve">Estructura DDL (Directorio </w:t>
+      </w:r>
+      <w:r>
+        <w:rPr>
+          <w:rStyle w:val="CdigoHTML"/>
+          <w:b/>
+          <w:bCs/>
+        </w:rPr>
+        <w:t>/00-Central_Data_Base/</w:t>
+      </w:r>
+      <w:r>
+        <w:rPr>
+          <w:rStyle w:val="Fuerte"/>
+          <w:rFonts w:ascii="Calibri" w:eastAsia="Times New Roman" w:hAnsi="Calibri" w:cs="Calibri"/>
+          <w:sz w:val="22"/>
+          <w:szCs w:val="22"/>
+        </w:rPr>
+        <w:t>):</w:t>
+      </w:r>
+      <w:r>
+        <w:rPr>
+          <w:rFonts w:ascii="Calibri" w:eastAsia="Times New Roman" w:hAnsi="Calibri" w:cs="Calibri"/>
+          <w:sz w:val="22"/>
+          <w:szCs w:val="22"/>
+        </w:rPr>
+        <w:t xml:space="preserve"> Todos los scripts SQL </w:t>
+      </w:r>
+      <w:r>
+        <w:rPr>
+          <w:rStyle w:val="CdigoHTML"/>
+        </w:rPr>
+        <w:t>CREATE VIEW</w:t>
+      </w:r>
+      <w:r>
+        <w:rPr>
+          <w:rFonts w:ascii="Calibri" w:eastAsia="Times New Roman" w:hAnsi="Calibri" w:cs="Calibri"/>
+          <w:sz w:val="22"/>
+          <w:szCs w:val="22"/>
+        </w:rPr>
+        <w:t>, sentencias de privilegios y esquemas de mantenimiento.</w:t>
+      </w:r>
+    </w:p>
+    <w:p>
+      <w:pPr>
+        <w:numPr>
+          <w:ilvl w:val="0"/>
+          <w:numId w:val="3"/>
+        </w:numPr>
+        <w:spacing w:before="100" w:beforeAutospacing="1" w:after="100" w:afterAutospacing="1"/>
+        <w:rPr>
+          <w:rFonts w:ascii="Calibri" w:eastAsia="Times New Roman" w:hAnsi="Calibri" w:cs="Calibri"/>
+          <w:sz w:val="22"/>
+          <w:szCs w:val="22"/>
+        </w:rPr>
+      </w:pPr>
+      <w:r>
+        <w:rPr>
+          <w:rStyle w:val="Fuerte"/>
+          <w:rFonts w:ascii="Calibri" w:eastAsia="Times New Roman" w:hAnsi="Calibri" w:cs="Calibri"/>
+          <w:sz w:val="22"/>
+          <w:szCs w:val="22"/>
+        </w:rPr>
+        <w:t>Entregable Nivel 3 CMMI (09) Diagrama Entidad-Relación:</w:t>
+      </w:r>
+      <w:r>
+        <w:rPr>
+          <w:rFonts w:ascii="Calibri" w:eastAsia="Times New Roman" w:hAnsi="Calibri" w:cs="Calibri"/>
+          <w:sz w:val="22"/>
+          <w:szCs w:val="22"/>
+        </w:rPr>
+        <w:t xml:space="preserve"> Documento exportado y formateado a </w:t>
+      </w:r>
+      <w:r>
+        <w:rPr>
+          <w:rStyle w:val="CdigoHTML"/>
+        </w:rPr>
+        <w:t>.docx</w:t>
+      </w:r>
+      <w:r>
+        <w:rPr>
+          <w:rFonts w:ascii="Calibri" w:eastAsia="Times New Roman" w:hAnsi="Calibri" w:cs="Calibri"/>
+          <w:sz w:val="22"/>
+          <w:szCs w:val="22"/>
+        </w:rPr>
+        <w:t xml:space="preserve"> y </w:t>
+      </w:r>
+      <w:r>
+        <w:rPr>
+          <w:rStyle w:val="CdigoHTML"/>
+        </w:rPr>
+        <w:t>.pdf</w:t>
+      </w:r>
+      <w:r>
+        <w:rPr>
+          <w:rFonts w:ascii="Calibri" w:eastAsia="Times New Roman" w:hAnsi="Calibri" w:cs="Calibri"/>
+          <w:sz w:val="22"/>
+          <w:szCs w:val="22"/>
+        </w:rPr>
+        <w:t xml:space="preserve"> mediante el orquestador automático </w:t>
+      </w:r>
+      <w:r>
+        <w:rPr>
+          <w:rStyle w:val="CdigoHTML"/>
+        </w:rPr>
+        <w:t>generate_docs.py</w:t>
+      </w:r>
+      <w:r>
+        <w:rPr>
+          <w:rFonts w:ascii="Calibri" w:eastAsia="Times New Roman" w:hAnsi="Calibri" w:cs="Calibri"/>
+          <w:sz w:val="22"/>
+          <w:szCs w:val="22"/>
+        </w:rPr>
+        <w:t xml:space="preserve">, certificando las jerarquías relacionales de todo el modelo </w:t>
+      </w:r>
+      <w:r>
+        <w:rPr>
+          <w:rStyle w:val="CdigoHTML"/>
+        </w:rPr>
+        <w:t>CTMU06*</w:t>
+      </w:r>
+      <w:r>
+        <w:rPr>
+          <w:rFonts w:ascii="Calibri" w:eastAsia="Times New Roman" w:hAnsi="Calibri" w:cs="Calibri"/>
+          <w:sz w:val="22"/>
+          <w:szCs w:val="22"/>
+        </w:rPr>
+        <w:t>.</w:t>
+      </w:r>
+    </w:p>
+    <w:p>
+      <w:pPr>
+        <w:numPr>
+          <w:ilvl w:val="0"/>
+          <w:numId w:val="3"/>
+        </w:numPr>
+        <w:spacing w:before="100" w:beforeAutospacing="1" w:after="100" w:afterAutospacing="1"/>
+        <w:rPr>
+          <w:rFonts w:ascii="Calibri" w:eastAsia="Times New Roman" w:hAnsi="Calibri" w:cs="Calibri"/>
+          <w:sz w:val="22"/>
+          <w:szCs w:val="22"/>
+        </w:rPr>
+      </w:pPr>
+      <w:r>
+        <w:rPr>
+          <w:rStyle w:val="Fuerte"/>
+          <w:rFonts w:ascii="Calibri" w:eastAsia="Times New Roman" w:hAnsi="Calibri" w:cs="Calibri"/>
+          <w:sz w:val="22"/>
+          <w:szCs w:val="22"/>
+        </w:rPr>
+        <w:t>Entregable Nivel 3 CMMI (10) Diccionario de Datos Oficial:</w:t>
+      </w:r>
+      <w:r>
+        <w:rPr>
+          <w:rFonts w:ascii="Calibri" w:eastAsia="Times New Roman" w:hAnsi="Calibri" w:cs="Calibri"/>
+          <w:sz w:val="22"/>
+          <w:szCs w:val="22"/>
+        </w:rPr>
+        <w:t xml:space="preserve"> Tabla extendida conteniendo el tipo, la cardinalidad y el propósito exacto tanto de las tablas maestras como de las </w:t>
+      </w:r>
+      <w:r>
+        <w:rPr>
+          <w:rStyle w:val="Fuerte"/>
+          <w:rFonts w:ascii="Calibri" w:eastAsia="Times New Roman" w:hAnsi="Calibri" w:cs="Calibri"/>
+          <w:sz w:val="22"/>
+          <w:szCs w:val="22"/>
+        </w:rPr>
+        <w:t>9 Vistas Analíticas</w:t>
+      </w:r>
+      <w:r>
+        <w:rPr>
+          <w:rFonts w:ascii="Calibri" w:eastAsia="Times New Roman" w:hAnsi="Calibri" w:cs="Calibri"/>
+          <w:sz w:val="22"/>
+          <w:szCs w:val="22"/>
+        </w:rPr>
+        <w:t>.</w:t>
+      </w:r>
+    </w:p>
+    <w:p>
+      <w:pPr>
+        <w:numPr>
+          <w:ilvl w:val="0"/>
+          <w:numId w:val="3"/>
+        </w:numPr>
+        <w:spacing w:before="100" w:beforeAutospacing="1" w:after="100" w:afterAutospacing="1"/>
+        <w:rPr>
+          <w:rFonts w:ascii="Calibri" w:eastAsia="Times New Roman" w:hAnsi="Calibri" w:cs="Calibri"/>
+          <w:sz w:val="22"/>
+          <w:szCs w:val="22"/>
+        </w:rPr>
+      </w:pPr>
+      <w:r>
+        <w:rPr>
+          <w:rStyle w:val="Fuerte"/>
+          <w:rFonts w:ascii="Calibri" w:eastAsia="Times New Roman" w:hAnsi="Calibri" w:cs="Calibri"/>
+          <w:sz w:val="22"/>
+          <w:szCs w:val="22"/>
+        </w:rPr>
+        <w:t>Entregable Nivel 3 CMMI (02) Scripts de Carga Simulada:</w:t>
+      </w:r>
+      <w:r>
+        <w:rPr>
+          <w:rFonts w:ascii="Calibri" w:eastAsia="Times New Roman" w:hAnsi="Calibri" w:cs="Calibri"/>
+          <w:sz w:val="22"/>
+          <w:szCs w:val="22"/>
+        </w:rPr>
+        <w:t xml:space="preserve"> Se entregan utilerías ubicadas en el directorio </w:t>
+      </w:r>
+      <w:r>
+        <w:rPr>
+          <w:rStyle w:val="CdigoHTML"/>
+        </w:rPr>
+        <w:t>02-Scripts_Prueba_Unitarias</w:t>
+      </w:r>
+      <w:r>
+        <w:rPr>
+          <w:rFonts w:ascii="Calibri" w:eastAsia="Times New Roman" w:hAnsi="Calibri" w:cs="Calibri"/>
+          <w:sz w:val="22"/>
+          <w:szCs w:val="22"/>
+        </w:rPr>
+        <w:t xml:space="preserve"> conteniendo rutinas para insertar más de 68,000 registros ficticios asimétricos usados exitosamente durante nuestras pruebas de estrés QA.</w:t>
+      </w:r>
+    </w:p>
+    <w:p>
+      <w:pPr>
+        <w:pStyle w:val="NormalWeb"/>
+        <w:rPr>
+          <w:rFonts w:ascii="Calibri" w:hAnsi="Calibri" w:cs="Calibri"/>
+          <w:sz w:val="22"/>
+          <w:szCs w:val="22"/>
+        </w:rPr>
+      </w:pPr>
+      <w:r>
+        <w:rPr>
+          <w:rFonts w:ascii="Calibri" w:hAnsi="Calibri" w:cs="Calibri"/>
+          <w:sz w:val="22"/>
+          <w:szCs w:val="22"/>
+        </w:rPr>
+        <w:t>Con el presente volumen de ingeniería documentada, se declara exitosamente entregado, purgado y plenamente operacional el modelo de persistencia e inteligencia analítica del proyecto MUSEMS.</w:t>
       </w:r>
     </w:p>
     <w:sectPr>
@@ -625,9 +1560,9 @@
 <file path=word/numbering.xml><?xml version="1.0" encoding="utf-8"?>
 <w:numbering xmlns:wpc="http://schemas.microsoft.com/office/word/2010/wordprocessingCanvas" xmlns:cx="http://schemas.microsoft.com/office/drawing/2014/chartex" xmlns:cx1="http://schemas.microsoft.com/office/drawing/2015/9/8/chartex" xmlns:cx2="http://schemas.microsoft.com/office/drawing/2015/10/21/chartex" xmlns:cx3="http://schemas.microsoft.com/office/drawing/2016/5/9/chartex" xmlns:cx4="http://schemas.microsoft.com/office/drawing/2016/5/10/chartex" xmlns:cx5="http://schemas.microsoft.com/office/drawing/2016/5/11/chartex" xmlns:cx6="http://schemas.microsoft.com/office/drawing/2016/5/12/chartex" xmlns:cx7="http://schemas.microsoft.com/office/drawing/2016/5/13/chartex" xmlns:cx8="http://schemas.microsoft.com/office/drawing/2016/5/14/chartex" xmlns:mc="http://schemas.openxmlformats.org/markup-compatibility/2006" xmlns:aink="http://schemas.microsoft.com/office/drawing/2016/ink" xmlns:am3d="http://schemas.microsoft.com/office/drawing/2017/model3d" xmlns:o="urn:schemas-microsoft-com:office:office" xmlns:oel="http://schemas.microsoft.com/office/2019/extlst" xmlns:r="http://schemas.openxmlformats.org/officeDocument/2006/relationships" xmlns:m="http://schemas.openxmlformats.org/officeDocument/2006/math" xmlns:v="urn:schemas-microsoft-com:vml" xmlns:wp14="http://schemas.microsoft.com/office/word/2010/wordprocessingDrawing" xmlns:wp="http://schemas.openxmlformats.org/drawingml/2006/wordprocessingDrawing" xmlns:w10="urn:schemas-microsoft-com:office:word" xmlns:w="http://schemas.openxmlformats.org/wordprocessingml/2006/main" xmlns:w14="http://schemas.microsoft.com/office/word/2010/wordml" xmlns:w15="http://schemas.microsoft.com/office/word/2012/wordml" xmlns:w16cex="http://schemas.microsoft.com/office/word/2018/wordml/cex" xmlns:w16cid="http://schemas.microsoft.com/office/word/2016/wordml/cid" xmlns:w16="http://schemas.microsoft.com/office/word/2018/wordml" xmlns:w16du="http://schemas.microsoft.com/office/word/2023/wordml/word16du" xmlns:w16sdtdh="http://schemas.microsoft.com/office/word/2020/wordml/sdtdatahash" xmlns:w16sdtfl="http://schemas.microsoft.com/office/word/2024/wordml/sdtformatlock" xmlns:w16se="http://schemas.microsoft.com/office/word/2015/wordml/symex" xmlns:wpg="http://schemas.microsoft.com/office/word/2010/wordprocessingGroup" xmlns:wpi="http://schemas.microsoft.com/office/word/2010/wordprocessingInk" xmlns:wne="http://schemas.microsoft.com/office/word/2006/wordml" xmlns:wps="http://schemas.microsoft.com/office/word/2010/wordprocessingShape" mc:Ignorable="w14 w15 w16se w16cid w16 w16cex w16sdtdh w16sdtfl w16du wp14">
   <w:abstractNum w:abstractNumId="0" w15:restartNumberingAfterBreak="0">
-    <w:nsid w:val="4405349D"/>
+    <w:nsid w:val="1267397D"/>
     <w:multiLevelType w:val="multilevel"/>
-    <w:tmpl w:val="B932259E"/>
+    <w:tmpl w:val="7696CE20"/>
     <w:lvl w:ilvl="0">
       <w:start w:val="1"/>
       <w:numFmt w:val="bullet"/>
@@ -774,9 +1709,9 @@
     </w:lvl>
   </w:abstractNum>
   <w:abstractNum w:abstractNumId="1" w15:restartNumberingAfterBreak="0">
-    <w:nsid w:val="542007F7"/>
+    <w:nsid w:val="1D5F7227"/>
     <w:multiLevelType w:val="multilevel"/>
-    <w:tmpl w:val="96825CE4"/>
+    <w:tmpl w:val="3CBC6040"/>
     <w:lvl w:ilvl="0">
       <w:start w:val="1"/>
       <w:numFmt w:val="bullet"/>
@@ -922,11 +1857,163 @@
       </w:rPr>
     </w:lvl>
   </w:abstractNum>
-  <w:num w:numId="1" w16cid:durableId="880753282">
+  <w:abstractNum w:abstractNumId="2" w15:restartNumberingAfterBreak="0">
+    <w:nsid w:val="466C54B1"/>
+    <w:multiLevelType w:val="multilevel"/>
+    <w:tmpl w:val="61FC698C"/>
+    <w:lvl w:ilvl="0">
+      <w:start w:val="1"/>
+      <w:numFmt w:val="bullet"/>
+      <w:lvlText w:val=""/>
+      <w:lvlJc w:val="left"/>
+      <w:pPr>
+        <w:tabs>
+          <w:tab w:val="num" w:pos="720"/>
+        </w:tabs>
+        <w:ind w:left="720" w:hanging="360"/>
+      </w:pPr>
+      <w:rPr>
+        <w:rFonts w:ascii="Symbol" w:hAnsi="Symbol" w:hint="default"/>
+        <w:sz w:val="20"/>
+      </w:rPr>
+    </w:lvl>
+    <w:lvl w:ilvl="1" w:tentative="1">
+      <w:start w:val="1"/>
+      <w:numFmt w:val="bullet"/>
+      <w:lvlText w:val="o"/>
+      <w:lvlJc w:val="left"/>
+      <w:pPr>
+        <w:tabs>
+          <w:tab w:val="num" w:pos="1440"/>
+        </w:tabs>
+        <w:ind w:left="1440" w:hanging="360"/>
+      </w:pPr>
+      <w:rPr>
+        <w:rFonts w:ascii="Courier New" w:hAnsi="Courier New" w:hint="default"/>
+        <w:sz w:val="20"/>
+      </w:rPr>
+    </w:lvl>
+    <w:lvl w:ilvl="2" w:tentative="1">
+      <w:start w:val="1"/>
+      <w:numFmt w:val="bullet"/>
+      <w:lvlText w:val=""/>
+      <w:lvlJc w:val="left"/>
+      <w:pPr>
+        <w:tabs>
+          <w:tab w:val="num" w:pos="2160"/>
+        </w:tabs>
+        <w:ind w:left="2160" w:hanging="360"/>
+      </w:pPr>
+      <w:rPr>
+        <w:rFonts w:ascii="Wingdings" w:hAnsi="Wingdings" w:hint="default"/>
+        <w:sz w:val="20"/>
+      </w:rPr>
+    </w:lvl>
+    <w:lvl w:ilvl="3" w:tentative="1">
+      <w:start w:val="1"/>
+      <w:numFmt w:val="bullet"/>
+      <w:lvlText w:val=""/>
+      <w:lvlJc w:val="left"/>
+      <w:pPr>
+        <w:tabs>
+          <w:tab w:val="num" w:pos="2880"/>
+        </w:tabs>
+        <w:ind w:left="2880" w:hanging="360"/>
+      </w:pPr>
+      <w:rPr>
+        <w:rFonts w:ascii="Wingdings" w:hAnsi="Wingdings" w:hint="default"/>
+        <w:sz w:val="20"/>
+      </w:rPr>
+    </w:lvl>
+    <w:lvl w:ilvl="4" w:tentative="1">
+      <w:start w:val="1"/>
+      <w:numFmt w:val="bullet"/>
+      <w:lvlText w:val=""/>
+      <w:lvlJc w:val="left"/>
+      <w:pPr>
+        <w:tabs>
+          <w:tab w:val="num" w:pos="3600"/>
+        </w:tabs>
+        <w:ind w:left="3600" w:hanging="360"/>
+      </w:pPr>
+      <w:rPr>
+        <w:rFonts w:ascii="Wingdings" w:hAnsi="Wingdings" w:hint="default"/>
+        <w:sz w:val="20"/>
+      </w:rPr>
+    </w:lvl>
+    <w:lvl w:ilvl="5" w:tentative="1">
+      <w:start w:val="1"/>
+      <w:numFmt w:val="bullet"/>
+      <w:lvlText w:val=""/>
+      <w:lvlJc w:val="left"/>
+      <w:pPr>
+        <w:tabs>
+          <w:tab w:val="num" w:pos="4320"/>
+        </w:tabs>
+        <w:ind w:left="4320" w:hanging="360"/>
+      </w:pPr>
+      <w:rPr>
+        <w:rFonts w:ascii="Wingdings" w:hAnsi="Wingdings" w:hint="default"/>
+        <w:sz w:val="20"/>
+      </w:rPr>
+    </w:lvl>
+    <w:lvl w:ilvl="6" w:tentative="1">
+      <w:start w:val="1"/>
+      <w:numFmt w:val="bullet"/>
+      <w:lvlText w:val=""/>
+      <w:lvlJc w:val="left"/>
+      <w:pPr>
+        <w:tabs>
+          <w:tab w:val="num" w:pos="5040"/>
+        </w:tabs>
+        <w:ind w:left="5040" w:hanging="360"/>
+      </w:pPr>
+      <w:rPr>
+        <w:rFonts w:ascii="Wingdings" w:hAnsi="Wingdings" w:hint="default"/>
+        <w:sz w:val="20"/>
+      </w:rPr>
+    </w:lvl>
+    <w:lvl w:ilvl="7" w:tentative="1">
+      <w:start w:val="1"/>
+      <w:numFmt w:val="bullet"/>
+      <w:lvlText w:val=""/>
+      <w:lvlJc w:val="left"/>
+      <w:pPr>
+        <w:tabs>
+          <w:tab w:val="num" w:pos="5760"/>
+        </w:tabs>
+        <w:ind w:left="5760" w:hanging="360"/>
+      </w:pPr>
+      <w:rPr>
+        <w:rFonts w:ascii="Wingdings" w:hAnsi="Wingdings" w:hint="default"/>
+        <w:sz w:val="20"/>
+      </w:rPr>
+    </w:lvl>
+    <w:lvl w:ilvl="8" w:tentative="1">
+      <w:start w:val="1"/>
+      <w:numFmt w:val="bullet"/>
+      <w:lvlText w:val=""/>
+      <w:lvlJc w:val="left"/>
+      <w:pPr>
+        <w:tabs>
+          <w:tab w:val="num" w:pos="6480"/>
+        </w:tabs>
+        <w:ind w:left="6480" w:hanging="360"/>
+      </w:pPr>
+      <w:rPr>
+        <w:rFonts w:ascii="Wingdings" w:hAnsi="Wingdings" w:hint="default"/>
+        <w:sz w:val="20"/>
+      </w:rPr>
+    </w:lvl>
+  </w:abstractNum>
+  <w:num w:numId="1" w16cid:durableId="1353721124">
+    <w:abstractNumId w:val="2"/>
+  </w:num>
+  <w:num w:numId="2" w16cid:durableId="1834955849">
+    <w:abstractNumId w:val="1"/>
+  </w:num>
+  <w:num w:numId="3" w16cid:durableId="383598920">
     <w:abstractNumId w:val="0"/>
-  </w:num>
-  <w:num w:numId="2" w16cid:durableId="317460612">
-    <w:abstractNumId w:val="1"/>
   </w:num>
 </w:numbering>
 </file>
